--- a/기획서/기획서.docx
+++ b/기획서/기획서.docx
@@ -29,9 +29,8 @@
     <w:p>
       <w:pPr>
         <w:rPr>
-          <w:rFonts w:hint="eastAsia"/>
-          <w:sz w:val="20"/>
-          <w:szCs w:val="22"/>
+          <w:sz w:val="12"/>
+          <w:szCs w:val="14"/>
         </w:rPr>
       </w:pPr>
     </w:p>
@@ -65,7 +64,6 @@
       <w:pPr>
         <w:ind w:left="567"/>
         <w:rPr>
-          <w:rFonts w:hint="eastAsia"/>
           <w:sz w:val="12"/>
           <w:szCs w:val="12"/>
         </w:rPr>
@@ -214,7 +212,23 @@
           <w:sz w:val="20"/>
           <w:szCs w:val="22"/>
         </w:rPr>
-        <w:t>의 공식을 지루해하는 20대-30대 게이머</w:t>
+        <w:t xml:space="preserve">의 공식을 </w:t>
+      </w:r>
+      <w:proofErr w:type="spellStart"/>
+      <w:r>
+        <w:rPr>
+          <w:sz w:val="20"/>
+          <w:szCs w:val="22"/>
+        </w:rPr>
+        <w:t>지루해하는</w:t>
+      </w:r>
+      <w:proofErr w:type="spellEnd"/>
+      <w:r>
+        <w:rPr>
+          <w:sz w:val="20"/>
+          <w:szCs w:val="22"/>
+        </w:rPr>
+        <w:t xml:space="preserve"> 20대-30대 게이머</w:t>
       </w:r>
       <w:r>
         <w:br/>
@@ -261,6 +275,7 @@
           <w:szCs w:val="22"/>
         </w:rPr>
       </w:pPr>
+      <w:proofErr w:type="gramStart"/>
       <w:r>
         <w:rPr>
           <w:rFonts w:hint="eastAsia"/>
@@ -275,7 +290,16 @@
           <w:sz w:val="20"/>
           <w:szCs w:val="22"/>
         </w:rPr>
-        <w:t xml:space="preserve"> : </w:t>
+        <w:t xml:space="preserve"> :</w:t>
+      </w:r>
+      <w:proofErr w:type="gramEnd"/>
+      <w:r>
+        <w:rPr>
+          <w:rFonts w:hint="eastAsia"/>
+          <w:sz w:val="20"/>
+          <w:szCs w:val="22"/>
+        </w:rPr>
+        <w:t xml:space="preserve"> </w:t>
       </w:r>
       <w:r>
         <w:rPr>
@@ -297,6 +321,7 @@
           <w:szCs w:val="22"/>
         </w:rPr>
       </w:pPr>
+      <w:proofErr w:type="gramStart"/>
       <w:r>
         <w:rPr>
           <w:rFonts w:hint="eastAsia"/>
@@ -318,7 +343,15 @@
           <w:sz w:val="20"/>
           <w:szCs w:val="22"/>
         </w:rPr>
-        <w:t>: 8GB RAM 이상</w:t>
+        <w:t>:</w:t>
+      </w:r>
+      <w:proofErr w:type="gramEnd"/>
+      <w:r>
+        <w:rPr>
+          <w:sz w:val="20"/>
+          <w:szCs w:val="22"/>
+        </w:rPr>
+        <w:t xml:space="preserve"> 8GB RAM 이상</w:t>
       </w:r>
     </w:p>
     <w:p>
@@ -333,6 +366,7 @@
           <w:szCs w:val="22"/>
         </w:rPr>
       </w:pPr>
+      <w:proofErr w:type="gramStart"/>
       <w:r>
         <w:rPr>
           <w:rFonts w:hint="eastAsia"/>
@@ -354,7 +388,15 @@
           <w:sz w:val="20"/>
           <w:szCs w:val="22"/>
         </w:rPr>
-        <w:t>: GTX 1060 이상</w:t>
+        <w:t>:</w:t>
+      </w:r>
+      <w:proofErr w:type="gramEnd"/>
+      <w:r>
+        <w:rPr>
+          <w:sz w:val="20"/>
+          <w:szCs w:val="22"/>
+        </w:rPr>
+        <w:t xml:space="preserve"> GTX 1060 이상</w:t>
       </w:r>
     </w:p>
     <w:p>
@@ -369,6 +411,7 @@
           <w:szCs w:val="22"/>
         </w:rPr>
       </w:pPr>
+      <w:proofErr w:type="gramStart"/>
       <w:r>
         <w:rPr>
           <w:sz w:val="20"/>
@@ -389,7 +432,15 @@
           <w:sz w:val="20"/>
           <w:szCs w:val="22"/>
         </w:rPr>
-        <w:t>: Ryzen 5 3600 이상</w:t>
+        <w:t>:</w:t>
+      </w:r>
+      <w:proofErr w:type="gramEnd"/>
+      <w:r>
+        <w:rPr>
+          <w:sz w:val="20"/>
+          <w:szCs w:val="22"/>
+        </w:rPr>
+        <w:t xml:space="preserve"> Ryzen 5 3600 이상</w:t>
       </w:r>
     </w:p>
     <w:p>
@@ -404,6 +455,7 @@
           <w:szCs w:val="14"/>
         </w:rPr>
       </w:pPr>
+      <w:proofErr w:type="gramStart"/>
       <w:r>
         <w:rPr>
           <w:rFonts w:hint="eastAsia"/>
@@ -425,7 +477,15 @@
           <w:sz w:val="20"/>
           <w:szCs w:val="22"/>
         </w:rPr>
-        <w:t>: 1920x1080 해상도</w:t>
+        <w:t>:</w:t>
+      </w:r>
+      <w:proofErr w:type="gramEnd"/>
+      <w:r>
+        <w:rPr>
+          <w:sz w:val="20"/>
+          <w:szCs w:val="22"/>
+        </w:rPr>
+        <w:t xml:space="preserve"> 1920x1080 해상도</w:t>
       </w:r>
       <w:r>
         <w:rPr>
@@ -488,6 +548,7 @@
         </w:rPr>
         <w:br/>
       </w:r>
+      <w:proofErr w:type="spellStart"/>
       <w:r>
         <w:rPr>
           <w:rFonts w:hint="eastAsia"/>
@@ -496,6 +557,7 @@
         </w:rPr>
         <w:t>어딜가나</w:t>
       </w:r>
+      <w:proofErr w:type="spellEnd"/>
       <w:r>
         <w:rPr>
           <w:sz w:val="20"/>
@@ -545,7 +607,23 @@
           <w:sz w:val="20"/>
           <w:szCs w:val="22"/>
         </w:rPr>
-        <w:t xml:space="preserve"> 합보다 뛰어난 합으로 물리쳐가며 만악의 근원을 퇴치하자.</w:t>
+        <w:t xml:space="preserve"> 합보다 뛰어난 합으로 물리쳐가며 </w:t>
+      </w:r>
+      <w:proofErr w:type="spellStart"/>
+      <w:r>
+        <w:rPr>
+          <w:sz w:val="20"/>
+          <w:szCs w:val="22"/>
+        </w:rPr>
+        <w:t>만악의</w:t>
+      </w:r>
+      <w:proofErr w:type="spellEnd"/>
+      <w:r>
+        <w:rPr>
+          <w:sz w:val="20"/>
+          <w:szCs w:val="22"/>
+        </w:rPr>
+        <w:t xml:space="preserve"> 근원을 퇴치하자.</w:t>
       </w:r>
       <w:r>
         <w:rPr>
@@ -567,8 +645,17 @@
           <w:sz w:val="20"/>
           <w:szCs w:val="22"/>
         </w:rPr>
-        <w:t xml:space="preserve"> 기억들이 돌아오고 새롭게 빛날 수 있을 것인가.</w:t>
-      </w:r>
+        <w:t xml:space="preserve"> 기억들이 돌아오고 새롭게 빛날 수 있을 </w:t>
+      </w:r>
+      <w:proofErr w:type="gramStart"/>
+      <w:r>
+        <w:rPr>
+          <w:sz w:val="20"/>
+          <w:szCs w:val="22"/>
+        </w:rPr>
+        <w:t>것인가.</w:t>
+      </w:r>
+      <w:proofErr w:type="gramEnd"/>
     </w:p>
     <w:p>
       <w:pPr>
@@ -588,7 +675,8 @@
         <w:autoSpaceDE/>
         <w:autoSpaceDN/>
         <w:rPr>
-          <w:rFonts w:hint="eastAsia"/>
+          <w:sz w:val="12"/>
+          <w:szCs w:val="14"/>
         </w:rPr>
       </w:pPr>
     </w:p>
@@ -737,7 +825,23 @@
           <w:sz w:val="20"/>
           <w:szCs w:val="22"/>
         </w:rPr>
-        <w:t xml:space="preserve"> 맵 기믹과 적의 전술을 파악하고 파티원과 협력해 대응하며</w:t>
+        <w:t xml:space="preserve"> 맵 </w:t>
+      </w:r>
+      <w:proofErr w:type="spellStart"/>
+      <w:r>
+        <w:rPr>
+          <w:sz w:val="20"/>
+          <w:szCs w:val="22"/>
+        </w:rPr>
+        <w:t>기믹과</w:t>
+      </w:r>
+      <w:proofErr w:type="spellEnd"/>
+      <w:r>
+        <w:rPr>
+          <w:sz w:val="20"/>
+          <w:szCs w:val="22"/>
+        </w:rPr>
+        <w:t xml:space="preserve"> 적의 전술을 파악하고 파티원과 협력해 대응하며</w:t>
       </w:r>
       <w:r>
         <w:rPr>
@@ -765,9 +869,6 @@
     <w:p>
       <w:pPr>
         <w:jc w:val="center"/>
-        <w:rPr>
-          <w:rFonts w:hint="eastAsia"/>
-        </w:rPr>
       </w:pPr>
       <w:r>
         <w:rPr>
@@ -789,7 +890,7 @@
                     <pic:cNvPicPr/>
                   </pic:nvPicPr>
                   <pic:blipFill>
-                    <a:blip r:embed="rId6"/>
+                    <a:blip r:embed="rId8"/>
                     <a:stretch>
                       <a:fillRect/>
                     </a:stretch>
@@ -829,7 +930,7 @@
                     <pic:cNvPicPr/>
                   </pic:nvPicPr>
                   <pic:blipFill>
-                    <a:blip r:embed="rId7"/>
+                    <a:blip r:embed="rId9"/>
                     <a:stretch>
                       <a:fillRect/>
                     </a:stretch>
@@ -852,6 +953,15 @@
     </w:p>
     <w:p>
       <w:pPr>
+        <w:rPr>
+          <w:rFonts w:hint="eastAsia"/>
+          <w:sz w:val="12"/>
+          <w:szCs w:val="14"/>
+        </w:rPr>
+      </w:pPr>
+    </w:p>
+    <w:p>
+      <w:pPr>
         <w:pStyle w:val="a6"/>
         <w:numPr>
           <w:ilvl w:val="1"/>
@@ -967,7 +1077,25 @@
           <w:sz w:val="20"/>
           <w:szCs w:val="22"/>
         </w:rPr>
-        <w:t>적 네임드 몬스터의 뛰어난 통솔 때문에 공성전의 공격 측이 된 것 같은</w:t>
+        <w:t xml:space="preserve">적 </w:t>
+      </w:r>
+      <w:proofErr w:type="spellStart"/>
+      <w:r>
+        <w:rPr>
+          <w:rFonts w:hint="eastAsia"/>
+          <w:sz w:val="20"/>
+          <w:szCs w:val="22"/>
+        </w:rPr>
+        <w:t>네임드</w:t>
+      </w:r>
+      <w:proofErr w:type="spellEnd"/>
+      <w:r>
+        <w:rPr>
+          <w:rFonts w:hint="eastAsia"/>
+          <w:sz w:val="20"/>
+          <w:szCs w:val="22"/>
+        </w:rPr>
+        <w:t xml:space="preserve"> 몬스터의 뛰어난 통솔 때문에 공성전의 공격 측이 된 것 같은</w:t>
       </w:r>
       <w:r>
         <w:rPr>
@@ -1004,13 +1132,23 @@
           <w:szCs w:val="22"/>
         </w:rPr>
       </w:pPr>
-      <w:r>
-        <w:rPr>
-          <w:rFonts w:hint="eastAsia"/>
-          <w:sz w:val="20"/>
-          <w:szCs w:val="22"/>
-        </w:rPr>
-        <w:t>네임드 몬스터의 통솔은 몰이사냥을 할 수 있는 기회가 된다.</w:t>
+      <w:proofErr w:type="spellStart"/>
+      <w:r>
+        <w:rPr>
+          <w:rFonts w:hint="eastAsia"/>
+          <w:sz w:val="20"/>
+          <w:szCs w:val="22"/>
+        </w:rPr>
+        <w:t>네임드</w:t>
+      </w:r>
+      <w:proofErr w:type="spellEnd"/>
+      <w:r>
+        <w:rPr>
+          <w:rFonts w:hint="eastAsia"/>
+          <w:sz w:val="20"/>
+          <w:szCs w:val="22"/>
+        </w:rPr>
+        <w:t xml:space="preserve"> 몬스터의 통솔은 몰이사냥을 할 수 있는 기회가 된다.</w:t>
       </w:r>
     </w:p>
     <w:p>
@@ -1031,7 +1169,25 @@
           <w:sz w:val="20"/>
           <w:szCs w:val="22"/>
         </w:rPr>
-        <w:t>퇴치한 네임드 몬스터는 동료가 되어 전설의 무기를 얻을 수 있는</w:t>
+        <w:t xml:space="preserve">퇴치한 </w:t>
+      </w:r>
+      <w:proofErr w:type="spellStart"/>
+      <w:r>
+        <w:rPr>
+          <w:rFonts w:hint="eastAsia"/>
+          <w:sz w:val="20"/>
+          <w:szCs w:val="22"/>
+        </w:rPr>
+        <w:t>네임드</w:t>
+      </w:r>
+      <w:proofErr w:type="spellEnd"/>
+      <w:r>
+        <w:rPr>
+          <w:rFonts w:hint="eastAsia"/>
+          <w:sz w:val="20"/>
+          <w:szCs w:val="22"/>
+        </w:rPr>
+        <w:t xml:space="preserve"> 몬스터는 동료가 되어 전설의 무기를 얻을 수 있는</w:t>
       </w:r>
       <w:r>
         <w:rPr>
@@ -1052,9 +1208,8 @@
     <w:p>
       <w:pPr>
         <w:rPr>
-          <w:rFonts w:hint="eastAsia"/>
-          <w:sz w:val="20"/>
-          <w:szCs w:val="22"/>
+          <w:sz w:val="12"/>
+          <w:szCs w:val="14"/>
         </w:rPr>
       </w:pPr>
     </w:p>
@@ -1066,7 +1221,6 @@
           <w:numId w:val="5"/>
         </w:numPr>
         <w:rPr>
-          <w:rFonts w:hint="eastAsia"/>
           <w:sz w:val="24"/>
         </w:rPr>
       </w:pPr>
@@ -1110,13 +1264,31 @@
           <w:sz w:val="20"/>
           <w:szCs w:val="20"/>
         </w:rPr>
-        <w:t>과 그를 격파할 수 있도록 설계된 맵 기믹,</w:t>
-      </w:r>
-      <w:r>
-        <w:rPr>
+        <w:t xml:space="preserve">과 그를 격파할 수 있도록 설계된 맵 </w:t>
+      </w:r>
+      <w:proofErr w:type="spellStart"/>
+      <w:r>
+        <w:rPr>
+          <w:rFonts w:hint="eastAsia"/>
           <w:sz w:val="20"/>
           <w:szCs w:val="20"/>
         </w:rPr>
+        <w:t>기믹</w:t>
+      </w:r>
+      <w:proofErr w:type="spellEnd"/>
+      <w:r>
+        <w:rPr>
+          <w:rFonts w:hint="eastAsia"/>
+          <w:sz w:val="20"/>
+          <w:szCs w:val="20"/>
+        </w:rPr>
+        <w:t>,</w:t>
+      </w:r>
+      <w:r>
+        <w:rPr>
+          <w:sz w:val="20"/>
+          <w:szCs w:val="20"/>
+        </w:rPr>
         <w:br/>
       </w:r>
       <w:r>
@@ -1196,7 +1368,25 @@
           <w:sz w:val="20"/>
           <w:szCs w:val="20"/>
         </w:rPr>
-        <w:t>무기의 성장을 위한 딜량 몰아주기 노가다에 특화된 효율적인 몰이사냥 지역</w:t>
+        <w:t xml:space="preserve">무기의 성장을 위한 </w:t>
+      </w:r>
+      <w:proofErr w:type="spellStart"/>
+      <w:r>
+        <w:rPr>
+          <w:rFonts w:hint="eastAsia"/>
+          <w:sz w:val="20"/>
+          <w:szCs w:val="20"/>
+        </w:rPr>
+        <w:t>딜량</w:t>
+      </w:r>
+      <w:proofErr w:type="spellEnd"/>
+      <w:r>
+        <w:rPr>
+          <w:rFonts w:hint="eastAsia"/>
+          <w:sz w:val="20"/>
+          <w:szCs w:val="20"/>
+        </w:rPr>
+        <w:t xml:space="preserve"> 몰아주기 노가다에 특화된 효율적인 몰이사냥 지역</w:t>
       </w:r>
     </w:p>
     <w:p>
@@ -1217,14 +1407,32 @@
           <w:sz w:val="20"/>
           <w:szCs w:val="20"/>
         </w:rPr>
-        <w:t xml:space="preserve">길목을 막는 네임드 몬스터를 회피하려면 목숨을 불사하고 </w:t>
-      </w:r>
+        <w:t xml:space="preserve">길목을 막는 </w:t>
+      </w:r>
+      <w:proofErr w:type="spellStart"/>
       <w:r>
         <w:rPr>
           <w:rFonts w:hint="eastAsia"/>
           <w:sz w:val="20"/>
           <w:szCs w:val="20"/>
         </w:rPr>
+        <w:t>네임드</w:t>
+      </w:r>
+      <w:proofErr w:type="spellEnd"/>
+      <w:r>
+        <w:rPr>
+          <w:rFonts w:hint="eastAsia"/>
+          <w:sz w:val="20"/>
+          <w:szCs w:val="20"/>
+        </w:rPr>
+        <w:t xml:space="preserve"> 몬스터를 회피하려면 목숨을 불사하고 </w:t>
+      </w:r>
+      <w:r>
+        <w:rPr>
+          <w:rFonts w:hint="eastAsia"/>
+          <w:sz w:val="20"/>
+          <w:szCs w:val="20"/>
+        </w:rPr>
         <w:t xml:space="preserve">길목을 </w:t>
       </w:r>
       <w:r>
@@ -1248,8 +1456,18 @@
           <w:sz w:val="20"/>
           <w:szCs w:val="20"/>
         </w:rPr>
-        <w:t>왔던 길로 되돌아가야 하는 이지선다</w:t>
-      </w:r>
+        <w:t xml:space="preserve">왔던 길로 되돌아가야 하는 </w:t>
+      </w:r>
+      <w:proofErr w:type="spellStart"/>
+      <w:r>
+        <w:rPr>
+          <w:rFonts w:hint="eastAsia"/>
+          <w:sz w:val="20"/>
+          <w:szCs w:val="20"/>
+        </w:rPr>
+        <w:t>이지선다</w:t>
+      </w:r>
+      <w:proofErr w:type="spellEnd"/>
     </w:p>
     <w:p>
       <w:pPr>
@@ -1269,13 +1487,31 @@
           <w:sz w:val="20"/>
           <w:szCs w:val="20"/>
         </w:rPr>
-        <w:t>어려운 네임드 몬스터를 격파하고 더 뛰어난 전설의 무기를 얻느냐,</w:t>
-      </w:r>
-      <w:r>
-        <w:rPr>
+        <w:t xml:space="preserve">어려운 </w:t>
+      </w:r>
+      <w:proofErr w:type="spellStart"/>
+      <w:r>
+        <w:rPr>
+          <w:rFonts w:hint="eastAsia"/>
           <w:sz w:val="20"/>
           <w:szCs w:val="20"/>
         </w:rPr>
+        <w:t>네임드</w:t>
+      </w:r>
+      <w:proofErr w:type="spellEnd"/>
+      <w:r>
+        <w:rPr>
+          <w:rFonts w:hint="eastAsia"/>
+          <w:sz w:val="20"/>
+          <w:szCs w:val="20"/>
+        </w:rPr>
+        <w:t xml:space="preserve"> 몬스터를 격파하고 더 뛰어난 전설의 무기를 얻느냐,</w:t>
+      </w:r>
+      <w:r>
+        <w:rPr>
+          <w:sz w:val="20"/>
+          <w:szCs w:val="20"/>
+        </w:rPr>
         <w:br/>
       </w:r>
       <w:r>
@@ -1284,8 +1520,36 @@
           <w:sz w:val="20"/>
           <w:szCs w:val="20"/>
         </w:rPr>
-        <w:t>기존의 무기로 만족하고 다음 스테이지로 넘어가느냐의 이지선다</w:t>
-      </w:r>
+        <w:t xml:space="preserve">기존의 무기로 만족하고 다음 스테이지로 </w:t>
+      </w:r>
+      <w:proofErr w:type="spellStart"/>
+      <w:r>
+        <w:rPr>
+          <w:rFonts w:hint="eastAsia"/>
+          <w:sz w:val="20"/>
+          <w:szCs w:val="20"/>
+        </w:rPr>
+        <w:t>넘어가느냐의</w:t>
+      </w:r>
+      <w:proofErr w:type="spellEnd"/>
+      <w:r>
+        <w:rPr>
+          <w:rFonts w:hint="eastAsia"/>
+          <w:sz w:val="20"/>
+          <w:szCs w:val="20"/>
+        </w:rPr>
+        <w:t xml:space="preserve"> </w:t>
+      </w:r>
+      <w:proofErr w:type="spellStart"/>
+      <w:r>
+        <w:rPr>
+          <w:rFonts w:hint="eastAsia"/>
+          <w:sz w:val="20"/>
+          <w:szCs w:val="20"/>
+        </w:rPr>
+        <w:t>이지선다</w:t>
+      </w:r>
+      <w:proofErr w:type="spellEnd"/>
     </w:p>
     <w:p>
       <w:pPr>
@@ -1309,9 +1573,8 @@
     <w:p>
       <w:pPr>
         <w:rPr>
-          <w:rFonts w:hint="eastAsia"/>
-          <w:sz w:val="20"/>
-          <w:szCs w:val="20"/>
+          <w:sz w:val="12"/>
+          <w:szCs w:val="12"/>
         </w:rPr>
       </w:pPr>
     </w:p>
@@ -1422,7 +1685,23 @@
           <w:sz w:val="20"/>
           <w:szCs w:val="22"/>
         </w:rPr>
-        <w:t xml:space="preserve"> 어느날, 시간의 돌 제단이 미지의 세력으로부터 기습을 당해 시간의 돌을</w:t>
+        <w:t xml:space="preserve"> </w:t>
+      </w:r>
+      <w:proofErr w:type="spellStart"/>
+      <w:r>
+        <w:rPr>
+          <w:sz w:val="20"/>
+          <w:szCs w:val="22"/>
+        </w:rPr>
+        <w:t>어느날</w:t>
+      </w:r>
+      <w:proofErr w:type="spellEnd"/>
+      <w:r>
+        <w:rPr>
+          <w:sz w:val="20"/>
+          <w:szCs w:val="22"/>
+        </w:rPr>
+        <w:t>, 시간의 돌 제단이 미지의 세력으로부터 기습을 당해 시간의 돌을</w:t>
       </w:r>
       <w:r>
         <w:rPr>
@@ -1554,7 +1833,23 @@
           <w:sz w:val="20"/>
           <w:szCs w:val="22"/>
         </w:rPr>
-        <w:t xml:space="preserve"> 돌을 깬 저주로 과거의 힘을 잃어버리고 사람들로부터도 잊힌 기사단원들.</w:t>
+        <w:t xml:space="preserve"> 돌을 깬 저주로 과거의 힘을 잃어버리고 </w:t>
+      </w:r>
+      <w:proofErr w:type="spellStart"/>
+      <w:r>
+        <w:rPr>
+          <w:sz w:val="20"/>
+          <w:szCs w:val="22"/>
+        </w:rPr>
+        <w:t>사람들로부터도</w:t>
+      </w:r>
+      <w:proofErr w:type="spellEnd"/>
+      <w:r>
+        <w:rPr>
+          <w:sz w:val="20"/>
+          <w:szCs w:val="22"/>
+        </w:rPr>
+        <w:t xml:space="preserve"> 잊힌 기사단원들.</w:t>
       </w:r>
       <w:r>
         <w:rPr>
@@ -1632,7 +1927,7 @@
                     <pic:cNvPicPr/>
                   </pic:nvPicPr>
                   <pic:blipFill>
-                    <a:blip r:embed="rId8"/>
+                    <a:blip r:embed="rId10"/>
                     <a:stretch>
                       <a:fillRect/>
                     </a:stretch>
@@ -1660,7 +1955,6 @@
         <w:autoSpaceDE/>
         <w:autoSpaceDN/>
         <w:rPr>
-          <w:rFonts w:hint="eastAsia"/>
           <w:sz w:val="20"/>
           <w:szCs w:val="22"/>
         </w:rPr>
@@ -1675,16 +1969,45 @@
     </w:p>
     <w:p>
       <w:pPr>
-        <w:pStyle w:val="a6"/>
+        <w:pStyle w:val="2"/>
         <w:numPr>
           <w:ilvl w:val="0"/>
           <w:numId w:val="5"/>
         </w:numPr>
-        <w:rPr>
-          <w:b/>
-          <w:bCs/>
-          <w:sz w:val="28"/>
-          <w:szCs w:val="28"/>
+      </w:pPr>
+      <w:r>
+        <w:rPr>
+          <w:rFonts w:hint="eastAsia"/>
+        </w:rPr>
+        <w:lastRenderedPageBreak/>
+        <w:t xml:space="preserve"> </w:t>
+      </w:r>
+      <w:r>
+        <w:rPr>
+          <w:rFonts w:hint="eastAsia"/>
+        </w:rPr>
+        <w:t>유사한 게임과의 차별성</w:t>
+      </w:r>
+    </w:p>
+    <w:p>
+      <w:pPr>
+        <w:rPr>
+          <w:rFonts w:hint="eastAsia"/>
+          <w:sz w:val="12"/>
+          <w:szCs w:val="14"/>
+        </w:rPr>
+      </w:pPr>
+    </w:p>
+    <w:p>
+      <w:pPr>
+        <w:pStyle w:val="a6"/>
+        <w:numPr>
+          <w:ilvl w:val="1"/>
+          <w:numId w:val="5"/>
+        </w:numPr>
+        <w:rPr>
+          <w:sz w:val="12"/>
+          <w:szCs w:val="12"/>
         </w:rPr>
       </w:pPr>
       <w:r>
@@ -1693,58 +2016,13 @@
           <w:sz w:val="24"/>
           <w:szCs w:val="28"/>
         </w:rPr>
-        <w:lastRenderedPageBreak/>
-        <w:t xml:space="preserve"> </w:t>
-      </w:r>
-      <w:r>
-        <w:rPr>
-          <w:rFonts w:hint="eastAsia"/>
-          <w:b/>
-          <w:bCs/>
-          <w:sz w:val="32"/>
-          <w:szCs w:val="36"/>
-        </w:rPr>
-        <w:t>유사한 게임과의 차별성</w:t>
-      </w:r>
-    </w:p>
-    <w:p>
-      <w:pPr>
-        <w:pStyle w:val="a6"/>
-        <w:ind w:left="0"/>
-        <w:rPr>
-          <w:rFonts w:hint="eastAsia"/>
-          <w:b/>
-          <w:bCs/>
-          <w:sz w:val="20"/>
-          <w:szCs w:val="20"/>
-        </w:rPr>
-      </w:pPr>
-    </w:p>
-    <w:p>
-      <w:pPr>
-        <w:pStyle w:val="a6"/>
-        <w:numPr>
-          <w:ilvl w:val="1"/>
-          <w:numId w:val="5"/>
-        </w:numPr>
-        <w:rPr>
-          <w:sz w:val="12"/>
-          <w:szCs w:val="12"/>
-        </w:rPr>
-      </w:pPr>
-      <w:r>
-        <w:rPr>
-          <w:rFonts w:hint="eastAsia"/>
+        <w:t>진삼국무쌍</w:t>
+      </w:r>
+      <w:r>
+        <w:rPr>
           <w:sz w:val="24"/>
           <w:szCs w:val="28"/>
         </w:rPr>
-        <w:t>진삼국무쌍</w:t>
-      </w:r>
-      <w:r>
-        <w:rPr>
-          <w:sz w:val="24"/>
-          <w:szCs w:val="28"/>
-        </w:rPr>
         <w:br/>
       </w:r>
       <w:r>
@@ -1759,7 +2037,7 @@
           <w:noProof/>
         </w:rPr>
         <w:drawing>
-          <wp:inline distT="0" distB="0" distL="0" distR="0" wp14:anchorId="36BCDF56" wp14:editId="588C9864">
+          <wp:inline distT="0" distB="0" distL="0" distR="0" wp14:anchorId="36BCDF56" wp14:editId="440967F9">
             <wp:extent cx="4524375" cy="2341888"/>
             <wp:effectExtent l="0" t="0" r="0" b="1270"/>
             <wp:docPr id="1505851978" name="그림 4" descr="PC 게임, 비디오 게임 소프트웨어, 전략 비디오 게임, 어드벤처 게임이(가) 표시된 사진&#10;&#10;자동 생성된 설명"/>
@@ -1776,7 +2054,7 @@
                     </pic:cNvPicPr>
                   </pic:nvPicPr>
                   <pic:blipFill>
-                    <a:blip r:embed="rId9" cstate="print">
+                    <a:blip r:embed="rId11" cstate="print">
                       <a:extLst>
                         <a:ext uri="{28A0092B-C50C-407E-A947-70E740481C1C}">
                           <a14:useLocalDpi xmlns:a14="http://schemas.microsoft.com/office/drawing/2010/main" val="0"/>
@@ -1880,7 +2158,25 @@
           <w:sz w:val="20"/>
           <w:szCs w:val="22"/>
         </w:rPr>
-        <w:t>전설의 무기를 얻기 위한 탐험적 성격이 존재한다.</w:t>
+        <w:t xml:space="preserve">전설의 무기를 얻기 위한 </w:t>
+      </w:r>
+      <w:proofErr w:type="spellStart"/>
+      <w:r>
+        <w:rPr>
+          <w:rFonts w:hint="eastAsia"/>
+          <w:sz w:val="20"/>
+          <w:szCs w:val="22"/>
+        </w:rPr>
+        <w:t>탐험적</w:t>
+      </w:r>
+      <w:proofErr w:type="spellEnd"/>
+      <w:r>
+        <w:rPr>
+          <w:rFonts w:hint="eastAsia"/>
+          <w:sz w:val="20"/>
+          <w:szCs w:val="22"/>
+        </w:rPr>
+        <w:t xml:space="preserve"> 성격이 존재한다.</w:t>
       </w:r>
     </w:p>
     <w:p>
@@ -1911,9 +2207,8 @@
         <w:autoSpaceDE/>
         <w:autoSpaceDN/>
         <w:rPr>
-          <w:rFonts w:hint="eastAsia"/>
-          <w:sz w:val="20"/>
-          <w:szCs w:val="22"/>
+          <w:sz w:val="12"/>
+          <w:szCs w:val="14"/>
         </w:rPr>
       </w:pPr>
     </w:p>
@@ -1929,6 +2224,7 @@
           <w:szCs w:val="12"/>
         </w:rPr>
       </w:pPr>
+      <w:proofErr w:type="spellStart"/>
       <w:r>
         <w:rPr>
           <w:rFonts w:hint="eastAsia"/>
@@ -1937,6 +2233,7 @@
         </w:rPr>
         <w:t>몬스터헌터</w:t>
       </w:r>
+      <w:proofErr w:type="spellEnd"/>
       <w:r>
         <w:rPr>
           <w:sz w:val="24"/>
@@ -1973,7 +2270,7 @@
                     <pic:cNvPicPr/>
                   </pic:nvPicPr>
                   <pic:blipFill>
-                    <a:blip r:embed="rId10" cstate="print">
+                    <a:blip r:embed="rId12" cstate="print">
                       <a:extLst>
                         <a:ext uri="{28A0092B-C50C-407E-A947-70E740481C1C}">
                           <a14:useLocalDpi xmlns:a14="http://schemas.microsoft.com/office/drawing/2010/main" val="0"/>
@@ -2057,7 +2354,6 @@
           <w:numId w:val="5"/>
         </w:numPr>
         <w:rPr>
-          <w:rFonts w:hint="eastAsia"/>
           <w:sz w:val="28"/>
           <w:szCs w:val="28"/>
         </w:rPr>
@@ -2095,24 +2391,24 @@
     <w:p>
       <w:pPr>
         <w:rPr>
-          <w:rFonts w:hint="eastAsia"/>
-          <w:sz w:val="20"/>
-          <w:szCs w:val="20"/>
-        </w:rPr>
-      </w:pPr>
-    </w:p>
-    <w:p>
-      <w:pPr>
-        <w:pStyle w:val="a6"/>
-        <w:numPr>
-          <w:ilvl w:val="1"/>
-          <w:numId w:val="5"/>
-        </w:numPr>
-        <w:rPr>
           <w:sz w:val="12"/>
           <w:szCs w:val="12"/>
         </w:rPr>
       </w:pPr>
+    </w:p>
+    <w:p>
+      <w:pPr>
+        <w:pStyle w:val="a6"/>
+        <w:numPr>
+          <w:ilvl w:val="1"/>
+          <w:numId w:val="5"/>
+        </w:numPr>
+        <w:rPr>
+          <w:sz w:val="12"/>
+          <w:szCs w:val="12"/>
+        </w:rPr>
+      </w:pPr>
+      <w:proofErr w:type="spellStart"/>
       <w:r>
         <w:rPr>
           <w:rFonts w:hint="eastAsia"/>
@@ -2120,6 +2416,7 @@
         </w:rPr>
         <w:t>던전앤파이터</w:t>
       </w:r>
+      <w:proofErr w:type="spellEnd"/>
       <w:r>
         <w:rPr>
           <w:sz w:val="24"/>
@@ -2154,7 +2451,7 @@
                     <pic:cNvPicPr/>
                   </pic:nvPicPr>
                   <pic:blipFill>
-                    <a:blip r:embed="rId11" cstate="print">
+                    <a:blip r:embed="rId13" cstate="print">
                       <a:extLst>
                         <a:ext uri="{28A0092B-C50C-407E-A947-70E740481C1C}">
                           <a14:useLocalDpi xmlns:a14="http://schemas.microsoft.com/office/drawing/2010/main" val="0"/>
@@ -2252,7 +2549,6 @@
           <w:numId w:val="5"/>
         </w:numPr>
         <w:rPr>
-          <w:rFonts w:hint="eastAsia"/>
           <w:sz w:val="24"/>
         </w:rPr>
       </w:pPr>
@@ -2272,20 +2568,30 @@
         </w:rPr>
         <w:t xml:space="preserve"> </w:t>
       </w:r>
+      <w:proofErr w:type="spellStart"/>
       <w:r>
         <w:rPr>
           <w:rFonts w:hint="eastAsia"/>
           <w:sz w:val="20"/>
           <w:szCs w:val="20"/>
         </w:rPr>
-        <w:t>순수히 그 장비로 많이 싸우</w:t>
-      </w:r>
+        <w:t>순수히</w:t>
+      </w:r>
+      <w:proofErr w:type="spellEnd"/>
       <w:r>
         <w:rPr>
           <w:rFonts w:hint="eastAsia"/>
           <w:sz w:val="20"/>
           <w:szCs w:val="20"/>
         </w:rPr>
+        <w:t xml:space="preserve"> 그 장비로 많이 싸우</w:t>
+      </w:r>
+      <w:r>
+        <w:rPr>
+          <w:rFonts w:hint="eastAsia"/>
+          <w:sz w:val="20"/>
+          <w:szCs w:val="20"/>
+        </w:rPr>
         <w:t>며 강해진다.</w:t>
       </w:r>
     </w:p>
@@ -2312,9 +2618,8 @@
     <w:p>
       <w:pPr>
         <w:rPr>
-          <w:rFonts w:hint="eastAsia"/>
-          <w:sz w:val="20"/>
-          <w:szCs w:val="20"/>
+          <w:sz w:val="12"/>
+          <w:szCs w:val="12"/>
         </w:rPr>
       </w:pPr>
     </w:p>
@@ -2329,12 +2634,21 @@
           <w:sz w:val="24"/>
         </w:rPr>
       </w:pPr>
+      <w:proofErr w:type="spellStart"/>
       <w:r>
         <w:rPr>
           <w:rFonts w:hint="eastAsia"/>
           <w:sz w:val="24"/>
         </w:rPr>
-        <w:t>젤다의 전설</w:t>
+        <w:t>젤다의</w:t>
+      </w:r>
+      <w:proofErr w:type="spellEnd"/>
+      <w:r>
+        <w:rPr>
+          <w:rFonts w:hint="eastAsia"/>
+          <w:sz w:val="24"/>
+        </w:rPr>
+        <w:t xml:space="preserve"> 전설</w:t>
       </w:r>
       <w:r>
         <w:rPr>
@@ -2371,7 +2685,7 @@
                     <pic:cNvPicPr/>
                   </pic:nvPicPr>
                   <pic:blipFill>
-                    <a:blip r:embed="rId12" cstate="print">
+                    <a:blip r:embed="rId14" cstate="print">
                       <a:extLst>
                         <a:ext uri="{28A0092B-C50C-407E-A947-70E740481C1C}">
                           <a14:useLocalDpi xmlns:a14="http://schemas.microsoft.com/office/drawing/2010/main" val="0"/>
@@ -2482,7 +2796,6 @@
           <w:numId w:val="5"/>
         </w:numPr>
         <w:rPr>
-          <w:rFonts w:hint="eastAsia"/>
           <w:sz w:val="24"/>
         </w:rPr>
       </w:pPr>
@@ -2496,31 +2809,6323 @@
       </w:r>
     </w:p>
     <w:p>
+      <w:pPr>
+        <w:pStyle w:val="2"/>
+        <w:numPr>
+          <w:ilvl w:val="0"/>
+          <w:numId w:val="5"/>
+        </w:numPr>
+        <w:rPr>
+          <w:sz w:val="12"/>
+          <w:szCs w:val="10"/>
+        </w:rPr>
+      </w:pPr>
       <w:r>
         <w:rPr>
           <w:rFonts w:hint="eastAsia"/>
         </w:rPr>
         <w:lastRenderedPageBreak/>
+        <w:t xml:space="preserve"> </w:t>
+      </w:r>
+      <w:r>
+        <w:rPr>
+          <w:rFonts w:hint="eastAsia"/>
+        </w:rPr>
         <w:t>캐릭터</w:t>
       </w:r>
-    </w:p>
-    <w:p>
-      <w:r>
-        <w:rPr>
-          <w:rFonts w:hint="eastAsia"/>
+      <w:r>
+        <w:br/>
+      </w:r>
+    </w:p>
+    <w:p>
+      <w:pPr>
+        <w:pStyle w:val="a6"/>
+        <w:numPr>
+          <w:ilvl w:val="1"/>
+          <w:numId w:val="5"/>
+        </w:numPr>
+        <w:rPr>
+          <w:sz w:val="24"/>
+          <w:szCs w:val="28"/>
+        </w:rPr>
+      </w:pPr>
+      <w:r>
+        <w:rPr>
+          <w:rFonts w:hint="eastAsia"/>
+          <w:sz w:val="24"/>
+          <w:szCs w:val="28"/>
         </w:rPr>
         <w:t>캐릭터</w:t>
       </w:r>
       <w:r>
+        <w:rPr>
+          <w:sz w:val="24"/>
+          <w:szCs w:val="28"/>
+        </w:rPr>
         <w:t xml:space="preserve"> 컨셉</w:t>
       </w:r>
     </w:p>
     <w:p>
-      <w:r>
-        <w:rPr>
-          <w:rFonts w:hint="eastAsia"/>
-        </w:rPr>
-        <w:t>캐릭터</w:t>
+      <w:pPr>
+        <w:pStyle w:val="a6"/>
+        <w:numPr>
+          <w:ilvl w:val="2"/>
+          <w:numId w:val="5"/>
+        </w:numPr>
+        <w:rPr>
+          <w:sz w:val="20"/>
+          <w:szCs w:val="22"/>
+        </w:rPr>
+      </w:pPr>
+      <w:r>
+        <w:rPr>
+          <w:rFonts w:hint="eastAsia"/>
+          <w:sz w:val="20"/>
+          <w:szCs w:val="22"/>
+        </w:rPr>
+        <w:t>전체 캐릭터</w:t>
+      </w:r>
+      <w:r>
+        <w:rPr>
+          <w:rFonts w:hint="eastAsia"/>
+          <w:sz w:val="20"/>
+          <w:szCs w:val="22"/>
+        </w:rPr>
+        <w:t>에 공통되는 컨셉</w:t>
+      </w:r>
+    </w:p>
+    <w:p>
+      <w:pPr>
+        <w:pStyle w:val="a6"/>
+        <w:numPr>
+          <w:ilvl w:val="3"/>
+          <w:numId w:val="5"/>
+        </w:numPr>
+        <w:rPr>
+          <w:sz w:val="20"/>
+          <w:szCs w:val="22"/>
+        </w:rPr>
+      </w:pPr>
+      <w:r>
+        <w:rPr>
+          <w:rFonts w:hint="eastAsia"/>
+          <w:sz w:val="20"/>
+          <w:szCs w:val="22"/>
+        </w:rPr>
+        <w:t>세계를 수호하는 위치에 있어 한때 그들을 모르는 사람이 없었으며,</w:t>
+      </w:r>
+      <w:r>
+        <w:rPr>
+          <w:sz w:val="20"/>
+          <w:szCs w:val="22"/>
+        </w:rPr>
+        <w:br/>
+      </w:r>
+      <w:r>
+        <w:rPr>
+          <w:rFonts w:hint="eastAsia"/>
+          <w:sz w:val="20"/>
+          <w:szCs w:val="22"/>
+        </w:rPr>
+        <w:t>그 힘도 매우 막강했지만,</w:t>
+      </w:r>
+      <w:r>
+        <w:rPr>
+          <w:sz w:val="20"/>
+          <w:szCs w:val="22"/>
+        </w:rPr>
+        <w:br/>
+      </w:r>
+      <w:r>
+        <w:rPr>
+          <w:rFonts w:hint="eastAsia"/>
+          <w:sz w:val="20"/>
+          <w:szCs w:val="22"/>
+        </w:rPr>
+        <w:t>사람들에게 잊혀지고 과거의 힘도 사라졌다.</w:t>
+      </w:r>
+    </w:p>
+    <w:p>
+      <w:pPr>
+        <w:pStyle w:val="a6"/>
+        <w:numPr>
+          <w:ilvl w:val="3"/>
+          <w:numId w:val="5"/>
+        </w:numPr>
+        <w:rPr>
+          <w:sz w:val="20"/>
+          <w:szCs w:val="22"/>
+        </w:rPr>
+      </w:pPr>
+      <w:r>
+        <w:rPr>
+          <w:rFonts w:hint="eastAsia"/>
+          <w:sz w:val="20"/>
+          <w:szCs w:val="22"/>
+        </w:rPr>
+        <w:t>지켜야 할 것을 온전히 지키지 못한 죄의식을 지니고 있다.</w:t>
+      </w:r>
+    </w:p>
+    <w:p>
+      <w:pPr>
+        <w:pStyle w:val="a6"/>
+        <w:numPr>
+          <w:ilvl w:val="3"/>
+          <w:numId w:val="5"/>
+        </w:numPr>
+        <w:rPr>
+          <w:sz w:val="20"/>
+          <w:szCs w:val="22"/>
+        </w:rPr>
+      </w:pPr>
+      <w:r>
+        <w:rPr>
+          <w:rFonts w:hint="eastAsia"/>
+          <w:sz w:val="20"/>
+          <w:szCs w:val="22"/>
+        </w:rPr>
+        <w:t>세계 곳곳에서의 이방인 취급에 괴롭지만 적응해</w:t>
+      </w:r>
+      <w:r>
+        <w:rPr>
+          <w:rFonts w:hint="eastAsia"/>
+          <w:sz w:val="20"/>
+          <w:szCs w:val="22"/>
+        </w:rPr>
+        <w:t xml:space="preserve"> </w:t>
+      </w:r>
+      <w:r>
+        <w:rPr>
+          <w:rFonts w:hint="eastAsia"/>
+          <w:sz w:val="20"/>
+          <w:szCs w:val="22"/>
+        </w:rPr>
+        <w:t>나간다.</w:t>
+      </w:r>
+    </w:p>
+    <w:p>
+      <w:pPr>
+        <w:pStyle w:val="a6"/>
+        <w:numPr>
+          <w:ilvl w:val="2"/>
+          <w:numId w:val="5"/>
+        </w:numPr>
+        <w:rPr>
+          <w:rFonts w:hint="eastAsia"/>
+          <w:sz w:val="20"/>
+          <w:szCs w:val="22"/>
+        </w:rPr>
+      </w:pPr>
+      <w:r>
+        <w:rPr>
+          <w:rFonts w:hint="eastAsia"/>
+          <w:sz w:val="20"/>
+          <w:szCs w:val="22"/>
+        </w:rPr>
+        <w:t>종족, 성별, 나이, 국가, 직업, 성격,</w:t>
+      </w:r>
+      <w:r>
+        <w:rPr>
+          <w:rFonts w:hint="eastAsia"/>
+          <w:sz w:val="20"/>
+          <w:szCs w:val="22"/>
+        </w:rPr>
+        <w:t xml:space="preserve"> 배경스토리</w:t>
+      </w:r>
+      <w:r>
+        <w:rPr>
+          <w:rFonts w:hint="eastAsia"/>
+          <w:sz w:val="20"/>
+          <w:szCs w:val="22"/>
+        </w:rPr>
+        <w:t xml:space="preserve"> 외형</w:t>
+      </w:r>
+      <w:r>
+        <w:rPr>
+          <w:rFonts w:hint="eastAsia"/>
+          <w:sz w:val="20"/>
+          <w:szCs w:val="22"/>
+        </w:rPr>
+        <w:t xml:space="preserve"> 정보 필요</w:t>
+      </w:r>
+    </w:p>
+    <w:p>
+      <w:pPr>
+        <w:pStyle w:val="a6"/>
+        <w:numPr>
+          <w:ilvl w:val="2"/>
+          <w:numId w:val="5"/>
+        </w:numPr>
+      </w:pPr>
+      <w:r>
+        <w:rPr>
+          <w:rFonts w:hint="eastAsia"/>
+          <w:sz w:val="20"/>
+          <w:szCs w:val="22"/>
+        </w:rPr>
+        <w:t>규격</w:t>
+      </w:r>
+      <w:r>
+        <w:rPr>
+          <w:rFonts w:hint="eastAsia"/>
+          <w:sz w:val="20"/>
+          <w:szCs w:val="22"/>
+        </w:rPr>
+        <w:t>: 0.6m x 1.8m x 0.6m</w:t>
+      </w:r>
+    </w:p>
+    <w:p>
+      <w:pPr>
+        <w:rPr>
+          <w:rFonts w:hint="eastAsia"/>
+          <w:sz w:val="12"/>
+          <w:szCs w:val="14"/>
+        </w:rPr>
+      </w:pPr>
+    </w:p>
+    <w:p>
+      <w:pPr>
+        <w:pStyle w:val="a6"/>
+        <w:numPr>
+          <w:ilvl w:val="1"/>
+          <w:numId w:val="5"/>
+        </w:numPr>
+        <w:rPr>
+          <w:rFonts w:hint="eastAsia"/>
+        </w:rPr>
+      </w:pPr>
+      <w:r>
+        <w:rPr>
+          <w:rFonts w:hint="eastAsia"/>
+        </w:rPr>
+        <w:t>캐릭터 능력치</w:t>
+      </w:r>
+    </w:p>
+    <w:p>
+      <w:pPr>
+        <w:pStyle w:val="a6"/>
+        <w:numPr>
+          <w:ilvl w:val="2"/>
+          <w:numId w:val="5"/>
+        </w:numPr>
+        <w:rPr>
+          <w:sz w:val="20"/>
+          <w:szCs w:val="22"/>
+        </w:rPr>
+      </w:pPr>
+      <w:r>
+        <w:rPr>
+          <w:rFonts w:hint="eastAsia"/>
+          <w:sz w:val="20"/>
+          <w:szCs w:val="22"/>
+        </w:rPr>
+        <w:t>최대 체력</w:t>
+      </w:r>
+    </w:p>
+    <w:p>
+      <w:pPr>
+        <w:pStyle w:val="a6"/>
+        <w:numPr>
+          <w:ilvl w:val="3"/>
+          <w:numId w:val="5"/>
+        </w:numPr>
+        <w:rPr>
+          <w:sz w:val="20"/>
+          <w:szCs w:val="22"/>
+        </w:rPr>
+      </w:pPr>
+      <w:r>
+        <w:rPr>
+          <w:rFonts w:hint="eastAsia"/>
+          <w:sz w:val="20"/>
+          <w:szCs w:val="22"/>
+        </w:rPr>
+        <w:t>초기 최대 체력 500, 레벨당 +20</w:t>
+      </w:r>
+    </w:p>
+    <w:p>
+      <w:pPr>
+        <w:pStyle w:val="a6"/>
+        <w:numPr>
+          <w:ilvl w:val="3"/>
+          <w:numId w:val="5"/>
+        </w:numPr>
+        <w:rPr>
+          <w:sz w:val="20"/>
+          <w:szCs w:val="22"/>
+        </w:rPr>
+      </w:pPr>
+      <w:r>
+        <w:rPr>
+          <w:rFonts w:hint="eastAsia"/>
+          <w:sz w:val="20"/>
+          <w:szCs w:val="22"/>
+        </w:rPr>
+        <w:t xml:space="preserve">체력 </w:t>
+      </w:r>
+      <w:proofErr w:type="spellStart"/>
+      <w:r>
+        <w:rPr>
+          <w:rFonts w:hint="eastAsia"/>
+          <w:sz w:val="20"/>
+          <w:szCs w:val="22"/>
+        </w:rPr>
+        <w:t>스탯</w:t>
+      </w:r>
+      <w:proofErr w:type="spellEnd"/>
+      <w:r>
+        <w:rPr>
+          <w:rFonts w:hint="eastAsia"/>
+          <w:sz w:val="20"/>
+          <w:szCs w:val="22"/>
+        </w:rPr>
+        <w:t xml:space="preserve"> 하나 당 +</w:t>
+      </w:r>
+      <w:r>
+        <w:rPr>
+          <w:rFonts w:hint="eastAsia"/>
+          <w:sz w:val="20"/>
+          <w:szCs w:val="22"/>
+        </w:rPr>
+        <w:t>10</w:t>
+      </w:r>
+    </w:p>
+    <w:p>
+      <w:pPr>
+        <w:pStyle w:val="a6"/>
+        <w:numPr>
+          <w:ilvl w:val="2"/>
+          <w:numId w:val="5"/>
+        </w:numPr>
+        <w:rPr>
+          <w:sz w:val="20"/>
+          <w:szCs w:val="22"/>
+        </w:rPr>
+      </w:pPr>
+      <w:r>
+        <w:rPr>
+          <w:rFonts w:hint="eastAsia"/>
+          <w:sz w:val="20"/>
+          <w:szCs w:val="22"/>
+        </w:rPr>
+        <w:t>이동 속도</w:t>
+      </w:r>
+    </w:p>
+    <w:p>
+      <w:pPr>
+        <w:pStyle w:val="a6"/>
+        <w:numPr>
+          <w:ilvl w:val="3"/>
+          <w:numId w:val="5"/>
+        </w:numPr>
+        <w:rPr>
+          <w:sz w:val="20"/>
+          <w:szCs w:val="22"/>
+        </w:rPr>
+      </w:pPr>
+      <w:r>
+        <w:rPr>
+          <w:rFonts w:hint="eastAsia"/>
+          <w:sz w:val="20"/>
+          <w:szCs w:val="22"/>
+        </w:rPr>
+        <w:t>2.8 m/s, 레벨당 +0.01 m/s</w:t>
+      </w:r>
+    </w:p>
+    <w:p>
+      <w:pPr>
+        <w:pStyle w:val="a6"/>
+        <w:numPr>
+          <w:ilvl w:val="3"/>
+          <w:numId w:val="5"/>
+        </w:numPr>
+        <w:rPr>
+          <w:sz w:val="20"/>
+          <w:szCs w:val="22"/>
+        </w:rPr>
+      </w:pPr>
+      <w:r>
+        <w:rPr>
+          <w:rFonts w:hint="eastAsia"/>
+          <w:sz w:val="20"/>
+          <w:szCs w:val="22"/>
+        </w:rPr>
+        <w:t xml:space="preserve">민첩 </w:t>
+      </w:r>
+      <w:proofErr w:type="spellStart"/>
+      <w:r>
+        <w:rPr>
+          <w:rFonts w:hint="eastAsia"/>
+          <w:sz w:val="20"/>
+          <w:szCs w:val="22"/>
+        </w:rPr>
+        <w:t>스탯</w:t>
+      </w:r>
+      <w:proofErr w:type="spellEnd"/>
+      <w:r>
+        <w:rPr>
+          <w:rFonts w:hint="eastAsia"/>
+          <w:sz w:val="20"/>
+          <w:szCs w:val="22"/>
+        </w:rPr>
+        <w:t xml:space="preserve"> 하나당 +0.005 m/s</w:t>
+      </w:r>
+    </w:p>
+    <w:p>
+      <w:pPr>
+        <w:pStyle w:val="a6"/>
+        <w:numPr>
+          <w:ilvl w:val="2"/>
+          <w:numId w:val="5"/>
+        </w:numPr>
+        <w:rPr>
+          <w:sz w:val="20"/>
+          <w:szCs w:val="22"/>
+        </w:rPr>
+      </w:pPr>
+      <w:r>
+        <w:rPr>
+          <w:rFonts w:hint="eastAsia"/>
+          <w:sz w:val="20"/>
+          <w:szCs w:val="22"/>
+        </w:rPr>
+        <w:t>공격 속도</w:t>
+      </w:r>
+    </w:p>
+    <w:p>
+      <w:pPr>
+        <w:pStyle w:val="a6"/>
+        <w:numPr>
+          <w:ilvl w:val="3"/>
+          <w:numId w:val="5"/>
+        </w:numPr>
+        <w:rPr>
+          <w:sz w:val="20"/>
+          <w:szCs w:val="22"/>
+        </w:rPr>
+      </w:pPr>
+      <w:r>
+        <w:rPr>
+          <w:rFonts w:hint="eastAsia"/>
+          <w:sz w:val="20"/>
+          <w:szCs w:val="22"/>
+        </w:rPr>
+        <w:t>무기에 따라 달라짐</w:t>
+      </w:r>
+    </w:p>
+    <w:p>
+      <w:pPr>
+        <w:pStyle w:val="a6"/>
+        <w:numPr>
+          <w:ilvl w:val="3"/>
+          <w:numId w:val="5"/>
+        </w:numPr>
+        <w:rPr>
+          <w:sz w:val="20"/>
+          <w:szCs w:val="22"/>
+        </w:rPr>
+      </w:pPr>
+      <w:r>
+        <w:rPr>
+          <w:rFonts w:hint="eastAsia"/>
+          <w:sz w:val="20"/>
+          <w:szCs w:val="22"/>
+        </w:rPr>
+        <w:t xml:space="preserve">민첩 </w:t>
+      </w:r>
+      <w:proofErr w:type="spellStart"/>
+      <w:r>
+        <w:rPr>
+          <w:rFonts w:hint="eastAsia"/>
+          <w:sz w:val="20"/>
+          <w:szCs w:val="22"/>
+        </w:rPr>
+        <w:t>스탯</w:t>
+      </w:r>
+      <w:proofErr w:type="spellEnd"/>
+      <w:r>
+        <w:rPr>
+          <w:rFonts w:hint="eastAsia"/>
+          <w:sz w:val="20"/>
+          <w:szCs w:val="22"/>
+        </w:rPr>
+        <w:t xml:space="preserve"> 하나당 +1%</w:t>
+      </w:r>
+      <w:r>
+        <w:rPr>
+          <w:rFonts w:hint="eastAsia"/>
+          <w:sz w:val="20"/>
+          <w:szCs w:val="22"/>
+        </w:rPr>
+        <w:t>p</w:t>
+      </w:r>
+    </w:p>
+    <w:p>
+      <w:pPr>
+        <w:pStyle w:val="a6"/>
+        <w:numPr>
+          <w:ilvl w:val="2"/>
+          <w:numId w:val="5"/>
+        </w:numPr>
+        <w:rPr>
+          <w:sz w:val="20"/>
+          <w:szCs w:val="22"/>
+        </w:rPr>
+      </w:pPr>
+      <w:r>
+        <w:rPr>
+          <w:rFonts w:hint="eastAsia"/>
+          <w:sz w:val="20"/>
+          <w:szCs w:val="22"/>
+        </w:rPr>
+        <w:t>적중률</w:t>
+      </w:r>
+    </w:p>
+    <w:p>
+      <w:pPr>
+        <w:pStyle w:val="a6"/>
+        <w:numPr>
+          <w:ilvl w:val="3"/>
+          <w:numId w:val="5"/>
+        </w:numPr>
+        <w:rPr>
+          <w:sz w:val="20"/>
+          <w:szCs w:val="22"/>
+        </w:rPr>
+      </w:pPr>
+      <w:r>
+        <w:rPr>
+          <w:rFonts w:hint="eastAsia"/>
+          <w:sz w:val="20"/>
+          <w:szCs w:val="22"/>
+        </w:rPr>
+        <w:t>초기 0%</w:t>
+      </w:r>
+    </w:p>
+    <w:p>
+      <w:pPr>
+        <w:pStyle w:val="a6"/>
+        <w:numPr>
+          <w:ilvl w:val="3"/>
+          <w:numId w:val="5"/>
+        </w:numPr>
+        <w:rPr>
+          <w:sz w:val="20"/>
+          <w:szCs w:val="22"/>
+        </w:rPr>
+      </w:pPr>
+      <w:r>
+        <w:rPr>
+          <w:rFonts w:hint="eastAsia"/>
+          <w:sz w:val="20"/>
+          <w:szCs w:val="22"/>
+        </w:rPr>
+        <w:t xml:space="preserve">민첩 </w:t>
+      </w:r>
+      <w:proofErr w:type="spellStart"/>
+      <w:r>
+        <w:rPr>
+          <w:rFonts w:hint="eastAsia"/>
+          <w:sz w:val="20"/>
+          <w:szCs w:val="22"/>
+        </w:rPr>
+        <w:t>스탯</w:t>
+      </w:r>
+      <w:proofErr w:type="spellEnd"/>
+      <w:r>
+        <w:rPr>
+          <w:rFonts w:hint="eastAsia"/>
+          <w:sz w:val="20"/>
+          <w:szCs w:val="22"/>
+        </w:rPr>
+        <w:t xml:space="preserve"> 하나당 +</w:t>
+      </w:r>
+      <w:r>
+        <w:rPr>
+          <w:rFonts w:hint="eastAsia"/>
+          <w:sz w:val="20"/>
+          <w:szCs w:val="22"/>
+        </w:rPr>
+        <w:t>1%</w:t>
+      </w:r>
+      <w:r>
+        <w:rPr>
+          <w:rFonts w:hint="eastAsia"/>
+          <w:sz w:val="20"/>
+          <w:szCs w:val="22"/>
+        </w:rPr>
+        <w:t>p</w:t>
+      </w:r>
+    </w:p>
+    <w:p>
+      <w:pPr>
+        <w:pStyle w:val="a6"/>
+        <w:numPr>
+          <w:ilvl w:val="2"/>
+          <w:numId w:val="5"/>
+        </w:numPr>
+        <w:rPr>
+          <w:sz w:val="20"/>
+          <w:szCs w:val="22"/>
+        </w:rPr>
+      </w:pPr>
+      <w:proofErr w:type="spellStart"/>
+      <w:r>
+        <w:rPr>
+          <w:rFonts w:hint="eastAsia"/>
+          <w:sz w:val="20"/>
+          <w:szCs w:val="22"/>
+        </w:rPr>
+        <w:t>회피율</w:t>
+      </w:r>
+      <w:proofErr w:type="spellEnd"/>
+    </w:p>
+    <w:p>
+      <w:pPr>
+        <w:pStyle w:val="a6"/>
+        <w:numPr>
+          <w:ilvl w:val="3"/>
+          <w:numId w:val="5"/>
+        </w:numPr>
+        <w:rPr>
+          <w:sz w:val="20"/>
+          <w:szCs w:val="22"/>
+        </w:rPr>
+      </w:pPr>
+      <w:r>
+        <w:rPr>
+          <w:rFonts w:hint="eastAsia"/>
+          <w:sz w:val="20"/>
+          <w:szCs w:val="22"/>
+        </w:rPr>
+        <w:t>초기 0%</w:t>
+      </w:r>
+    </w:p>
+    <w:p>
+      <w:pPr>
+        <w:pStyle w:val="a6"/>
+        <w:numPr>
+          <w:ilvl w:val="3"/>
+          <w:numId w:val="5"/>
+        </w:numPr>
+        <w:rPr>
+          <w:sz w:val="20"/>
+          <w:szCs w:val="22"/>
+        </w:rPr>
+      </w:pPr>
+      <w:r>
+        <w:rPr>
+          <w:rFonts w:hint="eastAsia"/>
+          <w:sz w:val="20"/>
+          <w:szCs w:val="22"/>
+        </w:rPr>
+        <w:t xml:space="preserve">민첩 </w:t>
+      </w:r>
+      <w:proofErr w:type="spellStart"/>
+      <w:r>
+        <w:rPr>
+          <w:rFonts w:hint="eastAsia"/>
+          <w:sz w:val="20"/>
+          <w:szCs w:val="22"/>
+        </w:rPr>
+        <w:t>스탯</w:t>
+      </w:r>
+      <w:proofErr w:type="spellEnd"/>
+      <w:r>
+        <w:rPr>
+          <w:rFonts w:hint="eastAsia"/>
+          <w:sz w:val="20"/>
+          <w:szCs w:val="22"/>
+        </w:rPr>
+        <w:t xml:space="preserve"> 하나당 +1%</w:t>
+      </w:r>
+      <w:r>
+        <w:rPr>
+          <w:rFonts w:hint="eastAsia"/>
+          <w:sz w:val="20"/>
+          <w:szCs w:val="22"/>
+        </w:rPr>
+        <w:t>p</w:t>
+      </w:r>
+    </w:p>
+    <w:p>
+      <w:pPr>
+        <w:pStyle w:val="a6"/>
+        <w:numPr>
+          <w:ilvl w:val="2"/>
+          <w:numId w:val="5"/>
+        </w:numPr>
+        <w:rPr>
+          <w:sz w:val="20"/>
+          <w:szCs w:val="22"/>
+        </w:rPr>
+      </w:pPr>
+      <w:r>
+        <w:rPr>
+          <w:rFonts w:hint="eastAsia"/>
+          <w:sz w:val="20"/>
+          <w:szCs w:val="22"/>
+        </w:rPr>
+        <w:t>무게 상한</w:t>
+      </w:r>
+    </w:p>
+    <w:p>
+      <w:pPr>
+        <w:pStyle w:val="a6"/>
+        <w:numPr>
+          <w:ilvl w:val="3"/>
+          <w:numId w:val="5"/>
+        </w:numPr>
+        <w:rPr>
+          <w:sz w:val="20"/>
+          <w:szCs w:val="22"/>
+        </w:rPr>
+      </w:pPr>
+      <w:r>
+        <w:rPr>
+          <w:rFonts w:hint="eastAsia"/>
+          <w:sz w:val="20"/>
+          <w:szCs w:val="22"/>
+        </w:rPr>
+        <w:t>초기 50kg</w:t>
+      </w:r>
+    </w:p>
+    <w:p>
+      <w:pPr>
+        <w:pStyle w:val="a6"/>
+        <w:numPr>
+          <w:ilvl w:val="3"/>
+          <w:numId w:val="5"/>
+        </w:numPr>
+        <w:rPr>
+          <w:sz w:val="20"/>
+          <w:szCs w:val="22"/>
+        </w:rPr>
+      </w:pPr>
+      <w:r>
+        <w:rPr>
+          <w:rFonts w:hint="eastAsia"/>
+          <w:sz w:val="20"/>
+          <w:szCs w:val="22"/>
+        </w:rPr>
+        <w:t xml:space="preserve">체력 </w:t>
+      </w:r>
+      <w:proofErr w:type="spellStart"/>
+      <w:r>
+        <w:rPr>
+          <w:rFonts w:hint="eastAsia"/>
+          <w:sz w:val="20"/>
+          <w:szCs w:val="22"/>
+        </w:rPr>
+        <w:t>스탯</w:t>
+      </w:r>
+      <w:proofErr w:type="spellEnd"/>
+      <w:r>
+        <w:rPr>
+          <w:rFonts w:hint="eastAsia"/>
+          <w:sz w:val="20"/>
+          <w:szCs w:val="22"/>
+        </w:rPr>
+        <w:t xml:space="preserve"> 하나당 +2kg</w:t>
+      </w:r>
+    </w:p>
+    <w:p>
+      <w:pPr>
+        <w:widowControl/>
+        <w:wordWrap/>
+        <w:autoSpaceDE/>
+        <w:autoSpaceDN/>
+        <w:rPr>
+          <w:sz w:val="20"/>
+          <w:szCs w:val="22"/>
+        </w:rPr>
+      </w:pPr>
+      <w:r>
+        <w:rPr>
+          <w:sz w:val="20"/>
+          <w:szCs w:val="22"/>
+        </w:rPr>
+        <w:br w:type="page"/>
+      </w:r>
+    </w:p>
+    <w:p>
+      <w:pPr>
+        <w:pStyle w:val="a6"/>
+        <w:numPr>
+          <w:ilvl w:val="2"/>
+          <w:numId w:val="5"/>
+        </w:numPr>
+        <w:rPr>
+          <w:sz w:val="20"/>
+          <w:szCs w:val="22"/>
+        </w:rPr>
+      </w:pPr>
+      <w:r>
+        <w:rPr>
+          <w:rFonts w:hint="eastAsia"/>
+          <w:sz w:val="20"/>
+          <w:szCs w:val="22"/>
+        </w:rPr>
+        <w:lastRenderedPageBreak/>
+        <w:t>레벨/경험치</w:t>
+      </w:r>
+    </w:p>
+    <w:p>
+      <w:pPr>
+        <w:pStyle w:val="a6"/>
+        <w:numPr>
+          <w:ilvl w:val="3"/>
+          <w:numId w:val="5"/>
+        </w:numPr>
+        <w:rPr>
+          <w:sz w:val="20"/>
+          <w:szCs w:val="22"/>
+        </w:rPr>
+      </w:pPr>
+      <w:r>
+        <w:rPr>
+          <w:rFonts w:hint="eastAsia"/>
+          <w:sz w:val="20"/>
+          <w:szCs w:val="22"/>
+        </w:rPr>
+        <w:t>몬스터 처치 시 관여한 모든 파티원에게 고르게 경험치 분배</w:t>
+      </w:r>
+    </w:p>
+    <w:p>
+      <w:pPr>
+        <w:pStyle w:val="a6"/>
+        <w:numPr>
+          <w:ilvl w:val="3"/>
+          <w:numId w:val="5"/>
+        </w:numPr>
+        <w:rPr>
+          <w:sz w:val="20"/>
+          <w:szCs w:val="22"/>
+        </w:rPr>
+      </w:pPr>
+      <w:r>
+        <w:rPr>
+          <w:rFonts w:hint="eastAsia"/>
+          <w:sz w:val="20"/>
+          <w:szCs w:val="22"/>
+        </w:rPr>
+        <w:t xml:space="preserve">레벨 x에서 x+1로 </w:t>
+      </w:r>
+      <w:proofErr w:type="spellStart"/>
+      <w:r>
+        <w:rPr>
+          <w:rFonts w:hint="eastAsia"/>
+          <w:sz w:val="20"/>
+          <w:szCs w:val="22"/>
+        </w:rPr>
+        <w:t>레벨업</w:t>
+      </w:r>
+      <w:proofErr w:type="spellEnd"/>
+      <w:r>
+        <w:rPr>
+          <w:rFonts w:hint="eastAsia"/>
+          <w:sz w:val="20"/>
+          <w:szCs w:val="22"/>
+        </w:rPr>
+        <w:t xml:space="preserve"> 시 필요한 경험치를 y라 할 때,</w:t>
+      </w:r>
+      <w:r>
+        <w:rPr>
+          <w:sz w:val="20"/>
+          <w:szCs w:val="22"/>
+        </w:rPr>
+        <w:br/>
+      </w:r>
+      <w:r>
+        <w:rPr>
+          <w:rFonts w:hint="eastAsia"/>
+          <w:sz w:val="20"/>
+          <w:szCs w:val="22"/>
+        </w:rPr>
+        <w:t>y = 500*x^2 + 1000</w:t>
+      </w:r>
+    </w:p>
+    <w:p>
+      <w:pPr>
+        <w:jc w:val="center"/>
+        <w:rPr>
+          <w:rFonts w:hint="eastAsia"/>
+          <w:sz w:val="20"/>
+          <w:szCs w:val="22"/>
+        </w:rPr>
+      </w:pPr>
+      <w:r>
+        <w:rPr>
+          <w:rFonts w:hint="eastAsia"/>
+          <w:noProof/>
+          <w:sz w:val="20"/>
+          <w:szCs w:val="22"/>
+        </w:rPr>
+        <w:drawing>
+          <wp:inline distT="0" distB="0" distL="0" distR="0" wp14:anchorId="639A19CB" wp14:editId="28A2CA22">
+            <wp:extent cx="4419600" cy="3538226"/>
+            <wp:effectExtent l="0" t="0" r="0" b="5080"/>
+            <wp:docPr id="1603784188" name="그림 3" descr="라인, 그래프, 텍스트, 평행이(가) 표시된 사진&#10;&#10;자동 생성된 설명"/>
+            <wp:cNvGraphicFramePr>
+              <a:graphicFrameLocks xmlns:a="http://schemas.openxmlformats.org/drawingml/2006/main" noChangeAspect="1"/>
+            </wp:cNvGraphicFramePr>
+            <a:graphic xmlns:a="http://schemas.openxmlformats.org/drawingml/2006/main">
+              <a:graphicData uri="http://schemas.openxmlformats.org/drawingml/2006/picture">
+                <pic:pic xmlns:pic="http://schemas.openxmlformats.org/drawingml/2006/picture">
+                  <pic:nvPicPr>
+                    <pic:cNvPr id="1603784188" name="그림 3" descr="라인, 그래프, 텍스트, 평행이(가) 표시된 사진&#10;&#10;자동 생성된 설명"/>
+                    <pic:cNvPicPr/>
+                  </pic:nvPicPr>
+                  <pic:blipFill>
+                    <a:blip r:embed="rId15" cstate="print">
+                      <a:extLst>
+                        <a:ext uri="{28A0092B-C50C-407E-A947-70E740481C1C}">
+                          <a14:useLocalDpi xmlns:a14="http://schemas.microsoft.com/office/drawing/2010/main" val="0"/>
+                        </a:ext>
+                      </a:extLst>
+                    </a:blip>
+                    <a:stretch>
+                      <a:fillRect/>
+                    </a:stretch>
+                  </pic:blipFill>
+                  <pic:spPr>
+                    <a:xfrm>
+                      <a:off x="0" y="0"/>
+                      <a:ext cx="4421762" cy="3539957"/>
+                    </a:xfrm>
+                    <a:prstGeom prst="rect">
+                      <a:avLst/>
+                    </a:prstGeom>
+                  </pic:spPr>
+                </pic:pic>
+              </a:graphicData>
+            </a:graphic>
+          </wp:inline>
+        </w:drawing>
+      </w:r>
+    </w:p>
+    <w:tbl>
+      <w:tblPr>
+        <w:tblStyle w:val="ac"/>
+        <w:tblW w:w="0" w:type="auto"/>
+        <w:tblLook w:val="04A0" w:firstRow="1" w:lastRow="0" w:firstColumn="1" w:lastColumn="0" w:noHBand="0" w:noVBand="1"/>
+      </w:tblPr>
+      <w:tblGrid>
+        <w:gridCol w:w="893"/>
+        <w:gridCol w:w="893"/>
+        <w:gridCol w:w="893"/>
+        <w:gridCol w:w="893"/>
+        <w:gridCol w:w="910"/>
+        <w:gridCol w:w="910"/>
+        <w:gridCol w:w="910"/>
+        <w:gridCol w:w="910"/>
+        <w:gridCol w:w="910"/>
+        <w:gridCol w:w="894"/>
+      </w:tblGrid>
+      <w:tr>
+        <w:tc>
+          <w:tcPr>
+            <w:tcW w:w="901" w:type="dxa"/>
+            <w:shd w:val="clear" w:color="auto" w:fill="CAEDFB" w:themeFill="accent4" w:themeFillTint="33"/>
+          </w:tcPr>
+          <w:p>
+            <w:pPr>
+              <w:jc w:val="center"/>
+              <w:rPr>
+                <w:rFonts w:hint="eastAsia"/>
+                <w:sz w:val="18"/>
+                <w:szCs w:val="18"/>
+              </w:rPr>
+            </w:pPr>
+            <w:r>
+              <w:rPr>
+                <w:sz w:val="18"/>
+                <w:szCs w:val="18"/>
+              </w:rPr>
+              <w:t>L</w:t>
+            </w:r>
+            <w:r>
+              <w:rPr>
+                <w:rFonts w:hint="eastAsia"/>
+                <w:sz w:val="18"/>
+                <w:szCs w:val="18"/>
+              </w:rPr>
+              <w:t>v2</w:t>
+            </w:r>
+          </w:p>
+        </w:tc>
+        <w:tc>
+          <w:tcPr>
+            <w:tcW w:w="901" w:type="dxa"/>
+            <w:shd w:val="clear" w:color="auto" w:fill="CAEDFB" w:themeFill="accent4" w:themeFillTint="33"/>
+          </w:tcPr>
+          <w:p>
+            <w:pPr>
+              <w:jc w:val="center"/>
+              <w:rPr>
+                <w:rFonts w:hint="eastAsia"/>
+                <w:sz w:val="18"/>
+                <w:szCs w:val="18"/>
+              </w:rPr>
+            </w:pPr>
+            <w:r>
+              <w:rPr>
+                <w:sz w:val="18"/>
+                <w:szCs w:val="18"/>
+              </w:rPr>
+              <w:t>L</w:t>
+            </w:r>
+            <w:r>
+              <w:rPr>
+                <w:rFonts w:hint="eastAsia"/>
+                <w:sz w:val="18"/>
+                <w:szCs w:val="18"/>
+              </w:rPr>
+              <w:t>v</w:t>
+            </w:r>
+            <w:r>
+              <w:rPr>
+                <w:rFonts w:hint="eastAsia"/>
+                <w:sz w:val="18"/>
+                <w:szCs w:val="18"/>
+              </w:rPr>
+              <w:t>3</w:t>
+            </w:r>
+          </w:p>
+        </w:tc>
+        <w:tc>
+          <w:tcPr>
+            <w:tcW w:w="901" w:type="dxa"/>
+            <w:shd w:val="clear" w:color="auto" w:fill="CAEDFB" w:themeFill="accent4" w:themeFillTint="33"/>
+          </w:tcPr>
+          <w:p>
+            <w:pPr>
+              <w:jc w:val="center"/>
+              <w:rPr>
+                <w:rFonts w:hint="eastAsia"/>
+                <w:sz w:val="18"/>
+                <w:szCs w:val="18"/>
+              </w:rPr>
+            </w:pPr>
+            <w:r>
+              <w:rPr>
+                <w:sz w:val="18"/>
+                <w:szCs w:val="18"/>
+              </w:rPr>
+              <w:t>L</w:t>
+            </w:r>
+            <w:r>
+              <w:rPr>
+                <w:rFonts w:hint="eastAsia"/>
+                <w:sz w:val="18"/>
+                <w:szCs w:val="18"/>
+              </w:rPr>
+              <w:t>v</w:t>
+            </w:r>
+            <w:r>
+              <w:rPr>
+                <w:rFonts w:hint="eastAsia"/>
+                <w:sz w:val="18"/>
+                <w:szCs w:val="18"/>
+              </w:rPr>
+              <w:t>4</w:t>
+            </w:r>
+          </w:p>
+        </w:tc>
+        <w:tc>
+          <w:tcPr>
+            <w:tcW w:w="901" w:type="dxa"/>
+            <w:shd w:val="clear" w:color="auto" w:fill="CAEDFB" w:themeFill="accent4" w:themeFillTint="33"/>
+          </w:tcPr>
+          <w:p>
+            <w:pPr>
+              <w:jc w:val="center"/>
+              <w:rPr>
+                <w:rFonts w:hint="eastAsia"/>
+                <w:sz w:val="18"/>
+                <w:szCs w:val="18"/>
+              </w:rPr>
+            </w:pPr>
+            <w:r>
+              <w:rPr>
+                <w:sz w:val="18"/>
+                <w:szCs w:val="18"/>
+              </w:rPr>
+              <w:t>L</w:t>
+            </w:r>
+            <w:r>
+              <w:rPr>
+                <w:rFonts w:hint="eastAsia"/>
+                <w:sz w:val="18"/>
+                <w:szCs w:val="18"/>
+              </w:rPr>
+              <w:t>v</w:t>
+            </w:r>
+            <w:r>
+              <w:rPr>
+                <w:rFonts w:hint="eastAsia"/>
+                <w:sz w:val="18"/>
+                <w:szCs w:val="18"/>
+              </w:rPr>
+              <w:t>5</w:t>
+            </w:r>
+          </w:p>
+        </w:tc>
+        <w:tc>
+          <w:tcPr>
+            <w:tcW w:w="902" w:type="dxa"/>
+            <w:shd w:val="clear" w:color="auto" w:fill="CAEDFB" w:themeFill="accent4" w:themeFillTint="33"/>
+          </w:tcPr>
+          <w:p>
+            <w:pPr>
+              <w:jc w:val="center"/>
+              <w:rPr>
+                <w:rFonts w:hint="eastAsia"/>
+                <w:sz w:val="18"/>
+                <w:szCs w:val="18"/>
+              </w:rPr>
+            </w:pPr>
+            <w:r>
+              <w:rPr>
+                <w:sz w:val="18"/>
+                <w:szCs w:val="18"/>
+              </w:rPr>
+              <w:t>L</w:t>
+            </w:r>
+            <w:r>
+              <w:rPr>
+                <w:rFonts w:hint="eastAsia"/>
+                <w:sz w:val="18"/>
+                <w:szCs w:val="18"/>
+              </w:rPr>
+              <w:t>v</w:t>
+            </w:r>
+            <w:r>
+              <w:rPr>
+                <w:rFonts w:hint="eastAsia"/>
+                <w:sz w:val="18"/>
+                <w:szCs w:val="18"/>
+              </w:rPr>
+              <w:t>6</w:t>
+            </w:r>
+          </w:p>
+        </w:tc>
+        <w:tc>
+          <w:tcPr>
+            <w:tcW w:w="902" w:type="dxa"/>
+            <w:shd w:val="clear" w:color="auto" w:fill="CAEDFB" w:themeFill="accent4" w:themeFillTint="33"/>
+          </w:tcPr>
+          <w:p>
+            <w:pPr>
+              <w:jc w:val="center"/>
+              <w:rPr>
+                <w:rFonts w:hint="eastAsia"/>
+                <w:sz w:val="18"/>
+                <w:szCs w:val="18"/>
+              </w:rPr>
+            </w:pPr>
+            <w:r>
+              <w:rPr>
+                <w:sz w:val="18"/>
+                <w:szCs w:val="18"/>
+              </w:rPr>
+              <w:t>L</w:t>
+            </w:r>
+            <w:r>
+              <w:rPr>
+                <w:rFonts w:hint="eastAsia"/>
+                <w:sz w:val="18"/>
+                <w:szCs w:val="18"/>
+              </w:rPr>
+              <w:t>v</w:t>
+            </w:r>
+            <w:r>
+              <w:rPr>
+                <w:rFonts w:hint="eastAsia"/>
+                <w:sz w:val="18"/>
+                <w:szCs w:val="18"/>
+              </w:rPr>
+              <w:t>7</w:t>
+            </w:r>
+          </w:p>
+        </w:tc>
+        <w:tc>
+          <w:tcPr>
+            <w:tcW w:w="902" w:type="dxa"/>
+            <w:shd w:val="clear" w:color="auto" w:fill="CAEDFB" w:themeFill="accent4" w:themeFillTint="33"/>
+          </w:tcPr>
+          <w:p>
+            <w:pPr>
+              <w:jc w:val="center"/>
+              <w:rPr>
+                <w:rFonts w:hint="eastAsia"/>
+                <w:sz w:val="18"/>
+                <w:szCs w:val="18"/>
+              </w:rPr>
+            </w:pPr>
+            <w:r>
+              <w:rPr>
+                <w:sz w:val="18"/>
+                <w:szCs w:val="18"/>
+              </w:rPr>
+              <w:t>L</w:t>
+            </w:r>
+            <w:r>
+              <w:rPr>
+                <w:rFonts w:hint="eastAsia"/>
+                <w:sz w:val="18"/>
+                <w:szCs w:val="18"/>
+              </w:rPr>
+              <w:t>v</w:t>
+            </w:r>
+            <w:r>
+              <w:rPr>
+                <w:rFonts w:hint="eastAsia"/>
+                <w:sz w:val="18"/>
+                <w:szCs w:val="18"/>
+              </w:rPr>
+              <w:t>8</w:t>
+            </w:r>
+          </w:p>
+        </w:tc>
+        <w:tc>
+          <w:tcPr>
+            <w:tcW w:w="902" w:type="dxa"/>
+            <w:shd w:val="clear" w:color="auto" w:fill="CAEDFB" w:themeFill="accent4" w:themeFillTint="33"/>
+          </w:tcPr>
+          <w:p>
+            <w:pPr>
+              <w:jc w:val="center"/>
+              <w:rPr>
+                <w:rFonts w:hint="eastAsia"/>
+                <w:sz w:val="18"/>
+                <w:szCs w:val="18"/>
+              </w:rPr>
+            </w:pPr>
+            <w:r>
+              <w:rPr>
+                <w:sz w:val="18"/>
+                <w:szCs w:val="18"/>
+              </w:rPr>
+              <w:t>L</w:t>
+            </w:r>
+            <w:r>
+              <w:rPr>
+                <w:rFonts w:hint="eastAsia"/>
+                <w:sz w:val="18"/>
+                <w:szCs w:val="18"/>
+              </w:rPr>
+              <w:t>v</w:t>
+            </w:r>
+            <w:r>
+              <w:rPr>
+                <w:rFonts w:hint="eastAsia"/>
+                <w:sz w:val="18"/>
+                <w:szCs w:val="18"/>
+              </w:rPr>
+              <w:t>9</w:t>
+            </w:r>
+          </w:p>
+        </w:tc>
+        <w:tc>
+          <w:tcPr>
+            <w:tcW w:w="902" w:type="dxa"/>
+            <w:shd w:val="clear" w:color="auto" w:fill="CAEDFB" w:themeFill="accent4" w:themeFillTint="33"/>
+          </w:tcPr>
+          <w:p>
+            <w:pPr>
+              <w:jc w:val="center"/>
+              <w:rPr>
+                <w:rFonts w:hint="eastAsia"/>
+                <w:sz w:val="18"/>
+                <w:szCs w:val="18"/>
+              </w:rPr>
+            </w:pPr>
+            <w:r>
+              <w:rPr>
+                <w:sz w:val="18"/>
+                <w:szCs w:val="18"/>
+              </w:rPr>
+              <w:t>L</w:t>
+            </w:r>
+            <w:r>
+              <w:rPr>
+                <w:rFonts w:hint="eastAsia"/>
+                <w:sz w:val="18"/>
+                <w:szCs w:val="18"/>
+              </w:rPr>
+              <w:t>v</w:t>
+            </w:r>
+            <w:r>
+              <w:rPr>
+                <w:rFonts w:hint="eastAsia"/>
+                <w:sz w:val="18"/>
+                <w:szCs w:val="18"/>
+              </w:rPr>
+              <w:t>10</w:t>
+            </w:r>
+          </w:p>
+        </w:tc>
+        <w:tc>
+          <w:tcPr>
+            <w:tcW w:w="902" w:type="dxa"/>
+            <w:shd w:val="clear" w:color="auto" w:fill="CAEDFB" w:themeFill="accent4" w:themeFillTint="33"/>
+          </w:tcPr>
+          <w:p>
+            <w:pPr>
+              <w:jc w:val="center"/>
+              <w:rPr>
+                <w:rFonts w:hint="eastAsia"/>
+                <w:sz w:val="18"/>
+                <w:szCs w:val="18"/>
+              </w:rPr>
+            </w:pPr>
+            <w:r>
+              <w:rPr>
+                <w:sz w:val="18"/>
+                <w:szCs w:val="18"/>
+              </w:rPr>
+              <w:t>L</w:t>
+            </w:r>
+            <w:r>
+              <w:rPr>
+                <w:rFonts w:hint="eastAsia"/>
+                <w:sz w:val="18"/>
+                <w:szCs w:val="18"/>
+              </w:rPr>
+              <w:t>v</w:t>
+            </w:r>
+            <w:r>
+              <w:rPr>
+                <w:rFonts w:hint="eastAsia"/>
+                <w:sz w:val="18"/>
+                <w:szCs w:val="18"/>
+              </w:rPr>
+              <w:t>11</w:t>
+            </w:r>
+          </w:p>
+        </w:tc>
+      </w:tr>
+      <w:tr>
+        <w:tc>
+          <w:tcPr>
+            <w:tcW w:w="901" w:type="dxa"/>
+          </w:tcPr>
+          <w:p>
+            <w:pPr>
+              <w:jc w:val="center"/>
+              <w:rPr>
+                <w:rFonts w:hint="eastAsia"/>
+                <w:sz w:val="18"/>
+                <w:szCs w:val="18"/>
+              </w:rPr>
+            </w:pPr>
+            <w:r>
+              <w:rPr>
+                <w:rFonts w:hint="eastAsia"/>
+                <w:sz w:val="18"/>
+                <w:szCs w:val="18"/>
+              </w:rPr>
+              <w:t>1500</w:t>
+            </w:r>
+          </w:p>
+        </w:tc>
+        <w:tc>
+          <w:tcPr>
+            <w:tcW w:w="901" w:type="dxa"/>
+          </w:tcPr>
+          <w:p>
+            <w:pPr>
+              <w:jc w:val="center"/>
+              <w:rPr>
+                <w:rFonts w:hint="eastAsia"/>
+                <w:sz w:val="18"/>
+                <w:szCs w:val="18"/>
+              </w:rPr>
+            </w:pPr>
+            <w:r>
+              <w:rPr>
+                <w:rFonts w:hint="eastAsia"/>
+                <w:sz w:val="18"/>
+                <w:szCs w:val="18"/>
+              </w:rPr>
+              <w:t>3000</w:t>
+            </w:r>
+          </w:p>
+        </w:tc>
+        <w:tc>
+          <w:tcPr>
+            <w:tcW w:w="901" w:type="dxa"/>
+          </w:tcPr>
+          <w:p>
+            <w:pPr>
+              <w:jc w:val="center"/>
+              <w:rPr>
+                <w:rFonts w:hint="eastAsia"/>
+                <w:sz w:val="18"/>
+                <w:szCs w:val="18"/>
+              </w:rPr>
+            </w:pPr>
+            <w:r>
+              <w:rPr>
+                <w:rFonts w:hint="eastAsia"/>
+                <w:sz w:val="18"/>
+                <w:szCs w:val="18"/>
+              </w:rPr>
+              <w:t>5500</w:t>
+            </w:r>
+          </w:p>
+        </w:tc>
+        <w:tc>
+          <w:tcPr>
+            <w:tcW w:w="901" w:type="dxa"/>
+          </w:tcPr>
+          <w:p>
+            <w:pPr>
+              <w:jc w:val="center"/>
+              <w:rPr>
+                <w:rFonts w:hint="eastAsia"/>
+                <w:sz w:val="18"/>
+                <w:szCs w:val="18"/>
+              </w:rPr>
+            </w:pPr>
+            <w:r>
+              <w:rPr>
+                <w:rFonts w:hint="eastAsia"/>
+                <w:sz w:val="18"/>
+                <w:szCs w:val="18"/>
+              </w:rPr>
+              <w:t>9000</w:t>
+            </w:r>
+          </w:p>
+        </w:tc>
+        <w:tc>
+          <w:tcPr>
+            <w:tcW w:w="902" w:type="dxa"/>
+          </w:tcPr>
+          <w:p>
+            <w:pPr>
+              <w:jc w:val="center"/>
+              <w:rPr>
+                <w:rFonts w:hint="eastAsia"/>
+                <w:sz w:val="18"/>
+                <w:szCs w:val="18"/>
+              </w:rPr>
+            </w:pPr>
+            <w:r>
+              <w:rPr>
+                <w:rFonts w:hint="eastAsia"/>
+                <w:sz w:val="18"/>
+                <w:szCs w:val="18"/>
+              </w:rPr>
+              <w:t>13500</w:t>
+            </w:r>
+          </w:p>
+        </w:tc>
+        <w:tc>
+          <w:tcPr>
+            <w:tcW w:w="902" w:type="dxa"/>
+          </w:tcPr>
+          <w:p>
+            <w:pPr>
+              <w:jc w:val="center"/>
+              <w:rPr>
+                <w:rFonts w:hint="eastAsia"/>
+                <w:sz w:val="18"/>
+                <w:szCs w:val="18"/>
+              </w:rPr>
+            </w:pPr>
+            <w:r>
+              <w:rPr>
+                <w:rFonts w:hint="eastAsia"/>
+                <w:sz w:val="18"/>
+                <w:szCs w:val="18"/>
+              </w:rPr>
+              <w:t>19000</w:t>
+            </w:r>
+          </w:p>
+        </w:tc>
+        <w:tc>
+          <w:tcPr>
+            <w:tcW w:w="902" w:type="dxa"/>
+          </w:tcPr>
+          <w:p>
+            <w:pPr>
+              <w:jc w:val="center"/>
+              <w:rPr>
+                <w:rFonts w:hint="eastAsia"/>
+                <w:sz w:val="18"/>
+                <w:szCs w:val="18"/>
+              </w:rPr>
+            </w:pPr>
+            <w:r>
+              <w:rPr>
+                <w:rFonts w:hint="eastAsia"/>
+                <w:sz w:val="18"/>
+                <w:szCs w:val="18"/>
+              </w:rPr>
+              <w:t>25500</w:t>
+            </w:r>
+          </w:p>
+        </w:tc>
+        <w:tc>
+          <w:tcPr>
+            <w:tcW w:w="902" w:type="dxa"/>
+          </w:tcPr>
+          <w:p>
+            <w:pPr>
+              <w:jc w:val="center"/>
+              <w:rPr>
+                <w:rFonts w:hint="eastAsia"/>
+                <w:sz w:val="18"/>
+                <w:szCs w:val="18"/>
+              </w:rPr>
+            </w:pPr>
+            <w:r>
+              <w:rPr>
+                <w:rFonts w:hint="eastAsia"/>
+                <w:sz w:val="18"/>
+                <w:szCs w:val="18"/>
+              </w:rPr>
+              <w:t>33000</w:t>
+            </w:r>
+          </w:p>
+        </w:tc>
+        <w:tc>
+          <w:tcPr>
+            <w:tcW w:w="902" w:type="dxa"/>
+          </w:tcPr>
+          <w:p>
+            <w:pPr>
+              <w:jc w:val="center"/>
+              <w:rPr>
+                <w:rFonts w:hint="eastAsia"/>
+                <w:sz w:val="18"/>
+                <w:szCs w:val="18"/>
+              </w:rPr>
+            </w:pPr>
+            <w:r>
+              <w:rPr>
+                <w:rFonts w:hint="eastAsia"/>
+                <w:sz w:val="18"/>
+                <w:szCs w:val="18"/>
+              </w:rPr>
+              <w:t>41500</w:t>
+            </w:r>
+          </w:p>
+        </w:tc>
+        <w:tc>
+          <w:tcPr>
+            <w:tcW w:w="902" w:type="dxa"/>
+          </w:tcPr>
+          <w:p>
+            <w:pPr>
+              <w:jc w:val="center"/>
+              <w:rPr>
+                <w:rFonts w:hint="eastAsia"/>
+                <w:sz w:val="18"/>
+                <w:szCs w:val="18"/>
+              </w:rPr>
+            </w:pPr>
+            <w:r>
+              <w:rPr>
+                <w:rFonts w:hint="eastAsia"/>
+                <w:sz w:val="18"/>
+                <w:szCs w:val="18"/>
+              </w:rPr>
+              <w:t>51000</w:t>
+            </w:r>
+          </w:p>
+        </w:tc>
+      </w:tr>
+      <w:tr>
+        <w:tc>
+          <w:tcPr>
+            <w:tcW w:w="901" w:type="dxa"/>
+            <w:shd w:val="clear" w:color="auto" w:fill="CAEDFB" w:themeFill="accent4" w:themeFillTint="33"/>
+          </w:tcPr>
+          <w:p>
+            <w:pPr>
+              <w:jc w:val="center"/>
+              <w:rPr>
+                <w:rFonts w:hint="eastAsia"/>
+                <w:sz w:val="18"/>
+                <w:szCs w:val="18"/>
+              </w:rPr>
+            </w:pPr>
+            <w:r>
+              <w:rPr>
+                <w:sz w:val="18"/>
+                <w:szCs w:val="18"/>
+              </w:rPr>
+              <w:t>L</w:t>
+            </w:r>
+            <w:r>
+              <w:rPr>
+                <w:rFonts w:hint="eastAsia"/>
+                <w:sz w:val="18"/>
+                <w:szCs w:val="18"/>
+              </w:rPr>
+              <w:t>v</w:t>
+            </w:r>
+            <w:r>
+              <w:rPr>
+                <w:rFonts w:hint="eastAsia"/>
+                <w:sz w:val="18"/>
+                <w:szCs w:val="18"/>
+              </w:rPr>
+              <w:t>1</w:t>
+            </w:r>
+            <w:r>
+              <w:rPr>
+                <w:rFonts w:hint="eastAsia"/>
+                <w:sz w:val="18"/>
+                <w:szCs w:val="18"/>
+              </w:rPr>
+              <w:t>2</w:t>
+            </w:r>
+          </w:p>
+        </w:tc>
+        <w:tc>
+          <w:tcPr>
+            <w:tcW w:w="901" w:type="dxa"/>
+            <w:shd w:val="clear" w:color="auto" w:fill="CAEDFB" w:themeFill="accent4" w:themeFillTint="33"/>
+          </w:tcPr>
+          <w:p>
+            <w:pPr>
+              <w:jc w:val="center"/>
+              <w:rPr>
+                <w:rFonts w:hint="eastAsia"/>
+                <w:sz w:val="18"/>
+                <w:szCs w:val="18"/>
+              </w:rPr>
+            </w:pPr>
+            <w:r>
+              <w:rPr>
+                <w:sz w:val="18"/>
+                <w:szCs w:val="18"/>
+              </w:rPr>
+              <w:t>L</w:t>
+            </w:r>
+            <w:r>
+              <w:rPr>
+                <w:rFonts w:hint="eastAsia"/>
+                <w:sz w:val="18"/>
+                <w:szCs w:val="18"/>
+              </w:rPr>
+              <w:t>v</w:t>
+            </w:r>
+            <w:r>
+              <w:rPr>
+                <w:rFonts w:hint="eastAsia"/>
+                <w:sz w:val="18"/>
+                <w:szCs w:val="18"/>
+              </w:rPr>
+              <w:t>1</w:t>
+            </w:r>
+            <w:r>
+              <w:rPr>
+                <w:rFonts w:hint="eastAsia"/>
+                <w:sz w:val="18"/>
+                <w:szCs w:val="18"/>
+              </w:rPr>
+              <w:t>3</w:t>
+            </w:r>
+          </w:p>
+        </w:tc>
+        <w:tc>
+          <w:tcPr>
+            <w:tcW w:w="901" w:type="dxa"/>
+            <w:shd w:val="clear" w:color="auto" w:fill="CAEDFB" w:themeFill="accent4" w:themeFillTint="33"/>
+          </w:tcPr>
+          <w:p>
+            <w:pPr>
+              <w:jc w:val="center"/>
+              <w:rPr>
+                <w:rFonts w:hint="eastAsia"/>
+                <w:sz w:val="18"/>
+                <w:szCs w:val="18"/>
+              </w:rPr>
+            </w:pPr>
+            <w:r>
+              <w:rPr>
+                <w:sz w:val="18"/>
+                <w:szCs w:val="18"/>
+              </w:rPr>
+              <w:t>L</w:t>
+            </w:r>
+            <w:r>
+              <w:rPr>
+                <w:rFonts w:hint="eastAsia"/>
+                <w:sz w:val="18"/>
+                <w:szCs w:val="18"/>
+              </w:rPr>
+              <w:t>v</w:t>
+            </w:r>
+            <w:r>
+              <w:rPr>
+                <w:rFonts w:hint="eastAsia"/>
+                <w:sz w:val="18"/>
+                <w:szCs w:val="18"/>
+              </w:rPr>
+              <w:t>1</w:t>
+            </w:r>
+            <w:r>
+              <w:rPr>
+                <w:rFonts w:hint="eastAsia"/>
+                <w:sz w:val="18"/>
+                <w:szCs w:val="18"/>
+              </w:rPr>
+              <w:t>4</w:t>
+            </w:r>
+          </w:p>
+        </w:tc>
+        <w:tc>
+          <w:tcPr>
+            <w:tcW w:w="901" w:type="dxa"/>
+            <w:shd w:val="clear" w:color="auto" w:fill="CAEDFB" w:themeFill="accent4" w:themeFillTint="33"/>
+          </w:tcPr>
+          <w:p>
+            <w:pPr>
+              <w:jc w:val="center"/>
+              <w:rPr>
+                <w:rFonts w:hint="eastAsia"/>
+                <w:sz w:val="18"/>
+                <w:szCs w:val="18"/>
+              </w:rPr>
+            </w:pPr>
+            <w:r>
+              <w:rPr>
+                <w:sz w:val="18"/>
+                <w:szCs w:val="18"/>
+              </w:rPr>
+              <w:t>L</w:t>
+            </w:r>
+            <w:r>
+              <w:rPr>
+                <w:rFonts w:hint="eastAsia"/>
+                <w:sz w:val="18"/>
+                <w:szCs w:val="18"/>
+              </w:rPr>
+              <w:t>v</w:t>
+            </w:r>
+            <w:r>
+              <w:rPr>
+                <w:rFonts w:hint="eastAsia"/>
+                <w:sz w:val="18"/>
+                <w:szCs w:val="18"/>
+              </w:rPr>
+              <w:t>1</w:t>
+            </w:r>
+            <w:r>
+              <w:rPr>
+                <w:rFonts w:hint="eastAsia"/>
+                <w:sz w:val="18"/>
+                <w:szCs w:val="18"/>
+              </w:rPr>
+              <w:t>5</w:t>
+            </w:r>
+          </w:p>
+        </w:tc>
+        <w:tc>
+          <w:tcPr>
+            <w:tcW w:w="902" w:type="dxa"/>
+            <w:shd w:val="clear" w:color="auto" w:fill="CAEDFB" w:themeFill="accent4" w:themeFillTint="33"/>
+          </w:tcPr>
+          <w:p>
+            <w:pPr>
+              <w:jc w:val="center"/>
+              <w:rPr>
+                <w:rFonts w:hint="eastAsia"/>
+                <w:sz w:val="18"/>
+                <w:szCs w:val="18"/>
+              </w:rPr>
+            </w:pPr>
+            <w:r>
+              <w:rPr>
+                <w:sz w:val="18"/>
+                <w:szCs w:val="18"/>
+              </w:rPr>
+              <w:t>L</w:t>
+            </w:r>
+            <w:r>
+              <w:rPr>
+                <w:rFonts w:hint="eastAsia"/>
+                <w:sz w:val="18"/>
+                <w:szCs w:val="18"/>
+              </w:rPr>
+              <w:t>v</w:t>
+            </w:r>
+            <w:r>
+              <w:rPr>
+                <w:rFonts w:hint="eastAsia"/>
+                <w:sz w:val="18"/>
+                <w:szCs w:val="18"/>
+              </w:rPr>
+              <w:t>1</w:t>
+            </w:r>
+            <w:r>
+              <w:rPr>
+                <w:rFonts w:hint="eastAsia"/>
+                <w:sz w:val="18"/>
+                <w:szCs w:val="18"/>
+              </w:rPr>
+              <w:t>6</w:t>
+            </w:r>
+          </w:p>
+        </w:tc>
+        <w:tc>
+          <w:tcPr>
+            <w:tcW w:w="902" w:type="dxa"/>
+            <w:shd w:val="clear" w:color="auto" w:fill="CAEDFB" w:themeFill="accent4" w:themeFillTint="33"/>
+          </w:tcPr>
+          <w:p>
+            <w:pPr>
+              <w:jc w:val="center"/>
+              <w:rPr>
+                <w:rFonts w:hint="eastAsia"/>
+                <w:sz w:val="18"/>
+                <w:szCs w:val="18"/>
+              </w:rPr>
+            </w:pPr>
+            <w:r>
+              <w:rPr>
+                <w:sz w:val="18"/>
+                <w:szCs w:val="18"/>
+              </w:rPr>
+              <w:t>L</w:t>
+            </w:r>
+            <w:r>
+              <w:rPr>
+                <w:rFonts w:hint="eastAsia"/>
+                <w:sz w:val="18"/>
+                <w:szCs w:val="18"/>
+              </w:rPr>
+              <w:t>v</w:t>
+            </w:r>
+            <w:r>
+              <w:rPr>
+                <w:rFonts w:hint="eastAsia"/>
+                <w:sz w:val="18"/>
+                <w:szCs w:val="18"/>
+              </w:rPr>
+              <w:t>1</w:t>
+            </w:r>
+            <w:r>
+              <w:rPr>
+                <w:rFonts w:hint="eastAsia"/>
+                <w:sz w:val="18"/>
+                <w:szCs w:val="18"/>
+              </w:rPr>
+              <w:t>7</w:t>
+            </w:r>
+          </w:p>
+        </w:tc>
+        <w:tc>
+          <w:tcPr>
+            <w:tcW w:w="902" w:type="dxa"/>
+            <w:shd w:val="clear" w:color="auto" w:fill="CAEDFB" w:themeFill="accent4" w:themeFillTint="33"/>
+          </w:tcPr>
+          <w:p>
+            <w:pPr>
+              <w:jc w:val="center"/>
+              <w:rPr>
+                <w:rFonts w:hint="eastAsia"/>
+                <w:sz w:val="18"/>
+                <w:szCs w:val="18"/>
+              </w:rPr>
+            </w:pPr>
+            <w:r>
+              <w:rPr>
+                <w:sz w:val="18"/>
+                <w:szCs w:val="18"/>
+              </w:rPr>
+              <w:t>L</w:t>
+            </w:r>
+            <w:r>
+              <w:rPr>
+                <w:rFonts w:hint="eastAsia"/>
+                <w:sz w:val="18"/>
+                <w:szCs w:val="18"/>
+              </w:rPr>
+              <w:t>v</w:t>
+            </w:r>
+            <w:r>
+              <w:rPr>
+                <w:rFonts w:hint="eastAsia"/>
+                <w:sz w:val="18"/>
+                <w:szCs w:val="18"/>
+              </w:rPr>
+              <w:t>1</w:t>
+            </w:r>
+            <w:r>
+              <w:rPr>
+                <w:rFonts w:hint="eastAsia"/>
+                <w:sz w:val="18"/>
+                <w:szCs w:val="18"/>
+              </w:rPr>
+              <w:t>8</w:t>
+            </w:r>
+          </w:p>
+        </w:tc>
+        <w:tc>
+          <w:tcPr>
+            <w:tcW w:w="902" w:type="dxa"/>
+            <w:shd w:val="clear" w:color="auto" w:fill="CAEDFB" w:themeFill="accent4" w:themeFillTint="33"/>
+          </w:tcPr>
+          <w:p>
+            <w:pPr>
+              <w:jc w:val="center"/>
+              <w:rPr>
+                <w:rFonts w:hint="eastAsia"/>
+                <w:sz w:val="18"/>
+                <w:szCs w:val="18"/>
+              </w:rPr>
+            </w:pPr>
+            <w:r>
+              <w:rPr>
+                <w:sz w:val="18"/>
+                <w:szCs w:val="18"/>
+              </w:rPr>
+              <w:t>L</w:t>
+            </w:r>
+            <w:r>
+              <w:rPr>
+                <w:rFonts w:hint="eastAsia"/>
+                <w:sz w:val="18"/>
+                <w:szCs w:val="18"/>
+              </w:rPr>
+              <w:t>v</w:t>
+            </w:r>
+            <w:r>
+              <w:rPr>
+                <w:rFonts w:hint="eastAsia"/>
+                <w:sz w:val="18"/>
+                <w:szCs w:val="18"/>
+              </w:rPr>
+              <w:t>1</w:t>
+            </w:r>
+            <w:r>
+              <w:rPr>
+                <w:rFonts w:hint="eastAsia"/>
+                <w:sz w:val="18"/>
+                <w:szCs w:val="18"/>
+              </w:rPr>
+              <w:t>9</w:t>
+            </w:r>
+          </w:p>
+        </w:tc>
+        <w:tc>
+          <w:tcPr>
+            <w:tcW w:w="902" w:type="dxa"/>
+            <w:shd w:val="clear" w:color="auto" w:fill="CAEDFB" w:themeFill="accent4" w:themeFillTint="33"/>
+          </w:tcPr>
+          <w:p>
+            <w:pPr>
+              <w:jc w:val="center"/>
+              <w:rPr>
+                <w:rFonts w:hint="eastAsia"/>
+                <w:sz w:val="18"/>
+                <w:szCs w:val="18"/>
+              </w:rPr>
+            </w:pPr>
+            <w:r>
+              <w:rPr>
+                <w:sz w:val="18"/>
+                <w:szCs w:val="18"/>
+              </w:rPr>
+              <w:t>L</w:t>
+            </w:r>
+            <w:r>
+              <w:rPr>
+                <w:rFonts w:hint="eastAsia"/>
+                <w:sz w:val="18"/>
+                <w:szCs w:val="18"/>
+              </w:rPr>
+              <w:t>v</w:t>
+            </w:r>
+            <w:r>
+              <w:rPr>
+                <w:rFonts w:hint="eastAsia"/>
+                <w:sz w:val="18"/>
+                <w:szCs w:val="18"/>
+              </w:rPr>
+              <w:t>2</w:t>
+            </w:r>
+            <w:r>
+              <w:rPr>
+                <w:rFonts w:hint="eastAsia"/>
+                <w:sz w:val="18"/>
+                <w:szCs w:val="18"/>
+              </w:rPr>
+              <w:t>0</w:t>
+            </w:r>
+          </w:p>
+        </w:tc>
+        <w:tc>
+          <w:tcPr>
+            <w:tcW w:w="902" w:type="dxa"/>
+            <w:shd w:val="clear" w:color="auto" w:fill="CAEDFB" w:themeFill="accent4" w:themeFillTint="33"/>
+          </w:tcPr>
+          <w:p>
+            <w:pPr>
+              <w:jc w:val="center"/>
+              <w:rPr>
+                <w:rFonts w:hint="eastAsia"/>
+                <w:sz w:val="18"/>
+                <w:szCs w:val="18"/>
+              </w:rPr>
+            </w:pPr>
+            <w:r>
+              <w:rPr>
+                <w:sz w:val="18"/>
+                <w:szCs w:val="18"/>
+              </w:rPr>
+              <w:t>L</w:t>
+            </w:r>
+            <w:r>
+              <w:rPr>
+                <w:rFonts w:hint="eastAsia"/>
+                <w:sz w:val="18"/>
+                <w:szCs w:val="18"/>
+              </w:rPr>
+              <w:t>v</w:t>
+            </w:r>
+            <w:r>
+              <w:rPr>
+                <w:rFonts w:hint="eastAsia"/>
+                <w:sz w:val="18"/>
+                <w:szCs w:val="18"/>
+              </w:rPr>
+              <w:t>2</w:t>
+            </w:r>
+            <w:r>
+              <w:rPr>
+                <w:rFonts w:hint="eastAsia"/>
+                <w:sz w:val="18"/>
+                <w:szCs w:val="18"/>
+              </w:rPr>
+              <w:t>1</w:t>
+            </w:r>
+          </w:p>
+        </w:tc>
+      </w:tr>
+      <w:tr>
+        <w:tc>
+          <w:tcPr>
+            <w:tcW w:w="901" w:type="dxa"/>
+          </w:tcPr>
+          <w:p>
+            <w:pPr>
+              <w:jc w:val="center"/>
+              <w:rPr>
+                <w:rFonts w:hint="eastAsia"/>
+                <w:sz w:val="18"/>
+                <w:szCs w:val="18"/>
+              </w:rPr>
+            </w:pPr>
+            <w:r>
+              <w:rPr>
+                <w:rFonts w:hint="eastAsia"/>
+                <w:sz w:val="18"/>
+                <w:szCs w:val="18"/>
+              </w:rPr>
+              <w:t>61500</w:t>
+            </w:r>
+          </w:p>
+        </w:tc>
+        <w:tc>
+          <w:tcPr>
+            <w:tcW w:w="901" w:type="dxa"/>
+          </w:tcPr>
+          <w:p>
+            <w:pPr>
+              <w:jc w:val="center"/>
+              <w:rPr>
+                <w:rFonts w:hint="eastAsia"/>
+                <w:sz w:val="18"/>
+                <w:szCs w:val="18"/>
+              </w:rPr>
+            </w:pPr>
+            <w:r>
+              <w:rPr>
+                <w:rFonts w:hint="eastAsia"/>
+                <w:sz w:val="18"/>
+                <w:szCs w:val="18"/>
+              </w:rPr>
+              <w:t>73000</w:t>
+            </w:r>
+          </w:p>
+        </w:tc>
+        <w:tc>
+          <w:tcPr>
+            <w:tcW w:w="901" w:type="dxa"/>
+          </w:tcPr>
+          <w:p>
+            <w:pPr>
+              <w:jc w:val="center"/>
+              <w:rPr>
+                <w:rFonts w:hint="eastAsia"/>
+                <w:sz w:val="18"/>
+                <w:szCs w:val="18"/>
+              </w:rPr>
+            </w:pPr>
+            <w:r>
+              <w:rPr>
+                <w:rFonts w:hint="eastAsia"/>
+                <w:sz w:val="18"/>
+                <w:szCs w:val="18"/>
+              </w:rPr>
+              <w:t>85500</w:t>
+            </w:r>
+          </w:p>
+        </w:tc>
+        <w:tc>
+          <w:tcPr>
+            <w:tcW w:w="901" w:type="dxa"/>
+          </w:tcPr>
+          <w:p>
+            <w:pPr>
+              <w:jc w:val="center"/>
+              <w:rPr>
+                <w:rFonts w:hint="eastAsia"/>
+                <w:sz w:val="18"/>
+                <w:szCs w:val="18"/>
+              </w:rPr>
+            </w:pPr>
+            <w:r>
+              <w:rPr>
+                <w:rFonts w:hint="eastAsia"/>
+                <w:sz w:val="18"/>
+                <w:szCs w:val="18"/>
+              </w:rPr>
+              <w:t>99000</w:t>
+            </w:r>
+          </w:p>
+        </w:tc>
+        <w:tc>
+          <w:tcPr>
+            <w:tcW w:w="902" w:type="dxa"/>
+          </w:tcPr>
+          <w:p>
+            <w:pPr>
+              <w:jc w:val="center"/>
+              <w:rPr>
+                <w:rFonts w:hint="eastAsia"/>
+                <w:sz w:val="18"/>
+                <w:szCs w:val="18"/>
+              </w:rPr>
+            </w:pPr>
+            <w:r>
+              <w:rPr>
+                <w:rFonts w:hint="eastAsia"/>
+                <w:sz w:val="18"/>
+                <w:szCs w:val="18"/>
+              </w:rPr>
+              <w:t>113500</w:t>
+            </w:r>
+          </w:p>
+        </w:tc>
+        <w:tc>
+          <w:tcPr>
+            <w:tcW w:w="902" w:type="dxa"/>
+          </w:tcPr>
+          <w:p>
+            <w:pPr>
+              <w:jc w:val="center"/>
+              <w:rPr>
+                <w:rFonts w:hint="eastAsia"/>
+                <w:sz w:val="18"/>
+                <w:szCs w:val="18"/>
+              </w:rPr>
+            </w:pPr>
+            <w:r>
+              <w:rPr>
+                <w:rFonts w:hint="eastAsia"/>
+                <w:sz w:val="18"/>
+                <w:szCs w:val="18"/>
+              </w:rPr>
+              <w:t>129000</w:t>
+            </w:r>
+          </w:p>
+        </w:tc>
+        <w:tc>
+          <w:tcPr>
+            <w:tcW w:w="902" w:type="dxa"/>
+          </w:tcPr>
+          <w:p>
+            <w:pPr>
+              <w:jc w:val="center"/>
+              <w:rPr>
+                <w:rFonts w:hint="eastAsia"/>
+                <w:sz w:val="18"/>
+                <w:szCs w:val="18"/>
+              </w:rPr>
+            </w:pPr>
+            <w:r>
+              <w:rPr>
+                <w:rFonts w:hint="eastAsia"/>
+                <w:sz w:val="18"/>
+                <w:szCs w:val="18"/>
+              </w:rPr>
+              <w:t>145500</w:t>
+            </w:r>
+          </w:p>
+        </w:tc>
+        <w:tc>
+          <w:tcPr>
+            <w:tcW w:w="902" w:type="dxa"/>
+          </w:tcPr>
+          <w:p>
+            <w:pPr>
+              <w:jc w:val="center"/>
+              <w:rPr>
+                <w:rFonts w:hint="eastAsia"/>
+                <w:sz w:val="18"/>
+                <w:szCs w:val="18"/>
+              </w:rPr>
+            </w:pPr>
+            <w:r>
+              <w:rPr>
+                <w:rFonts w:hint="eastAsia"/>
+                <w:sz w:val="18"/>
+                <w:szCs w:val="18"/>
+              </w:rPr>
+              <w:t>163000</w:t>
+            </w:r>
+          </w:p>
+        </w:tc>
+        <w:tc>
+          <w:tcPr>
+            <w:tcW w:w="902" w:type="dxa"/>
+          </w:tcPr>
+          <w:p>
+            <w:pPr>
+              <w:jc w:val="center"/>
+              <w:rPr>
+                <w:rFonts w:hint="eastAsia"/>
+                <w:sz w:val="18"/>
+                <w:szCs w:val="18"/>
+              </w:rPr>
+            </w:pPr>
+            <w:r>
+              <w:rPr>
+                <w:rFonts w:hint="eastAsia"/>
+                <w:sz w:val="18"/>
+                <w:szCs w:val="18"/>
+              </w:rPr>
+              <w:t>181500</w:t>
+            </w:r>
+          </w:p>
+        </w:tc>
+        <w:tc>
+          <w:tcPr>
+            <w:tcW w:w="902" w:type="dxa"/>
+          </w:tcPr>
+          <w:p>
+            <w:pPr>
+              <w:jc w:val="center"/>
+              <w:rPr>
+                <w:rFonts w:hint="eastAsia"/>
+                <w:sz w:val="18"/>
+                <w:szCs w:val="18"/>
+              </w:rPr>
+            </w:pPr>
+            <w:r>
+              <w:rPr>
+                <w:rFonts w:hint="eastAsia"/>
+                <w:sz w:val="18"/>
+                <w:szCs w:val="18"/>
+              </w:rPr>
+              <w:t>201000</w:t>
+            </w:r>
+          </w:p>
+        </w:tc>
+      </w:tr>
+      <w:tr>
+        <w:tc>
+          <w:tcPr>
+            <w:tcW w:w="901" w:type="dxa"/>
+            <w:shd w:val="clear" w:color="auto" w:fill="CAEDFB" w:themeFill="accent4" w:themeFillTint="33"/>
+          </w:tcPr>
+          <w:p>
+            <w:pPr>
+              <w:jc w:val="center"/>
+              <w:rPr>
+                <w:rFonts w:hint="eastAsia"/>
+                <w:sz w:val="18"/>
+                <w:szCs w:val="18"/>
+              </w:rPr>
+            </w:pPr>
+            <w:r>
+              <w:rPr>
+                <w:sz w:val="18"/>
+                <w:szCs w:val="18"/>
+              </w:rPr>
+              <w:t>L</w:t>
+            </w:r>
+            <w:r>
+              <w:rPr>
+                <w:rFonts w:hint="eastAsia"/>
+                <w:sz w:val="18"/>
+                <w:szCs w:val="18"/>
+              </w:rPr>
+              <w:t>v</w:t>
+            </w:r>
+            <w:r>
+              <w:rPr>
+                <w:rFonts w:hint="eastAsia"/>
+                <w:sz w:val="18"/>
+                <w:szCs w:val="18"/>
+              </w:rPr>
+              <w:t>2</w:t>
+            </w:r>
+            <w:r>
+              <w:rPr>
+                <w:rFonts w:hint="eastAsia"/>
+                <w:sz w:val="18"/>
+                <w:szCs w:val="18"/>
+              </w:rPr>
+              <w:t>2</w:t>
+            </w:r>
+          </w:p>
+        </w:tc>
+        <w:tc>
+          <w:tcPr>
+            <w:tcW w:w="901" w:type="dxa"/>
+            <w:shd w:val="clear" w:color="auto" w:fill="CAEDFB" w:themeFill="accent4" w:themeFillTint="33"/>
+          </w:tcPr>
+          <w:p>
+            <w:pPr>
+              <w:jc w:val="center"/>
+              <w:rPr>
+                <w:rFonts w:hint="eastAsia"/>
+                <w:sz w:val="18"/>
+                <w:szCs w:val="18"/>
+              </w:rPr>
+            </w:pPr>
+            <w:r>
+              <w:rPr>
+                <w:sz w:val="18"/>
+                <w:szCs w:val="18"/>
+              </w:rPr>
+              <w:t>L</w:t>
+            </w:r>
+            <w:r>
+              <w:rPr>
+                <w:rFonts w:hint="eastAsia"/>
+                <w:sz w:val="18"/>
+                <w:szCs w:val="18"/>
+              </w:rPr>
+              <w:t>v</w:t>
+            </w:r>
+            <w:r>
+              <w:rPr>
+                <w:rFonts w:hint="eastAsia"/>
+                <w:sz w:val="18"/>
+                <w:szCs w:val="18"/>
+              </w:rPr>
+              <w:t>2</w:t>
+            </w:r>
+            <w:r>
+              <w:rPr>
+                <w:rFonts w:hint="eastAsia"/>
+                <w:sz w:val="18"/>
+                <w:szCs w:val="18"/>
+              </w:rPr>
+              <w:t>3</w:t>
+            </w:r>
+          </w:p>
+        </w:tc>
+        <w:tc>
+          <w:tcPr>
+            <w:tcW w:w="901" w:type="dxa"/>
+            <w:shd w:val="clear" w:color="auto" w:fill="CAEDFB" w:themeFill="accent4" w:themeFillTint="33"/>
+          </w:tcPr>
+          <w:p>
+            <w:pPr>
+              <w:jc w:val="center"/>
+              <w:rPr>
+                <w:rFonts w:hint="eastAsia"/>
+                <w:sz w:val="18"/>
+                <w:szCs w:val="18"/>
+              </w:rPr>
+            </w:pPr>
+            <w:r>
+              <w:rPr>
+                <w:sz w:val="18"/>
+                <w:szCs w:val="18"/>
+              </w:rPr>
+              <w:t>L</w:t>
+            </w:r>
+            <w:r>
+              <w:rPr>
+                <w:rFonts w:hint="eastAsia"/>
+                <w:sz w:val="18"/>
+                <w:szCs w:val="18"/>
+              </w:rPr>
+              <w:t>v</w:t>
+            </w:r>
+            <w:r>
+              <w:rPr>
+                <w:rFonts w:hint="eastAsia"/>
+                <w:sz w:val="18"/>
+                <w:szCs w:val="18"/>
+              </w:rPr>
+              <w:t>2</w:t>
+            </w:r>
+            <w:r>
+              <w:rPr>
+                <w:rFonts w:hint="eastAsia"/>
+                <w:sz w:val="18"/>
+                <w:szCs w:val="18"/>
+              </w:rPr>
+              <w:t>4</w:t>
+            </w:r>
+          </w:p>
+        </w:tc>
+        <w:tc>
+          <w:tcPr>
+            <w:tcW w:w="901" w:type="dxa"/>
+            <w:shd w:val="clear" w:color="auto" w:fill="CAEDFB" w:themeFill="accent4" w:themeFillTint="33"/>
+          </w:tcPr>
+          <w:p>
+            <w:pPr>
+              <w:jc w:val="center"/>
+              <w:rPr>
+                <w:rFonts w:hint="eastAsia"/>
+                <w:sz w:val="18"/>
+                <w:szCs w:val="18"/>
+              </w:rPr>
+            </w:pPr>
+            <w:r>
+              <w:rPr>
+                <w:sz w:val="18"/>
+                <w:szCs w:val="18"/>
+              </w:rPr>
+              <w:t>L</w:t>
+            </w:r>
+            <w:r>
+              <w:rPr>
+                <w:rFonts w:hint="eastAsia"/>
+                <w:sz w:val="18"/>
+                <w:szCs w:val="18"/>
+              </w:rPr>
+              <w:t>v</w:t>
+            </w:r>
+            <w:r>
+              <w:rPr>
+                <w:rFonts w:hint="eastAsia"/>
+                <w:sz w:val="18"/>
+                <w:szCs w:val="18"/>
+              </w:rPr>
+              <w:t>2</w:t>
+            </w:r>
+            <w:r>
+              <w:rPr>
+                <w:rFonts w:hint="eastAsia"/>
+                <w:sz w:val="18"/>
+                <w:szCs w:val="18"/>
+              </w:rPr>
+              <w:t>5</w:t>
+            </w:r>
+          </w:p>
+        </w:tc>
+        <w:tc>
+          <w:tcPr>
+            <w:tcW w:w="902" w:type="dxa"/>
+            <w:shd w:val="clear" w:color="auto" w:fill="CAEDFB" w:themeFill="accent4" w:themeFillTint="33"/>
+          </w:tcPr>
+          <w:p>
+            <w:pPr>
+              <w:jc w:val="center"/>
+              <w:rPr>
+                <w:rFonts w:hint="eastAsia"/>
+                <w:sz w:val="18"/>
+                <w:szCs w:val="18"/>
+              </w:rPr>
+            </w:pPr>
+            <w:r>
+              <w:rPr>
+                <w:sz w:val="18"/>
+                <w:szCs w:val="18"/>
+              </w:rPr>
+              <w:t>L</w:t>
+            </w:r>
+            <w:r>
+              <w:rPr>
+                <w:rFonts w:hint="eastAsia"/>
+                <w:sz w:val="18"/>
+                <w:szCs w:val="18"/>
+              </w:rPr>
+              <w:t>v</w:t>
+            </w:r>
+            <w:r>
+              <w:rPr>
+                <w:rFonts w:hint="eastAsia"/>
+                <w:sz w:val="18"/>
+                <w:szCs w:val="18"/>
+              </w:rPr>
+              <w:t>2</w:t>
+            </w:r>
+            <w:r>
+              <w:rPr>
+                <w:rFonts w:hint="eastAsia"/>
+                <w:sz w:val="18"/>
+                <w:szCs w:val="18"/>
+              </w:rPr>
+              <w:t>6</w:t>
+            </w:r>
+          </w:p>
+        </w:tc>
+        <w:tc>
+          <w:tcPr>
+            <w:tcW w:w="902" w:type="dxa"/>
+            <w:shd w:val="clear" w:color="auto" w:fill="CAEDFB" w:themeFill="accent4" w:themeFillTint="33"/>
+          </w:tcPr>
+          <w:p>
+            <w:pPr>
+              <w:jc w:val="center"/>
+              <w:rPr>
+                <w:rFonts w:hint="eastAsia"/>
+                <w:sz w:val="18"/>
+                <w:szCs w:val="18"/>
+              </w:rPr>
+            </w:pPr>
+            <w:r>
+              <w:rPr>
+                <w:sz w:val="18"/>
+                <w:szCs w:val="18"/>
+              </w:rPr>
+              <w:t>L</w:t>
+            </w:r>
+            <w:r>
+              <w:rPr>
+                <w:rFonts w:hint="eastAsia"/>
+                <w:sz w:val="18"/>
+                <w:szCs w:val="18"/>
+              </w:rPr>
+              <w:t>v</w:t>
+            </w:r>
+            <w:r>
+              <w:rPr>
+                <w:rFonts w:hint="eastAsia"/>
+                <w:sz w:val="18"/>
+                <w:szCs w:val="18"/>
+              </w:rPr>
+              <w:t>2</w:t>
+            </w:r>
+            <w:r>
+              <w:rPr>
+                <w:rFonts w:hint="eastAsia"/>
+                <w:sz w:val="18"/>
+                <w:szCs w:val="18"/>
+              </w:rPr>
+              <w:t>7</w:t>
+            </w:r>
+          </w:p>
+        </w:tc>
+        <w:tc>
+          <w:tcPr>
+            <w:tcW w:w="902" w:type="dxa"/>
+            <w:shd w:val="clear" w:color="auto" w:fill="CAEDFB" w:themeFill="accent4" w:themeFillTint="33"/>
+          </w:tcPr>
+          <w:p>
+            <w:pPr>
+              <w:jc w:val="center"/>
+              <w:rPr>
+                <w:rFonts w:hint="eastAsia"/>
+                <w:sz w:val="18"/>
+                <w:szCs w:val="18"/>
+              </w:rPr>
+            </w:pPr>
+            <w:r>
+              <w:rPr>
+                <w:sz w:val="18"/>
+                <w:szCs w:val="18"/>
+              </w:rPr>
+              <w:t>L</w:t>
+            </w:r>
+            <w:r>
+              <w:rPr>
+                <w:rFonts w:hint="eastAsia"/>
+                <w:sz w:val="18"/>
+                <w:szCs w:val="18"/>
+              </w:rPr>
+              <w:t>v</w:t>
+            </w:r>
+            <w:r>
+              <w:rPr>
+                <w:rFonts w:hint="eastAsia"/>
+                <w:sz w:val="18"/>
+                <w:szCs w:val="18"/>
+              </w:rPr>
+              <w:t>2</w:t>
+            </w:r>
+            <w:r>
+              <w:rPr>
+                <w:rFonts w:hint="eastAsia"/>
+                <w:sz w:val="18"/>
+                <w:szCs w:val="18"/>
+              </w:rPr>
+              <w:t>8</w:t>
+            </w:r>
+          </w:p>
+        </w:tc>
+        <w:tc>
+          <w:tcPr>
+            <w:tcW w:w="902" w:type="dxa"/>
+            <w:shd w:val="clear" w:color="auto" w:fill="CAEDFB" w:themeFill="accent4" w:themeFillTint="33"/>
+          </w:tcPr>
+          <w:p>
+            <w:pPr>
+              <w:jc w:val="center"/>
+              <w:rPr>
+                <w:rFonts w:hint="eastAsia"/>
+                <w:sz w:val="18"/>
+                <w:szCs w:val="18"/>
+              </w:rPr>
+            </w:pPr>
+            <w:r>
+              <w:rPr>
+                <w:sz w:val="18"/>
+                <w:szCs w:val="18"/>
+              </w:rPr>
+              <w:t>L</w:t>
+            </w:r>
+            <w:r>
+              <w:rPr>
+                <w:rFonts w:hint="eastAsia"/>
+                <w:sz w:val="18"/>
+                <w:szCs w:val="18"/>
+              </w:rPr>
+              <w:t>v</w:t>
+            </w:r>
+            <w:r>
+              <w:rPr>
+                <w:rFonts w:hint="eastAsia"/>
+                <w:sz w:val="18"/>
+                <w:szCs w:val="18"/>
+              </w:rPr>
+              <w:t>2</w:t>
+            </w:r>
+            <w:r>
+              <w:rPr>
+                <w:rFonts w:hint="eastAsia"/>
+                <w:sz w:val="18"/>
+                <w:szCs w:val="18"/>
+              </w:rPr>
+              <w:t>9</w:t>
+            </w:r>
+          </w:p>
+        </w:tc>
+        <w:tc>
+          <w:tcPr>
+            <w:tcW w:w="902" w:type="dxa"/>
+            <w:shd w:val="clear" w:color="auto" w:fill="CAEDFB" w:themeFill="accent4" w:themeFillTint="33"/>
+          </w:tcPr>
+          <w:p>
+            <w:pPr>
+              <w:jc w:val="center"/>
+              <w:rPr>
+                <w:rFonts w:hint="eastAsia"/>
+                <w:sz w:val="18"/>
+                <w:szCs w:val="18"/>
+              </w:rPr>
+            </w:pPr>
+            <w:r>
+              <w:rPr>
+                <w:sz w:val="18"/>
+                <w:szCs w:val="18"/>
+              </w:rPr>
+              <w:t>L</w:t>
+            </w:r>
+            <w:r>
+              <w:rPr>
+                <w:rFonts w:hint="eastAsia"/>
+                <w:sz w:val="18"/>
+                <w:szCs w:val="18"/>
+              </w:rPr>
+              <w:t>v</w:t>
+            </w:r>
+            <w:r>
+              <w:rPr>
+                <w:rFonts w:hint="eastAsia"/>
+                <w:sz w:val="18"/>
+                <w:szCs w:val="18"/>
+              </w:rPr>
+              <w:t>3</w:t>
+            </w:r>
+            <w:r>
+              <w:rPr>
+                <w:rFonts w:hint="eastAsia"/>
+                <w:sz w:val="18"/>
+                <w:szCs w:val="18"/>
+              </w:rPr>
+              <w:t>0</w:t>
+            </w:r>
+          </w:p>
+        </w:tc>
+        <w:tc>
+          <w:tcPr>
+            <w:tcW w:w="902" w:type="dxa"/>
+            <w:shd w:val="clear" w:color="auto" w:fill="CAEDFB" w:themeFill="accent4" w:themeFillTint="33"/>
+          </w:tcPr>
+          <w:p>
+            <w:pPr>
+              <w:jc w:val="center"/>
+              <w:rPr>
+                <w:rFonts w:hint="eastAsia"/>
+                <w:sz w:val="18"/>
+                <w:szCs w:val="18"/>
+              </w:rPr>
+            </w:pPr>
+            <w:r>
+              <w:rPr>
+                <w:sz w:val="18"/>
+                <w:szCs w:val="18"/>
+              </w:rPr>
+              <w:t>L</w:t>
+            </w:r>
+            <w:r>
+              <w:rPr>
+                <w:rFonts w:hint="eastAsia"/>
+                <w:sz w:val="18"/>
+                <w:szCs w:val="18"/>
+              </w:rPr>
+              <w:t>v</w:t>
+            </w:r>
+            <w:r>
+              <w:rPr>
+                <w:rFonts w:hint="eastAsia"/>
+                <w:sz w:val="18"/>
+                <w:szCs w:val="18"/>
+              </w:rPr>
+              <w:t>3</w:t>
+            </w:r>
+            <w:r>
+              <w:rPr>
+                <w:rFonts w:hint="eastAsia"/>
+                <w:sz w:val="18"/>
+                <w:szCs w:val="18"/>
+              </w:rPr>
+              <w:t>1</w:t>
+            </w:r>
+          </w:p>
+        </w:tc>
+      </w:tr>
+      <w:tr>
+        <w:tc>
+          <w:tcPr>
+            <w:tcW w:w="901" w:type="dxa"/>
+          </w:tcPr>
+          <w:p>
+            <w:pPr>
+              <w:jc w:val="center"/>
+              <w:rPr>
+                <w:rFonts w:hint="eastAsia"/>
+                <w:sz w:val="18"/>
+                <w:szCs w:val="18"/>
+              </w:rPr>
+            </w:pPr>
+            <w:r>
+              <w:rPr>
+                <w:rFonts w:hint="eastAsia"/>
+                <w:sz w:val="18"/>
+                <w:szCs w:val="18"/>
+              </w:rPr>
+              <w:t>221500</w:t>
+            </w:r>
+          </w:p>
+        </w:tc>
+        <w:tc>
+          <w:tcPr>
+            <w:tcW w:w="901" w:type="dxa"/>
+          </w:tcPr>
+          <w:p>
+            <w:pPr>
+              <w:jc w:val="center"/>
+              <w:rPr>
+                <w:rFonts w:hint="eastAsia"/>
+                <w:sz w:val="18"/>
+                <w:szCs w:val="18"/>
+              </w:rPr>
+            </w:pPr>
+            <w:r>
+              <w:rPr>
+                <w:rFonts w:hint="eastAsia"/>
+                <w:sz w:val="18"/>
+                <w:szCs w:val="18"/>
+              </w:rPr>
+              <w:t>243000</w:t>
+            </w:r>
+          </w:p>
+        </w:tc>
+        <w:tc>
+          <w:tcPr>
+            <w:tcW w:w="901" w:type="dxa"/>
+          </w:tcPr>
+          <w:p>
+            <w:pPr>
+              <w:jc w:val="center"/>
+              <w:rPr>
+                <w:rFonts w:hint="eastAsia"/>
+                <w:sz w:val="18"/>
+                <w:szCs w:val="18"/>
+              </w:rPr>
+            </w:pPr>
+            <w:r>
+              <w:rPr>
+                <w:rFonts w:hint="eastAsia"/>
+                <w:sz w:val="18"/>
+                <w:szCs w:val="18"/>
+              </w:rPr>
+              <w:t>265500</w:t>
+            </w:r>
+          </w:p>
+        </w:tc>
+        <w:tc>
+          <w:tcPr>
+            <w:tcW w:w="901" w:type="dxa"/>
+          </w:tcPr>
+          <w:p>
+            <w:pPr>
+              <w:jc w:val="center"/>
+              <w:rPr>
+                <w:rFonts w:hint="eastAsia"/>
+                <w:sz w:val="18"/>
+                <w:szCs w:val="18"/>
+              </w:rPr>
+            </w:pPr>
+            <w:r>
+              <w:rPr>
+                <w:rFonts w:hint="eastAsia"/>
+                <w:sz w:val="18"/>
+                <w:szCs w:val="18"/>
+              </w:rPr>
+              <w:t>289000</w:t>
+            </w:r>
+          </w:p>
+        </w:tc>
+        <w:tc>
+          <w:tcPr>
+            <w:tcW w:w="902" w:type="dxa"/>
+          </w:tcPr>
+          <w:p>
+            <w:pPr>
+              <w:jc w:val="center"/>
+              <w:rPr>
+                <w:rFonts w:hint="eastAsia"/>
+                <w:sz w:val="18"/>
+                <w:szCs w:val="18"/>
+              </w:rPr>
+            </w:pPr>
+            <w:r>
+              <w:rPr>
+                <w:rFonts w:hint="eastAsia"/>
+                <w:sz w:val="18"/>
+                <w:szCs w:val="18"/>
+              </w:rPr>
+              <w:t>313500</w:t>
+            </w:r>
+          </w:p>
+        </w:tc>
+        <w:tc>
+          <w:tcPr>
+            <w:tcW w:w="902" w:type="dxa"/>
+          </w:tcPr>
+          <w:p>
+            <w:pPr>
+              <w:jc w:val="center"/>
+              <w:rPr>
+                <w:rFonts w:hint="eastAsia"/>
+                <w:sz w:val="18"/>
+                <w:szCs w:val="18"/>
+              </w:rPr>
+            </w:pPr>
+            <w:r>
+              <w:rPr>
+                <w:rFonts w:hint="eastAsia"/>
+                <w:sz w:val="18"/>
+                <w:szCs w:val="18"/>
+              </w:rPr>
+              <w:t>339000</w:t>
+            </w:r>
+          </w:p>
+        </w:tc>
+        <w:tc>
+          <w:tcPr>
+            <w:tcW w:w="902" w:type="dxa"/>
+          </w:tcPr>
+          <w:p>
+            <w:pPr>
+              <w:jc w:val="center"/>
+              <w:rPr>
+                <w:rFonts w:hint="eastAsia"/>
+                <w:sz w:val="18"/>
+                <w:szCs w:val="18"/>
+              </w:rPr>
+            </w:pPr>
+            <w:r>
+              <w:rPr>
+                <w:rFonts w:hint="eastAsia"/>
+                <w:sz w:val="18"/>
+                <w:szCs w:val="18"/>
+              </w:rPr>
+              <w:t>365500</w:t>
+            </w:r>
+          </w:p>
+        </w:tc>
+        <w:tc>
+          <w:tcPr>
+            <w:tcW w:w="902" w:type="dxa"/>
+          </w:tcPr>
+          <w:p>
+            <w:pPr>
+              <w:jc w:val="center"/>
+              <w:rPr>
+                <w:rFonts w:hint="eastAsia"/>
+                <w:sz w:val="18"/>
+                <w:szCs w:val="18"/>
+              </w:rPr>
+            </w:pPr>
+            <w:r>
+              <w:rPr>
+                <w:rFonts w:hint="eastAsia"/>
+                <w:sz w:val="18"/>
+                <w:szCs w:val="18"/>
+              </w:rPr>
+              <w:t>393000</w:t>
+            </w:r>
+          </w:p>
+        </w:tc>
+        <w:tc>
+          <w:tcPr>
+            <w:tcW w:w="902" w:type="dxa"/>
+          </w:tcPr>
+          <w:p>
+            <w:pPr>
+              <w:jc w:val="center"/>
+              <w:rPr>
+                <w:rFonts w:hint="eastAsia"/>
+                <w:sz w:val="18"/>
+                <w:szCs w:val="18"/>
+              </w:rPr>
+            </w:pPr>
+            <w:r>
+              <w:rPr>
+                <w:rFonts w:hint="eastAsia"/>
+                <w:sz w:val="18"/>
+                <w:szCs w:val="18"/>
+              </w:rPr>
+              <w:t>421500</w:t>
+            </w:r>
+          </w:p>
+        </w:tc>
+        <w:tc>
+          <w:tcPr>
+            <w:tcW w:w="902" w:type="dxa"/>
+          </w:tcPr>
+          <w:p>
+            <w:pPr>
+              <w:jc w:val="center"/>
+              <w:rPr>
+                <w:rFonts w:hint="eastAsia"/>
+                <w:sz w:val="18"/>
+                <w:szCs w:val="18"/>
+              </w:rPr>
+            </w:pPr>
+            <w:r>
+              <w:rPr>
+                <w:rFonts w:hint="eastAsia"/>
+                <w:sz w:val="18"/>
+                <w:szCs w:val="18"/>
+              </w:rPr>
+              <w:t>451000</w:t>
+            </w:r>
+          </w:p>
+        </w:tc>
+      </w:tr>
+      <w:tr>
+        <w:tc>
+          <w:tcPr>
+            <w:tcW w:w="901" w:type="dxa"/>
+            <w:shd w:val="clear" w:color="auto" w:fill="CAEDFB" w:themeFill="accent4" w:themeFillTint="33"/>
+          </w:tcPr>
+          <w:p>
+            <w:pPr>
+              <w:jc w:val="center"/>
+              <w:rPr>
+                <w:rFonts w:hint="eastAsia"/>
+                <w:sz w:val="18"/>
+                <w:szCs w:val="18"/>
+              </w:rPr>
+            </w:pPr>
+            <w:r>
+              <w:rPr>
+                <w:sz w:val="18"/>
+                <w:szCs w:val="18"/>
+              </w:rPr>
+              <w:t>L</w:t>
+            </w:r>
+            <w:r>
+              <w:rPr>
+                <w:rFonts w:hint="eastAsia"/>
+                <w:sz w:val="18"/>
+                <w:szCs w:val="18"/>
+              </w:rPr>
+              <w:t>v</w:t>
+            </w:r>
+            <w:r>
+              <w:rPr>
+                <w:rFonts w:hint="eastAsia"/>
+                <w:sz w:val="18"/>
+                <w:szCs w:val="18"/>
+              </w:rPr>
+              <w:t>3</w:t>
+            </w:r>
+            <w:r>
+              <w:rPr>
+                <w:rFonts w:hint="eastAsia"/>
+                <w:sz w:val="18"/>
+                <w:szCs w:val="18"/>
+              </w:rPr>
+              <w:t>2</w:t>
+            </w:r>
+          </w:p>
+        </w:tc>
+        <w:tc>
+          <w:tcPr>
+            <w:tcW w:w="901" w:type="dxa"/>
+            <w:shd w:val="clear" w:color="auto" w:fill="CAEDFB" w:themeFill="accent4" w:themeFillTint="33"/>
+          </w:tcPr>
+          <w:p>
+            <w:pPr>
+              <w:jc w:val="center"/>
+              <w:rPr>
+                <w:rFonts w:hint="eastAsia"/>
+                <w:sz w:val="18"/>
+                <w:szCs w:val="18"/>
+              </w:rPr>
+            </w:pPr>
+            <w:r>
+              <w:rPr>
+                <w:sz w:val="18"/>
+                <w:szCs w:val="18"/>
+              </w:rPr>
+              <w:t>L</w:t>
+            </w:r>
+            <w:r>
+              <w:rPr>
+                <w:rFonts w:hint="eastAsia"/>
+                <w:sz w:val="18"/>
+                <w:szCs w:val="18"/>
+              </w:rPr>
+              <w:t>v</w:t>
+            </w:r>
+            <w:r>
+              <w:rPr>
+                <w:rFonts w:hint="eastAsia"/>
+                <w:sz w:val="18"/>
+                <w:szCs w:val="18"/>
+              </w:rPr>
+              <w:t>3</w:t>
+            </w:r>
+            <w:r>
+              <w:rPr>
+                <w:rFonts w:hint="eastAsia"/>
+                <w:sz w:val="18"/>
+                <w:szCs w:val="18"/>
+              </w:rPr>
+              <w:t>3</w:t>
+            </w:r>
+          </w:p>
+        </w:tc>
+        <w:tc>
+          <w:tcPr>
+            <w:tcW w:w="901" w:type="dxa"/>
+            <w:shd w:val="clear" w:color="auto" w:fill="CAEDFB" w:themeFill="accent4" w:themeFillTint="33"/>
+          </w:tcPr>
+          <w:p>
+            <w:pPr>
+              <w:jc w:val="center"/>
+              <w:rPr>
+                <w:rFonts w:hint="eastAsia"/>
+                <w:sz w:val="18"/>
+                <w:szCs w:val="18"/>
+              </w:rPr>
+            </w:pPr>
+            <w:r>
+              <w:rPr>
+                <w:sz w:val="18"/>
+                <w:szCs w:val="18"/>
+              </w:rPr>
+              <w:t>L</w:t>
+            </w:r>
+            <w:r>
+              <w:rPr>
+                <w:rFonts w:hint="eastAsia"/>
+                <w:sz w:val="18"/>
+                <w:szCs w:val="18"/>
+              </w:rPr>
+              <w:t>v</w:t>
+            </w:r>
+            <w:r>
+              <w:rPr>
+                <w:rFonts w:hint="eastAsia"/>
+                <w:sz w:val="18"/>
+                <w:szCs w:val="18"/>
+              </w:rPr>
+              <w:t>3</w:t>
+            </w:r>
+            <w:r>
+              <w:rPr>
+                <w:rFonts w:hint="eastAsia"/>
+                <w:sz w:val="18"/>
+                <w:szCs w:val="18"/>
+              </w:rPr>
+              <w:t>4</w:t>
+            </w:r>
+          </w:p>
+        </w:tc>
+        <w:tc>
+          <w:tcPr>
+            <w:tcW w:w="901" w:type="dxa"/>
+            <w:shd w:val="clear" w:color="auto" w:fill="CAEDFB" w:themeFill="accent4" w:themeFillTint="33"/>
+          </w:tcPr>
+          <w:p>
+            <w:pPr>
+              <w:jc w:val="center"/>
+              <w:rPr>
+                <w:rFonts w:hint="eastAsia"/>
+                <w:sz w:val="18"/>
+                <w:szCs w:val="18"/>
+              </w:rPr>
+            </w:pPr>
+            <w:r>
+              <w:rPr>
+                <w:sz w:val="18"/>
+                <w:szCs w:val="18"/>
+              </w:rPr>
+              <w:t>L</w:t>
+            </w:r>
+            <w:r>
+              <w:rPr>
+                <w:rFonts w:hint="eastAsia"/>
+                <w:sz w:val="18"/>
+                <w:szCs w:val="18"/>
+              </w:rPr>
+              <w:t>v</w:t>
+            </w:r>
+            <w:r>
+              <w:rPr>
+                <w:rFonts w:hint="eastAsia"/>
+                <w:sz w:val="18"/>
+                <w:szCs w:val="18"/>
+              </w:rPr>
+              <w:t>3</w:t>
+            </w:r>
+            <w:r>
+              <w:rPr>
+                <w:rFonts w:hint="eastAsia"/>
+                <w:sz w:val="18"/>
+                <w:szCs w:val="18"/>
+              </w:rPr>
+              <w:t>5</w:t>
+            </w:r>
+          </w:p>
+        </w:tc>
+        <w:tc>
+          <w:tcPr>
+            <w:tcW w:w="902" w:type="dxa"/>
+            <w:shd w:val="clear" w:color="auto" w:fill="CAEDFB" w:themeFill="accent4" w:themeFillTint="33"/>
+          </w:tcPr>
+          <w:p>
+            <w:pPr>
+              <w:jc w:val="center"/>
+              <w:rPr>
+                <w:rFonts w:hint="eastAsia"/>
+                <w:sz w:val="18"/>
+                <w:szCs w:val="18"/>
+              </w:rPr>
+            </w:pPr>
+            <w:r>
+              <w:rPr>
+                <w:sz w:val="18"/>
+                <w:szCs w:val="18"/>
+              </w:rPr>
+              <w:t>L</w:t>
+            </w:r>
+            <w:r>
+              <w:rPr>
+                <w:rFonts w:hint="eastAsia"/>
+                <w:sz w:val="18"/>
+                <w:szCs w:val="18"/>
+              </w:rPr>
+              <w:t>v</w:t>
+            </w:r>
+            <w:r>
+              <w:rPr>
+                <w:rFonts w:hint="eastAsia"/>
+                <w:sz w:val="18"/>
+                <w:szCs w:val="18"/>
+              </w:rPr>
+              <w:t>3</w:t>
+            </w:r>
+            <w:r>
+              <w:rPr>
+                <w:rFonts w:hint="eastAsia"/>
+                <w:sz w:val="18"/>
+                <w:szCs w:val="18"/>
+              </w:rPr>
+              <w:t>6</w:t>
+            </w:r>
+          </w:p>
+        </w:tc>
+        <w:tc>
+          <w:tcPr>
+            <w:tcW w:w="902" w:type="dxa"/>
+            <w:shd w:val="clear" w:color="auto" w:fill="CAEDFB" w:themeFill="accent4" w:themeFillTint="33"/>
+          </w:tcPr>
+          <w:p>
+            <w:pPr>
+              <w:jc w:val="center"/>
+              <w:rPr>
+                <w:rFonts w:hint="eastAsia"/>
+                <w:sz w:val="18"/>
+                <w:szCs w:val="18"/>
+              </w:rPr>
+            </w:pPr>
+            <w:r>
+              <w:rPr>
+                <w:sz w:val="18"/>
+                <w:szCs w:val="18"/>
+              </w:rPr>
+              <w:t>L</w:t>
+            </w:r>
+            <w:r>
+              <w:rPr>
+                <w:rFonts w:hint="eastAsia"/>
+                <w:sz w:val="18"/>
+                <w:szCs w:val="18"/>
+              </w:rPr>
+              <w:t>v</w:t>
+            </w:r>
+            <w:r>
+              <w:rPr>
+                <w:rFonts w:hint="eastAsia"/>
+                <w:sz w:val="18"/>
+                <w:szCs w:val="18"/>
+              </w:rPr>
+              <w:t>3</w:t>
+            </w:r>
+            <w:r>
+              <w:rPr>
+                <w:rFonts w:hint="eastAsia"/>
+                <w:sz w:val="18"/>
+                <w:szCs w:val="18"/>
+              </w:rPr>
+              <w:t>7</w:t>
+            </w:r>
+          </w:p>
+        </w:tc>
+        <w:tc>
+          <w:tcPr>
+            <w:tcW w:w="902" w:type="dxa"/>
+            <w:shd w:val="clear" w:color="auto" w:fill="CAEDFB" w:themeFill="accent4" w:themeFillTint="33"/>
+          </w:tcPr>
+          <w:p>
+            <w:pPr>
+              <w:jc w:val="center"/>
+              <w:rPr>
+                <w:rFonts w:hint="eastAsia"/>
+                <w:sz w:val="18"/>
+                <w:szCs w:val="18"/>
+              </w:rPr>
+            </w:pPr>
+            <w:r>
+              <w:rPr>
+                <w:sz w:val="18"/>
+                <w:szCs w:val="18"/>
+              </w:rPr>
+              <w:t>L</w:t>
+            </w:r>
+            <w:r>
+              <w:rPr>
+                <w:rFonts w:hint="eastAsia"/>
+                <w:sz w:val="18"/>
+                <w:szCs w:val="18"/>
+              </w:rPr>
+              <w:t>v</w:t>
+            </w:r>
+            <w:r>
+              <w:rPr>
+                <w:rFonts w:hint="eastAsia"/>
+                <w:sz w:val="18"/>
+                <w:szCs w:val="18"/>
+              </w:rPr>
+              <w:t>3</w:t>
+            </w:r>
+            <w:r>
+              <w:rPr>
+                <w:rFonts w:hint="eastAsia"/>
+                <w:sz w:val="18"/>
+                <w:szCs w:val="18"/>
+              </w:rPr>
+              <w:t>8</w:t>
+            </w:r>
+          </w:p>
+        </w:tc>
+        <w:tc>
+          <w:tcPr>
+            <w:tcW w:w="902" w:type="dxa"/>
+            <w:shd w:val="clear" w:color="auto" w:fill="CAEDFB" w:themeFill="accent4" w:themeFillTint="33"/>
+          </w:tcPr>
+          <w:p>
+            <w:pPr>
+              <w:jc w:val="center"/>
+              <w:rPr>
+                <w:rFonts w:hint="eastAsia"/>
+                <w:sz w:val="18"/>
+                <w:szCs w:val="18"/>
+              </w:rPr>
+            </w:pPr>
+            <w:r>
+              <w:rPr>
+                <w:sz w:val="18"/>
+                <w:szCs w:val="18"/>
+              </w:rPr>
+              <w:t>L</w:t>
+            </w:r>
+            <w:r>
+              <w:rPr>
+                <w:rFonts w:hint="eastAsia"/>
+                <w:sz w:val="18"/>
+                <w:szCs w:val="18"/>
+              </w:rPr>
+              <w:t>v</w:t>
+            </w:r>
+            <w:r>
+              <w:rPr>
+                <w:rFonts w:hint="eastAsia"/>
+                <w:sz w:val="18"/>
+                <w:szCs w:val="18"/>
+              </w:rPr>
+              <w:t>3</w:t>
+            </w:r>
+            <w:r>
+              <w:rPr>
+                <w:rFonts w:hint="eastAsia"/>
+                <w:sz w:val="18"/>
+                <w:szCs w:val="18"/>
+              </w:rPr>
+              <w:t>9</w:t>
+            </w:r>
+          </w:p>
+        </w:tc>
+        <w:tc>
+          <w:tcPr>
+            <w:tcW w:w="902" w:type="dxa"/>
+            <w:shd w:val="clear" w:color="auto" w:fill="CAEDFB" w:themeFill="accent4" w:themeFillTint="33"/>
+          </w:tcPr>
+          <w:p>
+            <w:pPr>
+              <w:jc w:val="center"/>
+              <w:rPr>
+                <w:rFonts w:hint="eastAsia"/>
+                <w:sz w:val="18"/>
+                <w:szCs w:val="18"/>
+              </w:rPr>
+            </w:pPr>
+            <w:r>
+              <w:rPr>
+                <w:sz w:val="18"/>
+                <w:szCs w:val="18"/>
+              </w:rPr>
+              <w:t>L</w:t>
+            </w:r>
+            <w:r>
+              <w:rPr>
+                <w:rFonts w:hint="eastAsia"/>
+                <w:sz w:val="18"/>
+                <w:szCs w:val="18"/>
+              </w:rPr>
+              <w:t>v</w:t>
+            </w:r>
+            <w:r>
+              <w:rPr>
+                <w:rFonts w:hint="eastAsia"/>
+                <w:sz w:val="18"/>
+                <w:szCs w:val="18"/>
+              </w:rPr>
+              <w:t>4</w:t>
+            </w:r>
+            <w:r>
+              <w:rPr>
+                <w:rFonts w:hint="eastAsia"/>
+                <w:sz w:val="18"/>
+                <w:szCs w:val="18"/>
+              </w:rPr>
+              <w:t>0</w:t>
+            </w:r>
+          </w:p>
+        </w:tc>
+        <w:tc>
+          <w:tcPr>
+            <w:tcW w:w="902" w:type="dxa"/>
+            <w:shd w:val="clear" w:color="auto" w:fill="CAEDFB" w:themeFill="accent4" w:themeFillTint="33"/>
+          </w:tcPr>
+          <w:p>
+            <w:pPr>
+              <w:jc w:val="center"/>
+              <w:rPr>
+                <w:rFonts w:hint="eastAsia"/>
+                <w:sz w:val="18"/>
+                <w:szCs w:val="18"/>
+              </w:rPr>
+            </w:pPr>
+            <w:r>
+              <w:rPr>
+                <w:sz w:val="18"/>
+                <w:szCs w:val="18"/>
+              </w:rPr>
+              <w:t>L</w:t>
+            </w:r>
+            <w:r>
+              <w:rPr>
+                <w:rFonts w:hint="eastAsia"/>
+                <w:sz w:val="18"/>
+                <w:szCs w:val="18"/>
+              </w:rPr>
+              <w:t>v</w:t>
+            </w:r>
+            <w:r>
+              <w:rPr>
+                <w:rFonts w:hint="eastAsia"/>
+                <w:sz w:val="18"/>
+                <w:szCs w:val="18"/>
+              </w:rPr>
+              <w:t>4</w:t>
+            </w:r>
+            <w:r>
+              <w:rPr>
+                <w:rFonts w:hint="eastAsia"/>
+                <w:sz w:val="18"/>
+                <w:szCs w:val="18"/>
+              </w:rPr>
+              <w:t>1</w:t>
+            </w:r>
+          </w:p>
+        </w:tc>
+      </w:tr>
+      <w:tr>
+        <w:tc>
+          <w:tcPr>
+            <w:tcW w:w="901" w:type="dxa"/>
+          </w:tcPr>
+          <w:p>
+            <w:pPr>
+              <w:jc w:val="center"/>
+              <w:rPr>
+                <w:rFonts w:hint="eastAsia"/>
+                <w:sz w:val="18"/>
+                <w:szCs w:val="18"/>
+              </w:rPr>
+            </w:pPr>
+            <w:r>
+              <w:rPr>
+                <w:rFonts w:hint="eastAsia"/>
+                <w:sz w:val="18"/>
+                <w:szCs w:val="18"/>
+              </w:rPr>
+              <w:t>481500</w:t>
+            </w:r>
+          </w:p>
+        </w:tc>
+        <w:tc>
+          <w:tcPr>
+            <w:tcW w:w="901" w:type="dxa"/>
+          </w:tcPr>
+          <w:p>
+            <w:pPr>
+              <w:jc w:val="center"/>
+              <w:rPr>
+                <w:rFonts w:hint="eastAsia"/>
+                <w:sz w:val="18"/>
+                <w:szCs w:val="18"/>
+              </w:rPr>
+            </w:pPr>
+            <w:r>
+              <w:rPr>
+                <w:rFonts w:hint="eastAsia"/>
+                <w:sz w:val="18"/>
+                <w:szCs w:val="18"/>
+              </w:rPr>
+              <w:t>513000</w:t>
+            </w:r>
+          </w:p>
+        </w:tc>
+        <w:tc>
+          <w:tcPr>
+            <w:tcW w:w="901" w:type="dxa"/>
+          </w:tcPr>
+          <w:p>
+            <w:pPr>
+              <w:jc w:val="center"/>
+              <w:rPr>
+                <w:rFonts w:hint="eastAsia"/>
+                <w:sz w:val="18"/>
+                <w:szCs w:val="18"/>
+              </w:rPr>
+            </w:pPr>
+            <w:r>
+              <w:rPr>
+                <w:rFonts w:hint="eastAsia"/>
+                <w:sz w:val="18"/>
+                <w:szCs w:val="18"/>
+              </w:rPr>
+              <w:t>545500</w:t>
+            </w:r>
+          </w:p>
+        </w:tc>
+        <w:tc>
+          <w:tcPr>
+            <w:tcW w:w="901" w:type="dxa"/>
+          </w:tcPr>
+          <w:p>
+            <w:pPr>
+              <w:jc w:val="center"/>
+              <w:rPr>
+                <w:rFonts w:hint="eastAsia"/>
+                <w:sz w:val="18"/>
+                <w:szCs w:val="18"/>
+              </w:rPr>
+            </w:pPr>
+            <w:r>
+              <w:rPr>
+                <w:rFonts w:hint="eastAsia"/>
+                <w:sz w:val="18"/>
+                <w:szCs w:val="18"/>
+              </w:rPr>
+              <w:t>579000</w:t>
+            </w:r>
+          </w:p>
+        </w:tc>
+        <w:tc>
+          <w:tcPr>
+            <w:tcW w:w="902" w:type="dxa"/>
+          </w:tcPr>
+          <w:p>
+            <w:pPr>
+              <w:jc w:val="center"/>
+              <w:rPr>
+                <w:rFonts w:hint="eastAsia"/>
+                <w:sz w:val="18"/>
+                <w:szCs w:val="18"/>
+              </w:rPr>
+            </w:pPr>
+            <w:r>
+              <w:rPr>
+                <w:rFonts w:hint="eastAsia"/>
+                <w:sz w:val="18"/>
+                <w:szCs w:val="18"/>
+              </w:rPr>
+              <w:t>613500</w:t>
+            </w:r>
+          </w:p>
+        </w:tc>
+        <w:tc>
+          <w:tcPr>
+            <w:tcW w:w="902" w:type="dxa"/>
+          </w:tcPr>
+          <w:p>
+            <w:pPr>
+              <w:jc w:val="center"/>
+              <w:rPr>
+                <w:rFonts w:hint="eastAsia"/>
+                <w:sz w:val="18"/>
+                <w:szCs w:val="18"/>
+              </w:rPr>
+            </w:pPr>
+            <w:r>
+              <w:rPr>
+                <w:rFonts w:hint="eastAsia"/>
+                <w:sz w:val="18"/>
+                <w:szCs w:val="18"/>
+              </w:rPr>
+              <w:t>649000</w:t>
+            </w:r>
+          </w:p>
+        </w:tc>
+        <w:tc>
+          <w:tcPr>
+            <w:tcW w:w="902" w:type="dxa"/>
+          </w:tcPr>
+          <w:p>
+            <w:pPr>
+              <w:jc w:val="center"/>
+              <w:rPr>
+                <w:rFonts w:hint="eastAsia"/>
+                <w:sz w:val="18"/>
+                <w:szCs w:val="18"/>
+              </w:rPr>
+            </w:pPr>
+            <w:r>
+              <w:rPr>
+                <w:rFonts w:hint="eastAsia"/>
+                <w:sz w:val="18"/>
+                <w:szCs w:val="18"/>
+              </w:rPr>
+              <w:t>685500</w:t>
+            </w:r>
+          </w:p>
+        </w:tc>
+        <w:tc>
+          <w:tcPr>
+            <w:tcW w:w="902" w:type="dxa"/>
+          </w:tcPr>
+          <w:p>
+            <w:pPr>
+              <w:jc w:val="center"/>
+              <w:rPr>
+                <w:rFonts w:hint="eastAsia"/>
+                <w:sz w:val="18"/>
+                <w:szCs w:val="18"/>
+              </w:rPr>
+            </w:pPr>
+            <w:r>
+              <w:rPr>
+                <w:rFonts w:hint="eastAsia"/>
+                <w:sz w:val="18"/>
+                <w:szCs w:val="18"/>
+              </w:rPr>
+              <w:t>723000</w:t>
+            </w:r>
+          </w:p>
+        </w:tc>
+        <w:tc>
+          <w:tcPr>
+            <w:tcW w:w="902" w:type="dxa"/>
+          </w:tcPr>
+          <w:p>
+            <w:pPr>
+              <w:jc w:val="center"/>
+              <w:rPr>
+                <w:rFonts w:hint="eastAsia"/>
+                <w:sz w:val="18"/>
+                <w:szCs w:val="18"/>
+              </w:rPr>
+            </w:pPr>
+            <w:r>
+              <w:rPr>
+                <w:rFonts w:hint="eastAsia"/>
+                <w:sz w:val="18"/>
+                <w:szCs w:val="18"/>
+              </w:rPr>
+              <w:t>761500</w:t>
+            </w:r>
+          </w:p>
+        </w:tc>
+        <w:tc>
+          <w:tcPr>
+            <w:tcW w:w="902" w:type="dxa"/>
+          </w:tcPr>
+          <w:p>
+            <w:pPr>
+              <w:jc w:val="center"/>
+              <w:rPr>
+                <w:rFonts w:hint="eastAsia"/>
+                <w:sz w:val="18"/>
+                <w:szCs w:val="18"/>
+              </w:rPr>
+            </w:pPr>
+            <w:r>
+              <w:rPr>
+                <w:rFonts w:hint="eastAsia"/>
+                <w:sz w:val="18"/>
+                <w:szCs w:val="18"/>
+              </w:rPr>
+              <w:t>801000</w:t>
+            </w:r>
+          </w:p>
+        </w:tc>
+      </w:tr>
+      <w:tr>
+        <w:tc>
+          <w:tcPr>
+            <w:tcW w:w="901" w:type="dxa"/>
+            <w:shd w:val="clear" w:color="auto" w:fill="CAEDFB" w:themeFill="accent4" w:themeFillTint="33"/>
+          </w:tcPr>
+          <w:p>
+            <w:pPr>
+              <w:jc w:val="center"/>
+              <w:rPr>
+                <w:rFonts w:hint="eastAsia"/>
+                <w:sz w:val="18"/>
+                <w:szCs w:val="18"/>
+              </w:rPr>
+            </w:pPr>
+            <w:r>
+              <w:rPr>
+                <w:sz w:val="18"/>
+                <w:szCs w:val="18"/>
+              </w:rPr>
+              <w:t>L</w:t>
+            </w:r>
+            <w:r>
+              <w:rPr>
+                <w:rFonts w:hint="eastAsia"/>
+                <w:sz w:val="18"/>
+                <w:szCs w:val="18"/>
+              </w:rPr>
+              <w:t>v</w:t>
+            </w:r>
+            <w:r>
+              <w:rPr>
+                <w:rFonts w:hint="eastAsia"/>
+                <w:sz w:val="18"/>
+                <w:szCs w:val="18"/>
+              </w:rPr>
+              <w:t>4</w:t>
+            </w:r>
+            <w:r>
+              <w:rPr>
+                <w:rFonts w:hint="eastAsia"/>
+                <w:sz w:val="18"/>
+                <w:szCs w:val="18"/>
+              </w:rPr>
+              <w:t>2</w:t>
+            </w:r>
+          </w:p>
+        </w:tc>
+        <w:tc>
+          <w:tcPr>
+            <w:tcW w:w="901" w:type="dxa"/>
+            <w:shd w:val="clear" w:color="auto" w:fill="CAEDFB" w:themeFill="accent4" w:themeFillTint="33"/>
+          </w:tcPr>
+          <w:p>
+            <w:pPr>
+              <w:jc w:val="center"/>
+              <w:rPr>
+                <w:rFonts w:hint="eastAsia"/>
+                <w:sz w:val="18"/>
+                <w:szCs w:val="18"/>
+              </w:rPr>
+            </w:pPr>
+            <w:r>
+              <w:rPr>
+                <w:sz w:val="18"/>
+                <w:szCs w:val="18"/>
+              </w:rPr>
+              <w:t>L</w:t>
+            </w:r>
+            <w:r>
+              <w:rPr>
+                <w:rFonts w:hint="eastAsia"/>
+                <w:sz w:val="18"/>
+                <w:szCs w:val="18"/>
+              </w:rPr>
+              <w:t>v</w:t>
+            </w:r>
+            <w:r>
+              <w:rPr>
+                <w:rFonts w:hint="eastAsia"/>
+                <w:sz w:val="18"/>
+                <w:szCs w:val="18"/>
+              </w:rPr>
+              <w:t>4</w:t>
+            </w:r>
+            <w:r>
+              <w:rPr>
+                <w:rFonts w:hint="eastAsia"/>
+                <w:sz w:val="18"/>
+                <w:szCs w:val="18"/>
+              </w:rPr>
+              <w:t>3</w:t>
+            </w:r>
+          </w:p>
+        </w:tc>
+        <w:tc>
+          <w:tcPr>
+            <w:tcW w:w="901" w:type="dxa"/>
+            <w:shd w:val="clear" w:color="auto" w:fill="CAEDFB" w:themeFill="accent4" w:themeFillTint="33"/>
+          </w:tcPr>
+          <w:p>
+            <w:pPr>
+              <w:jc w:val="center"/>
+              <w:rPr>
+                <w:rFonts w:hint="eastAsia"/>
+                <w:sz w:val="18"/>
+                <w:szCs w:val="18"/>
+              </w:rPr>
+            </w:pPr>
+            <w:r>
+              <w:rPr>
+                <w:sz w:val="18"/>
+                <w:szCs w:val="18"/>
+              </w:rPr>
+              <w:t>L</w:t>
+            </w:r>
+            <w:r>
+              <w:rPr>
+                <w:rFonts w:hint="eastAsia"/>
+                <w:sz w:val="18"/>
+                <w:szCs w:val="18"/>
+              </w:rPr>
+              <w:t>v</w:t>
+            </w:r>
+            <w:r>
+              <w:rPr>
+                <w:rFonts w:hint="eastAsia"/>
+                <w:sz w:val="18"/>
+                <w:szCs w:val="18"/>
+              </w:rPr>
+              <w:t>4</w:t>
+            </w:r>
+            <w:r>
+              <w:rPr>
+                <w:rFonts w:hint="eastAsia"/>
+                <w:sz w:val="18"/>
+                <w:szCs w:val="18"/>
+              </w:rPr>
+              <w:t>4</w:t>
+            </w:r>
+          </w:p>
+        </w:tc>
+        <w:tc>
+          <w:tcPr>
+            <w:tcW w:w="901" w:type="dxa"/>
+            <w:shd w:val="clear" w:color="auto" w:fill="CAEDFB" w:themeFill="accent4" w:themeFillTint="33"/>
+          </w:tcPr>
+          <w:p>
+            <w:pPr>
+              <w:jc w:val="center"/>
+              <w:rPr>
+                <w:rFonts w:hint="eastAsia"/>
+                <w:sz w:val="18"/>
+                <w:szCs w:val="18"/>
+              </w:rPr>
+            </w:pPr>
+            <w:r>
+              <w:rPr>
+                <w:sz w:val="18"/>
+                <w:szCs w:val="18"/>
+              </w:rPr>
+              <w:t>L</w:t>
+            </w:r>
+            <w:r>
+              <w:rPr>
+                <w:rFonts w:hint="eastAsia"/>
+                <w:sz w:val="18"/>
+                <w:szCs w:val="18"/>
+              </w:rPr>
+              <w:t>v</w:t>
+            </w:r>
+            <w:r>
+              <w:rPr>
+                <w:rFonts w:hint="eastAsia"/>
+                <w:sz w:val="18"/>
+                <w:szCs w:val="18"/>
+              </w:rPr>
+              <w:t>4</w:t>
+            </w:r>
+            <w:r>
+              <w:rPr>
+                <w:rFonts w:hint="eastAsia"/>
+                <w:sz w:val="18"/>
+                <w:szCs w:val="18"/>
+              </w:rPr>
+              <w:t>5</w:t>
+            </w:r>
+          </w:p>
+        </w:tc>
+        <w:tc>
+          <w:tcPr>
+            <w:tcW w:w="902" w:type="dxa"/>
+            <w:shd w:val="clear" w:color="auto" w:fill="CAEDFB" w:themeFill="accent4" w:themeFillTint="33"/>
+          </w:tcPr>
+          <w:p>
+            <w:pPr>
+              <w:jc w:val="center"/>
+              <w:rPr>
+                <w:rFonts w:hint="eastAsia"/>
+                <w:sz w:val="18"/>
+                <w:szCs w:val="18"/>
+              </w:rPr>
+            </w:pPr>
+            <w:r>
+              <w:rPr>
+                <w:sz w:val="18"/>
+                <w:szCs w:val="18"/>
+              </w:rPr>
+              <w:t>L</w:t>
+            </w:r>
+            <w:r>
+              <w:rPr>
+                <w:rFonts w:hint="eastAsia"/>
+                <w:sz w:val="18"/>
+                <w:szCs w:val="18"/>
+              </w:rPr>
+              <w:t>v</w:t>
+            </w:r>
+            <w:r>
+              <w:rPr>
+                <w:rFonts w:hint="eastAsia"/>
+                <w:sz w:val="18"/>
+                <w:szCs w:val="18"/>
+              </w:rPr>
+              <w:t>4</w:t>
+            </w:r>
+            <w:r>
+              <w:rPr>
+                <w:rFonts w:hint="eastAsia"/>
+                <w:sz w:val="18"/>
+                <w:szCs w:val="18"/>
+              </w:rPr>
+              <w:t>6</w:t>
+            </w:r>
+          </w:p>
+        </w:tc>
+        <w:tc>
+          <w:tcPr>
+            <w:tcW w:w="902" w:type="dxa"/>
+            <w:shd w:val="clear" w:color="auto" w:fill="CAEDFB" w:themeFill="accent4" w:themeFillTint="33"/>
+          </w:tcPr>
+          <w:p>
+            <w:pPr>
+              <w:jc w:val="center"/>
+              <w:rPr>
+                <w:rFonts w:hint="eastAsia"/>
+                <w:sz w:val="18"/>
+                <w:szCs w:val="18"/>
+              </w:rPr>
+            </w:pPr>
+            <w:r>
+              <w:rPr>
+                <w:sz w:val="18"/>
+                <w:szCs w:val="18"/>
+              </w:rPr>
+              <w:t>L</w:t>
+            </w:r>
+            <w:r>
+              <w:rPr>
+                <w:rFonts w:hint="eastAsia"/>
+                <w:sz w:val="18"/>
+                <w:szCs w:val="18"/>
+              </w:rPr>
+              <w:t>v</w:t>
+            </w:r>
+            <w:r>
+              <w:rPr>
+                <w:rFonts w:hint="eastAsia"/>
+                <w:sz w:val="18"/>
+                <w:szCs w:val="18"/>
+              </w:rPr>
+              <w:t>4</w:t>
+            </w:r>
+            <w:r>
+              <w:rPr>
+                <w:rFonts w:hint="eastAsia"/>
+                <w:sz w:val="18"/>
+                <w:szCs w:val="18"/>
+              </w:rPr>
+              <w:t>7</w:t>
+            </w:r>
+          </w:p>
+        </w:tc>
+        <w:tc>
+          <w:tcPr>
+            <w:tcW w:w="902" w:type="dxa"/>
+            <w:shd w:val="clear" w:color="auto" w:fill="CAEDFB" w:themeFill="accent4" w:themeFillTint="33"/>
+          </w:tcPr>
+          <w:p>
+            <w:pPr>
+              <w:jc w:val="center"/>
+              <w:rPr>
+                <w:rFonts w:hint="eastAsia"/>
+                <w:sz w:val="18"/>
+                <w:szCs w:val="18"/>
+              </w:rPr>
+            </w:pPr>
+            <w:r>
+              <w:rPr>
+                <w:sz w:val="18"/>
+                <w:szCs w:val="18"/>
+              </w:rPr>
+              <w:t>L</w:t>
+            </w:r>
+            <w:r>
+              <w:rPr>
+                <w:rFonts w:hint="eastAsia"/>
+                <w:sz w:val="18"/>
+                <w:szCs w:val="18"/>
+              </w:rPr>
+              <w:t>v</w:t>
+            </w:r>
+            <w:r>
+              <w:rPr>
+                <w:rFonts w:hint="eastAsia"/>
+                <w:sz w:val="18"/>
+                <w:szCs w:val="18"/>
+              </w:rPr>
+              <w:t>4</w:t>
+            </w:r>
+            <w:r>
+              <w:rPr>
+                <w:rFonts w:hint="eastAsia"/>
+                <w:sz w:val="18"/>
+                <w:szCs w:val="18"/>
+              </w:rPr>
+              <w:t>8</w:t>
+            </w:r>
+          </w:p>
+        </w:tc>
+        <w:tc>
+          <w:tcPr>
+            <w:tcW w:w="902" w:type="dxa"/>
+            <w:shd w:val="clear" w:color="auto" w:fill="CAEDFB" w:themeFill="accent4" w:themeFillTint="33"/>
+          </w:tcPr>
+          <w:p>
+            <w:pPr>
+              <w:jc w:val="center"/>
+              <w:rPr>
+                <w:rFonts w:hint="eastAsia"/>
+                <w:sz w:val="18"/>
+                <w:szCs w:val="18"/>
+              </w:rPr>
+            </w:pPr>
+            <w:r>
+              <w:rPr>
+                <w:sz w:val="18"/>
+                <w:szCs w:val="18"/>
+              </w:rPr>
+              <w:t>L</w:t>
+            </w:r>
+            <w:r>
+              <w:rPr>
+                <w:rFonts w:hint="eastAsia"/>
+                <w:sz w:val="18"/>
+                <w:szCs w:val="18"/>
+              </w:rPr>
+              <w:t>v</w:t>
+            </w:r>
+            <w:r>
+              <w:rPr>
+                <w:rFonts w:hint="eastAsia"/>
+                <w:sz w:val="18"/>
+                <w:szCs w:val="18"/>
+              </w:rPr>
+              <w:t>4</w:t>
+            </w:r>
+            <w:r>
+              <w:rPr>
+                <w:rFonts w:hint="eastAsia"/>
+                <w:sz w:val="18"/>
+                <w:szCs w:val="18"/>
+              </w:rPr>
+              <w:t>9</w:t>
+            </w:r>
+          </w:p>
+        </w:tc>
+        <w:tc>
+          <w:tcPr>
+            <w:tcW w:w="902" w:type="dxa"/>
+            <w:shd w:val="clear" w:color="auto" w:fill="CAEDFB" w:themeFill="accent4" w:themeFillTint="33"/>
+          </w:tcPr>
+          <w:p>
+            <w:pPr>
+              <w:jc w:val="center"/>
+              <w:rPr>
+                <w:rFonts w:hint="eastAsia"/>
+                <w:sz w:val="18"/>
+                <w:szCs w:val="18"/>
+              </w:rPr>
+            </w:pPr>
+            <w:r>
+              <w:rPr>
+                <w:sz w:val="18"/>
+                <w:szCs w:val="18"/>
+              </w:rPr>
+              <w:t>L</w:t>
+            </w:r>
+            <w:r>
+              <w:rPr>
+                <w:rFonts w:hint="eastAsia"/>
+                <w:sz w:val="18"/>
+                <w:szCs w:val="18"/>
+              </w:rPr>
+              <w:t>v</w:t>
+            </w:r>
+            <w:r>
+              <w:rPr>
+                <w:rFonts w:hint="eastAsia"/>
+                <w:sz w:val="18"/>
+                <w:szCs w:val="18"/>
+              </w:rPr>
+              <w:t>5</w:t>
+            </w:r>
+            <w:r>
+              <w:rPr>
+                <w:rFonts w:hint="eastAsia"/>
+                <w:sz w:val="18"/>
+                <w:szCs w:val="18"/>
+              </w:rPr>
+              <w:t>0</w:t>
+            </w:r>
+          </w:p>
+        </w:tc>
+        <w:tc>
+          <w:tcPr>
+            <w:tcW w:w="902" w:type="dxa"/>
+            <w:shd w:val="clear" w:color="auto" w:fill="CAEDFB" w:themeFill="accent4" w:themeFillTint="33"/>
+          </w:tcPr>
+          <w:p>
+            <w:pPr>
+              <w:jc w:val="center"/>
+              <w:rPr>
+                <w:rFonts w:hint="eastAsia"/>
+                <w:sz w:val="18"/>
+                <w:szCs w:val="18"/>
+              </w:rPr>
+            </w:pPr>
+            <w:r>
+              <w:rPr>
+                <w:rFonts w:hint="eastAsia"/>
+                <w:sz w:val="18"/>
+                <w:szCs w:val="18"/>
+              </w:rPr>
+              <w:t>-</w:t>
+            </w:r>
+          </w:p>
+        </w:tc>
+      </w:tr>
+      <w:tr>
+        <w:tc>
+          <w:tcPr>
+            <w:tcW w:w="901" w:type="dxa"/>
+          </w:tcPr>
+          <w:p>
+            <w:pPr>
+              <w:jc w:val="center"/>
+              <w:rPr>
+                <w:rFonts w:hint="eastAsia"/>
+                <w:sz w:val="18"/>
+                <w:szCs w:val="18"/>
+              </w:rPr>
+            </w:pPr>
+            <w:r>
+              <w:rPr>
+                <w:rFonts w:hint="eastAsia"/>
+                <w:sz w:val="18"/>
+                <w:szCs w:val="18"/>
+              </w:rPr>
+              <w:t>841500</w:t>
+            </w:r>
+          </w:p>
+        </w:tc>
+        <w:tc>
+          <w:tcPr>
+            <w:tcW w:w="901" w:type="dxa"/>
+          </w:tcPr>
+          <w:p>
+            <w:pPr>
+              <w:jc w:val="center"/>
+              <w:rPr>
+                <w:rFonts w:hint="eastAsia"/>
+                <w:sz w:val="18"/>
+                <w:szCs w:val="18"/>
+              </w:rPr>
+            </w:pPr>
+            <w:r>
+              <w:rPr>
+                <w:rFonts w:hint="eastAsia"/>
+                <w:sz w:val="18"/>
+                <w:szCs w:val="18"/>
+              </w:rPr>
+              <w:t>883000</w:t>
+            </w:r>
+          </w:p>
+        </w:tc>
+        <w:tc>
+          <w:tcPr>
+            <w:tcW w:w="901" w:type="dxa"/>
+          </w:tcPr>
+          <w:p>
+            <w:pPr>
+              <w:jc w:val="center"/>
+              <w:rPr>
+                <w:rFonts w:hint="eastAsia"/>
+                <w:sz w:val="18"/>
+                <w:szCs w:val="18"/>
+              </w:rPr>
+            </w:pPr>
+            <w:r>
+              <w:rPr>
+                <w:rFonts w:hint="eastAsia"/>
+                <w:sz w:val="18"/>
+                <w:szCs w:val="18"/>
+              </w:rPr>
+              <w:t>925500</w:t>
+            </w:r>
+          </w:p>
+        </w:tc>
+        <w:tc>
+          <w:tcPr>
+            <w:tcW w:w="901" w:type="dxa"/>
+          </w:tcPr>
+          <w:p>
+            <w:pPr>
+              <w:jc w:val="center"/>
+              <w:rPr>
+                <w:rFonts w:hint="eastAsia"/>
+                <w:sz w:val="18"/>
+                <w:szCs w:val="18"/>
+              </w:rPr>
+            </w:pPr>
+            <w:r>
+              <w:rPr>
+                <w:rFonts w:hint="eastAsia"/>
+                <w:sz w:val="18"/>
+                <w:szCs w:val="18"/>
+              </w:rPr>
+              <w:t>969000</w:t>
+            </w:r>
+          </w:p>
+        </w:tc>
+        <w:tc>
+          <w:tcPr>
+            <w:tcW w:w="902" w:type="dxa"/>
+          </w:tcPr>
+          <w:p>
+            <w:pPr>
+              <w:jc w:val="center"/>
+              <w:rPr>
+                <w:rFonts w:hint="eastAsia"/>
+                <w:sz w:val="18"/>
+                <w:szCs w:val="18"/>
+              </w:rPr>
+            </w:pPr>
+            <w:r>
+              <w:rPr>
+                <w:rFonts w:hint="eastAsia"/>
+                <w:sz w:val="18"/>
+                <w:szCs w:val="18"/>
+              </w:rPr>
+              <w:t>1013500</w:t>
+            </w:r>
+          </w:p>
+        </w:tc>
+        <w:tc>
+          <w:tcPr>
+            <w:tcW w:w="902" w:type="dxa"/>
+          </w:tcPr>
+          <w:p>
+            <w:pPr>
+              <w:jc w:val="center"/>
+              <w:rPr>
+                <w:rFonts w:hint="eastAsia"/>
+                <w:sz w:val="18"/>
+                <w:szCs w:val="18"/>
+              </w:rPr>
+            </w:pPr>
+            <w:r>
+              <w:rPr>
+                <w:rFonts w:hint="eastAsia"/>
+                <w:sz w:val="18"/>
+                <w:szCs w:val="18"/>
+              </w:rPr>
+              <w:t>1059000</w:t>
+            </w:r>
+          </w:p>
+        </w:tc>
+        <w:tc>
+          <w:tcPr>
+            <w:tcW w:w="902" w:type="dxa"/>
+          </w:tcPr>
+          <w:p>
+            <w:pPr>
+              <w:jc w:val="center"/>
+              <w:rPr>
+                <w:rFonts w:hint="eastAsia"/>
+                <w:sz w:val="18"/>
+                <w:szCs w:val="18"/>
+              </w:rPr>
+            </w:pPr>
+            <w:r>
+              <w:rPr>
+                <w:rFonts w:hint="eastAsia"/>
+                <w:sz w:val="18"/>
+                <w:szCs w:val="18"/>
+              </w:rPr>
+              <w:t>1105500</w:t>
+            </w:r>
+          </w:p>
+        </w:tc>
+        <w:tc>
+          <w:tcPr>
+            <w:tcW w:w="902" w:type="dxa"/>
+          </w:tcPr>
+          <w:p>
+            <w:pPr>
+              <w:jc w:val="center"/>
+              <w:rPr>
+                <w:rFonts w:hint="eastAsia"/>
+                <w:sz w:val="18"/>
+                <w:szCs w:val="18"/>
+              </w:rPr>
+            </w:pPr>
+            <w:r>
+              <w:rPr>
+                <w:rFonts w:hint="eastAsia"/>
+                <w:sz w:val="18"/>
+                <w:szCs w:val="18"/>
+              </w:rPr>
+              <w:t>1153000</w:t>
+            </w:r>
+          </w:p>
+        </w:tc>
+        <w:tc>
+          <w:tcPr>
+            <w:tcW w:w="902" w:type="dxa"/>
+          </w:tcPr>
+          <w:p>
+            <w:pPr>
+              <w:jc w:val="center"/>
+              <w:rPr>
+                <w:rFonts w:hint="eastAsia"/>
+                <w:sz w:val="18"/>
+                <w:szCs w:val="18"/>
+              </w:rPr>
+            </w:pPr>
+            <w:r>
+              <w:rPr>
+                <w:rFonts w:hint="eastAsia"/>
+                <w:sz w:val="18"/>
+                <w:szCs w:val="18"/>
+              </w:rPr>
+              <w:t>1201500</w:t>
+            </w:r>
+          </w:p>
+        </w:tc>
+        <w:tc>
+          <w:tcPr>
+            <w:tcW w:w="902" w:type="dxa"/>
+          </w:tcPr>
+          <w:p>
+            <w:pPr>
+              <w:jc w:val="center"/>
+              <w:rPr>
+                <w:rFonts w:hint="eastAsia"/>
+                <w:sz w:val="18"/>
+                <w:szCs w:val="18"/>
+              </w:rPr>
+            </w:pPr>
+            <w:r>
+              <w:rPr>
+                <w:rFonts w:hint="eastAsia"/>
+                <w:sz w:val="18"/>
+                <w:szCs w:val="18"/>
+              </w:rPr>
+              <w:t>-</w:t>
+            </w:r>
+          </w:p>
+        </w:tc>
+      </w:tr>
+    </w:tbl>
+    <w:p>
+      <w:pPr>
+        <w:rPr>
+          <w:rFonts w:hint="eastAsia"/>
+        </w:rPr>
+      </w:pPr>
+    </w:p>
+    <w:p>
+      <w:pPr>
+        <w:widowControl/>
+        <w:wordWrap/>
+        <w:autoSpaceDE/>
+        <w:autoSpaceDN/>
+        <w:rPr>
+          <w:sz w:val="24"/>
+          <w:szCs w:val="28"/>
+        </w:rPr>
+      </w:pPr>
+      <w:r>
+        <w:rPr>
+          <w:sz w:val="24"/>
+          <w:szCs w:val="28"/>
+        </w:rPr>
+        <w:br w:type="page"/>
+      </w:r>
+    </w:p>
+    <w:p>
+      <w:pPr>
+        <w:pStyle w:val="a6"/>
+        <w:numPr>
+          <w:ilvl w:val="1"/>
+          <w:numId w:val="5"/>
+        </w:numPr>
+        <w:rPr>
+          <w:sz w:val="28"/>
+          <w:szCs w:val="32"/>
+        </w:rPr>
+      </w:pPr>
+      <w:r>
+        <w:rPr>
+          <w:rFonts w:hint="eastAsia"/>
+          <w:sz w:val="24"/>
+          <w:szCs w:val="28"/>
+        </w:rPr>
+        <w:lastRenderedPageBreak/>
+        <w:t xml:space="preserve">캐릭터 </w:t>
+      </w:r>
+      <w:proofErr w:type="spellStart"/>
+      <w:r>
+        <w:rPr>
+          <w:rFonts w:hint="eastAsia"/>
+          <w:sz w:val="24"/>
+          <w:szCs w:val="28"/>
+        </w:rPr>
+        <w:t>스탯</w:t>
+      </w:r>
+      <w:proofErr w:type="spellEnd"/>
+    </w:p>
+    <w:p>
+      <w:pPr>
+        <w:pStyle w:val="a6"/>
+        <w:numPr>
+          <w:ilvl w:val="2"/>
+          <w:numId w:val="5"/>
+        </w:numPr>
+        <w:rPr>
+          <w:sz w:val="28"/>
+          <w:szCs w:val="32"/>
+        </w:rPr>
+      </w:pPr>
+      <w:r>
+        <w:rPr>
+          <w:rFonts w:hint="eastAsia"/>
+          <w:sz w:val="20"/>
+          <w:szCs w:val="22"/>
+        </w:rPr>
+        <w:t>무기 숙련도: 데미지 배율에 영향</w:t>
+      </w:r>
+      <w:r>
+        <w:rPr>
+          <w:rStyle w:val="ab"/>
+          <w:sz w:val="20"/>
+          <w:szCs w:val="22"/>
+        </w:rPr>
+        <w:footnoteReference w:id="1"/>
+      </w:r>
+    </w:p>
+    <w:p>
+      <w:pPr>
+        <w:pStyle w:val="a6"/>
+        <w:numPr>
+          <w:ilvl w:val="3"/>
+          <w:numId w:val="5"/>
+        </w:numPr>
+        <w:rPr>
+          <w:sz w:val="28"/>
+          <w:szCs w:val="32"/>
+        </w:rPr>
+      </w:pPr>
+      <w:r>
+        <w:rPr>
+          <w:rFonts w:hint="eastAsia"/>
+          <w:sz w:val="20"/>
+          <w:szCs w:val="22"/>
+        </w:rPr>
+        <w:t>특정 종류의 무기들을 얼마나 많이 숙련했는가를 나타내는 지표</w:t>
+      </w:r>
+    </w:p>
+    <w:p>
+      <w:pPr>
+        <w:pStyle w:val="a6"/>
+        <w:numPr>
+          <w:ilvl w:val="3"/>
+          <w:numId w:val="5"/>
+        </w:numPr>
+        <w:rPr>
+          <w:sz w:val="28"/>
+          <w:szCs w:val="32"/>
+        </w:rPr>
+      </w:pPr>
+      <w:r>
+        <w:rPr>
+          <w:rFonts w:hint="eastAsia"/>
+          <w:sz w:val="20"/>
+          <w:szCs w:val="22"/>
+        </w:rPr>
+        <w:t xml:space="preserve">레벨 업 시 주어지는 </w:t>
+      </w:r>
+      <w:proofErr w:type="spellStart"/>
+      <w:r>
+        <w:rPr>
+          <w:rFonts w:hint="eastAsia"/>
+          <w:sz w:val="20"/>
+          <w:szCs w:val="22"/>
+        </w:rPr>
+        <w:t>스탯</w:t>
+      </w:r>
+      <w:proofErr w:type="spellEnd"/>
+      <w:r>
+        <w:rPr>
+          <w:rFonts w:hint="eastAsia"/>
+          <w:sz w:val="20"/>
+          <w:szCs w:val="22"/>
+        </w:rPr>
+        <w:t xml:space="preserve"> 포인트로 강화 불가</w:t>
+      </w:r>
+    </w:p>
+    <w:p>
+      <w:pPr>
+        <w:pStyle w:val="a6"/>
+        <w:numPr>
+          <w:ilvl w:val="3"/>
+          <w:numId w:val="5"/>
+        </w:numPr>
+        <w:rPr>
+          <w:sz w:val="28"/>
+          <w:szCs w:val="32"/>
+        </w:rPr>
+      </w:pPr>
+      <w:r>
+        <w:rPr>
+          <w:rFonts w:hint="eastAsia"/>
+          <w:sz w:val="20"/>
+          <w:szCs w:val="22"/>
+        </w:rPr>
+        <w:t xml:space="preserve">검, 창, 활, </w:t>
+      </w:r>
+      <w:proofErr w:type="spellStart"/>
+      <w:r>
+        <w:rPr>
+          <w:rFonts w:hint="eastAsia"/>
+          <w:sz w:val="20"/>
+          <w:szCs w:val="22"/>
+        </w:rPr>
+        <w:t>완드</w:t>
+      </w:r>
+      <w:proofErr w:type="spellEnd"/>
+      <w:r>
+        <w:rPr>
+          <w:rFonts w:hint="eastAsia"/>
+          <w:sz w:val="20"/>
+          <w:szCs w:val="22"/>
+        </w:rPr>
+        <w:t xml:space="preserve"> 4가지 무기 종류에 대한 숙련도 존재</w:t>
+      </w:r>
+    </w:p>
+    <w:p>
+      <w:pPr>
+        <w:pStyle w:val="a6"/>
+        <w:numPr>
+          <w:ilvl w:val="3"/>
+          <w:numId w:val="5"/>
+        </w:numPr>
+        <w:rPr>
+          <w:sz w:val="28"/>
+          <w:szCs w:val="32"/>
+        </w:rPr>
+      </w:pPr>
+      <w:r>
+        <w:rPr>
+          <w:rFonts w:hint="eastAsia"/>
+          <w:sz w:val="20"/>
+          <w:szCs w:val="22"/>
+        </w:rPr>
+        <w:t xml:space="preserve">초기 무기 숙련도 </w:t>
+      </w:r>
+      <w:proofErr w:type="gramStart"/>
+      <w:r>
+        <w:rPr>
+          <w:rFonts w:hint="eastAsia"/>
+          <w:sz w:val="20"/>
+          <w:szCs w:val="22"/>
+        </w:rPr>
+        <w:t>0 /</w:t>
+      </w:r>
+      <w:proofErr w:type="gramEnd"/>
+      <w:r>
+        <w:rPr>
+          <w:rFonts w:hint="eastAsia"/>
+          <w:sz w:val="20"/>
+          <w:szCs w:val="22"/>
+        </w:rPr>
+        <w:t xml:space="preserve"> 최종 무기 숙련도 예상치 1000</w:t>
+      </w:r>
+      <w:r>
+        <w:rPr>
+          <w:rStyle w:val="ab"/>
+          <w:sz w:val="20"/>
+          <w:szCs w:val="22"/>
+        </w:rPr>
+        <w:footnoteReference w:id="2"/>
+      </w:r>
+    </w:p>
+    <w:p>
+      <w:pPr>
+        <w:pStyle w:val="a6"/>
+        <w:numPr>
+          <w:ilvl w:val="4"/>
+          <w:numId w:val="5"/>
+        </w:numPr>
+        <w:rPr>
+          <w:sz w:val="28"/>
+          <w:szCs w:val="32"/>
+        </w:rPr>
+      </w:pPr>
+      <w:r>
+        <w:rPr>
+          <w:rFonts w:hint="eastAsia"/>
+          <w:sz w:val="20"/>
+          <w:szCs w:val="22"/>
+        </w:rPr>
+        <w:t>최초 데미지 배율 x0.5에서 최종 x1.28이 되는 설계</w:t>
+      </w:r>
+    </w:p>
+    <w:p>
+      <w:pPr>
+        <w:pStyle w:val="a6"/>
+        <w:numPr>
+          <w:ilvl w:val="4"/>
+          <w:numId w:val="5"/>
+        </w:numPr>
+        <w:rPr>
+          <w:rFonts w:hint="eastAsia"/>
+          <w:sz w:val="28"/>
+          <w:szCs w:val="32"/>
+        </w:rPr>
+      </w:pPr>
+      <w:r>
+        <w:rPr>
+          <w:rFonts w:hint="eastAsia"/>
+          <w:sz w:val="20"/>
+          <w:szCs w:val="22"/>
+        </w:rPr>
+        <w:t>무기 숙련도 400에서 데미지 배율 x1.0 달성</w:t>
+      </w:r>
+    </w:p>
+    <w:p>
+      <w:pPr>
+        <w:jc w:val="center"/>
+        <w:rPr>
+          <w:rFonts w:hint="eastAsia"/>
+          <w:sz w:val="28"/>
+          <w:szCs w:val="32"/>
+        </w:rPr>
+      </w:pPr>
+      <w:r>
+        <w:rPr>
+          <w:rFonts w:hint="eastAsia"/>
+          <w:noProof/>
+        </w:rPr>
+        <w:drawing>
+          <wp:inline distT="0" distB="0" distL="0" distR="0" wp14:anchorId="5F2786B7" wp14:editId="762FA819">
+            <wp:extent cx="4210050" cy="2353636"/>
+            <wp:effectExtent l="0" t="0" r="0" b="8890"/>
+            <wp:docPr id="94872691" name="그림 2" descr="라인, 그래프, 도표이(가) 표시된 사진&#10;&#10;자동 생성된 설명"/>
+            <wp:cNvGraphicFramePr>
+              <a:graphicFrameLocks xmlns:a="http://schemas.openxmlformats.org/drawingml/2006/main" noChangeAspect="1"/>
+            </wp:cNvGraphicFramePr>
+            <a:graphic xmlns:a="http://schemas.openxmlformats.org/drawingml/2006/main">
+              <a:graphicData uri="http://schemas.openxmlformats.org/drawingml/2006/picture">
+                <pic:pic xmlns:pic="http://schemas.openxmlformats.org/drawingml/2006/picture">
+                  <pic:nvPicPr>
+                    <pic:cNvPr id="94872691" name="그림 2" descr="라인, 그래프, 도표이(가) 표시된 사진&#10;&#10;자동 생성된 설명"/>
+                    <pic:cNvPicPr/>
+                  </pic:nvPicPr>
+                  <pic:blipFill>
+                    <a:blip r:embed="rId16" cstate="print">
+                      <a:extLst>
+                        <a:ext uri="{28A0092B-C50C-407E-A947-70E740481C1C}">
+                          <a14:useLocalDpi xmlns:a14="http://schemas.microsoft.com/office/drawing/2010/main" val="0"/>
+                        </a:ext>
+                      </a:extLst>
+                    </a:blip>
+                    <a:stretch>
+                      <a:fillRect/>
+                    </a:stretch>
+                  </pic:blipFill>
+                  <pic:spPr>
+                    <a:xfrm>
+                      <a:off x="0" y="0"/>
+                      <a:ext cx="4222233" cy="2360447"/>
+                    </a:xfrm>
+                    <a:prstGeom prst="rect">
+                      <a:avLst/>
+                    </a:prstGeom>
+                  </pic:spPr>
+                </pic:pic>
+              </a:graphicData>
+            </a:graphic>
+          </wp:inline>
+        </w:drawing>
+      </w:r>
+    </w:p>
+    <w:p>
+      <w:pPr>
+        <w:pStyle w:val="a6"/>
+        <w:numPr>
+          <w:ilvl w:val="2"/>
+          <w:numId w:val="5"/>
+        </w:numPr>
+        <w:jc w:val="both"/>
+        <w:rPr>
+          <w:sz w:val="20"/>
+          <w:szCs w:val="22"/>
+        </w:rPr>
+      </w:pPr>
+      <w:r>
+        <w:rPr>
+          <w:rFonts w:hint="eastAsia"/>
+          <w:sz w:val="20"/>
+          <w:szCs w:val="22"/>
+        </w:rPr>
+        <w:t>체력: 무게</w:t>
+      </w:r>
+      <w:r>
+        <w:rPr>
+          <w:rFonts w:hint="eastAsia"/>
+          <w:sz w:val="20"/>
+          <w:szCs w:val="22"/>
+        </w:rPr>
+        <w:t xml:space="preserve"> 상한</w:t>
+      </w:r>
+      <w:r>
+        <w:rPr>
+          <w:rFonts w:hint="eastAsia"/>
+          <w:sz w:val="20"/>
+          <w:szCs w:val="22"/>
+        </w:rPr>
+        <w:t>, 최대 체력에 영향</w:t>
+      </w:r>
+    </w:p>
+    <w:p>
+      <w:pPr>
+        <w:pStyle w:val="a6"/>
+        <w:numPr>
+          <w:ilvl w:val="2"/>
+          <w:numId w:val="5"/>
+        </w:numPr>
+        <w:jc w:val="both"/>
+        <w:rPr>
+          <w:sz w:val="20"/>
+          <w:szCs w:val="22"/>
+        </w:rPr>
+      </w:pPr>
+      <w:r>
+        <w:rPr>
+          <w:rFonts w:hint="eastAsia"/>
+          <w:sz w:val="20"/>
+          <w:szCs w:val="22"/>
+        </w:rPr>
+        <w:t xml:space="preserve">민첩: 공격 속도, 이동 속도, </w:t>
+      </w:r>
+      <w:proofErr w:type="spellStart"/>
+      <w:r>
+        <w:rPr>
+          <w:rFonts w:hint="eastAsia"/>
+          <w:sz w:val="20"/>
+          <w:szCs w:val="22"/>
+        </w:rPr>
+        <w:t>회피율</w:t>
+      </w:r>
+      <w:proofErr w:type="spellEnd"/>
+      <w:r>
+        <w:rPr>
+          <w:rFonts w:hint="eastAsia"/>
+          <w:sz w:val="20"/>
+          <w:szCs w:val="22"/>
+        </w:rPr>
+        <w:t>, 적중률에 영향</w:t>
+      </w:r>
+    </w:p>
+    <w:p>
+      <w:pPr>
+        <w:pStyle w:val="a6"/>
+        <w:numPr>
+          <w:ilvl w:val="2"/>
+          <w:numId w:val="5"/>
+        </w:numPr>
+        <w:jc w:val="both"/>
+        <w:rPr>
+          <w:rFonts w:hint="eastAsia"/>
+          <w:sz w:val="20"/>
+          <w:szCs w:val="22"/>
+        </w:rPr>
+      </w:pPr>
+      <w:r>
+        <w:rPr>
+          <w:rFonts w:hint="eastAsia"/>
+          <w:sz w:val="20"/>
+          <w:szCs w:val="22"/>
+        </w:rPr>
+        <w:t>지능: 무기 숙련도 및 무기 경험치 성장 속도에 영향</w:t>
+      </w:r>
+    </w:p>
+    <w:p>
+      <w:pPr>
+        <w:widowControl/>
+        <w:wordWrap/>
+        <w:autoSpaceDE/>
+        <w:autoSpaceDN/>
+      </w:pPr>
+      <w:r>
+        <w:br w:type="page"/>
+      </w:r>
+    </w:p>
+    <w:p>
+      <w:pPr>
+        <w:pStyle w:val="2"/>
+        <w:numPr>
+          <w:ilvl w:val="0"/>
+          <w:numId w:val="5"/>
+        </w:numPr>
+      </w:pPr>
+      <w:r>
+        <w:rPr>
+          <w:rFonts w:hint="eastAsia"/>
+        </w:rPr>
+        <w:lastRenderedPageBreak/>
+        <w:t xml:space="preserve"> 무기</w:t>
+      </w:r>
+    </w:p>
+    <w:p>
+      <w:pPr>
+        <w:rPr>
+          <w:rFonts w:hint="eastAsia"/>
+          <w:sz w:val="12"/>
+          <w:szCs w:val="14"/>
+        </w:rPr>
+      </w:pPr>
+    </w:p>
+    <w:p>
+      <w:pPr>
+        <w:pStyle w:val="a6"/>
+        <w:numPr>
+          <w:ilvl w:val="1"/>
+          <w:numId w:val="5"/>
+        </w:numPr>
+        <w:rPr>
+          <w:sz w:val="24"/>
+          <w:szCs w:val="28"/>
+        </w:rPr>
+      </w:pPr>
+      <w:r>
+        <w:rPr>
+          <w:rFonts w:hint="eastAsia"/>
+          <w:sz w:val="24"/>
+          <w:szCs w:val="28"/>
+        </w:rPr>
+        <w:t xml:space="preserve">무기는 사용하면 </w:t>
+      </w:r>
+      <w:r>
+        <w:rPr>
+          <w:rFonts w:hint="eastAsia"/>
+          <w:sz w:val="24"/>
+          <w:szCs w:val="28"/>
+        </w:rPr>
+        <w:t>사용할수록 강해진다.</w:t>
+      </w:r>
+    </w:p>
+    <w:p>
+      <w:pPr>
+        <w:pStyle w:val="a6"/>
+        <w:numPr>
+          <w:ilvl w:val="2"/>
+          <w:numId w:val="5"/>
+        </w:numPr>
+        <w:rPr>
+          <w:sz w:val="24"/>
+          <w:szCs w:val="28"/>
+        </w:rPr>
+      </w:pPr>
+      <w:r>
+        <w:rPr>
+          <w:rFonts w:hint="eastAsia"/>
+          <w:sz w:val="20"/>
+          <w:szCs w:val="22"/>
+        </w:rPr>
+        <w:t xml:space="preserve">검, 창, 활, </w:t>
+      </w:r>
+      <w:proofErr w:type="spellStart"/>
+      <w:r>
+        <w:rPr>
+          <w:rFonts w:hint="eastAsia"/>
+          <w:sz w:val="20"/>
+          <w:szCs w:val="22"/>
+        </w:rPr>
+        <w:t>완드</w:t>
+      </w:r>
+      <w:proofErr w:type="spellEnd"/>
+      <w:r>
+        <w:rPr>
+          <w:rFonts w:hint="eastAsia"/>
+          <w:sz w:val="20"/>
+          <w:szCs w:val="22"/>
+        </w:rPr>
+        <w:t xml:space="preserve"> 등 특정 무기 종류에 대해서 플레이어의 무기 숙련도가 적용</w:t>
+      </w:r>
+      <w:r>
+        <w:rPr>
+          <w:rFonts w:hint="eastAsia"/>
+          <w:sz w:val="20"/>
+          <w:szCs w:val="22"/>
+        </w:rPr>
+        <w:t>됨</w:t>
+      </w:r>
+    </w:p>
+    <w:p>
+      <w:pPr>
+        <w:pStyle w:val="a6"/>
+        <w:numPr>
+          <w:ilvl w:val="2"/>
+          <w:numId w:val="5"/>
+        </w:numPr>
+        <w:rPr>
+          <w:sz w:val="24"/>
+          <w:szCs w:val="28"/>
+        </w:rPr>
+      </w:pPr>
+      <w:r>
+        <w:rPr>
+          <w:rFonts w:hint="eastAsia"/>
+          <w:sz w:val="20"/>
+          <w:szCs w:val="22"/>
+        </w:rPr>
+        <w:t>무기 개체 각각에 대해 해당 무기로 쌓은 무기 경험치가 적용</w:t>
+      </w:r>
+      <w:r>
+        <w:rPr>
+          <w:rFonts w:hint="eastAsia"/>
+          <w:sz w:val="20"/>
+          <w:szCs w:val="22"/>
+        </w:rPr>
+        <w:t>됨</w:t>
+      </w:r>
+    </w:p>
+    <w:p>
+      <w:pPr>
+        <w:rPr>
+          <w:rFonts w:hint="eastAsia"/>
+          <w:sz w:val="12"/>
+          <w:szCs w:val="14"/>
+        </w:rPr>
+      </w:pPr>
+    </w:p>
+    <w:p>
+      <w:pPr>
+        <w:pStyle w:val="a6"/>
+        <w:numPr>
+          <w:ilvl w:val="1"/>
+          <w:numId w:val="5"/>
+        </w:numPr>
+        <w:rPr>
+          <w:sz w:val="24"/>
+          <w:szCs w:val="28"/>
+        </w:rPr>
+      </w:pPr>
+      <w:r>
+        <w:rPr>
+          <w:rFonts w:hint="eastAsia"/>
+          <w:sz w:val="24"/>
+          <w:szCs w:val="28"/>
+        </w:rPr>
+        <w:t>무기 타입</w:t>
+      </w:r>
+    </w:p>
+    <w:p>
+      <w:pPr>
+        <w:pStyle w:val="a6"/>
+        <w:numPr>
+          <w:ilvl w:val="2"/>
+          <w:numId w:val="5"/>
+        </w:numPr>
+        <w:rPr>
+          <w:sz w:val="24"/>
+          <w:szCs w:val="28"/>
+        </w:rPr>
+      </w:pPr>
+      <w:r>
+        <w:rPr>
+          <w:rFonts w:hint="eastAsia"/>
+          <w:sz w:val="20"/>
+          <w:szCs w:val="22"/>
+        </w:rPr>
+        <w:t>검</w:t>
+      </w:r>
+    </w:p>
+    <w:p>
+      <w:pPr>
+        <w:pStyle w:val="a6"/>
+        <w:numPr>
+          <w:ilvl w:val="3"/>
+          <w:numId w:val="5"/>
+        </w:numPr>
+        <w:rPr>
+          <w:sz w:val="24"/>
+          <w:szCs w:val="28"/>
+        </w:rPr>
+      </w:pPr>
+      <w:r>
+        <w:rPr>
+          <w:rFonts w:hint="eastAsia"/>
+          <w:sz w:val="20"/>
+          <w:szCs w:val="22"/>
+        </w:rPr>
+        <w:t>근거리 공격</w:t>
+      </w:r>
+    </w:p>
+    <w:p>
+      <w:pPr>
+        <w:pStyle w:val="a6"/>
+        <w:numPr>
+          <w:ilvl w:val="3"/>
+          <w:numId w:val="5"/>
+        </w:numPr>
+        <w:rPr>
+          <w:sz w:val="24"/>
+          <w:szCs w:val="28"/>
+        </w:rPr>
+      </w:pPr>
+      <w:r>
+        <w:rPr>
+          <w:rFonts w:hint="eastAsia"/>
+          <w:sz w:val="20"/>
+          <w:szCs w:val="22"/>
+        </w:rPr>
+        <w:t>사거리가 짧은 대신,</w:t>
+      </w:r>
+      <w:r>
+        <w:rPr>
+          <w:rFonts w:hint="eastAsia"/>
+          <w:sz w:val="20"/>
+          <w:szCs w:val="22"/>
+        </w:rPr>
+        <w:t xml:space="preserve"> </w:t>
+      </w:r>
+      <w:r>
+        <w:rPr>
+          <w:rFonts w:hint="eastAsia"/>
+          <w:sz w:val="20"/>
+          <w:szCs w:val="22"/>
+        </w:rPr>
+        <w:t>일반 공격 중 이동 공격이 많아 기동성이 좋다.</w:t>
+      </w:r>
+    </w:p>
+    <w:p>
+      <w:pPr>
+        <w:pStyle w:val="a6"/>
+        <w:numPr>
+          <w:ilvl w:val="2"/>
+          <w:numId w:val="5"/>
+        </w:numPr>
+        <w:rPr>
+          <w:sz w:val="24"/>
+          <w:szCs w:val="28"/>
+        </w:rPr>
+      </w:pPr>
+      <w:r>
+        <w:rPr>
+          <w:rFonts w:hint="eastAsia"/>
+          <w:sz w:val="20"/>
+          <w:szCs w:val="22"/>
+        </w:rPr>
+        <w:t>창</w:t>
+      </w:r>
+    </w:p>
+    <w:p>
+      <w:pPr>
+        <w:pStyle w:val="a6"/>
+        <w:numPr>
+          <w:ilvl w:val="3"/>
+          <w:numId w:val="5"/>
+        </w:numPr>
+        <w:rPr>
+          <w:sz w:val="24"/>
+          <w:szCs w:val="28"/>
+        </w:rPr>
+      </w:pPr>
+      <w:r>
+        <w:rPr>
+          <w:rFonts w:hint="eastAsia"/>
+          <w:sz w:val="20"/>
+          <w:szCs w:val="22"/>
+        </w:rPr>
+        <w:t>근거리 공격</w:t>
+      </w:r>
+    </w:p>
+    <w:p>
+      <w:pPr>
+        <w:pStyle w:val="a6"/>
+        <w:numPr>
+          <w:ilvl w:val="3"/>
+          <w:numId w:val="5"/>
+        </w:numPr>
+        <w:rPr>
+          <w:sz w:val="24"/>
+          <w:szCs w:val="28"/>
+        </w:rPr>
+      </w:pPr>
+      <w:r>
+        <w:rPr>
+          <w:rFonts w:hint="eastAsia"/>
+          <w:sz w:val="20"/>
+          <w:szCs w:val="22"/>
+        </w:rPr>
+        <w:t xml:space="preserve">사거리가 </w:t>
+      </w:r>
+      <w:r>
+        <w:rPr>
+          <w:rFonts w:hint="eastAsia"/>
+          <w:sz w:val="20"/>
+          <w:szCs w:val="22"/>
+        </w:rPr>
+        <w:t>길지만, 검에 비해 기동성이 떨어진다.</w:t>
+      </w:r>
+    </w:p>
+    <w:p>
+      <w:pPr>
+        <w:pStyle w:val="a6"/>
+        <w:numPr>
+          <w:ilvl w:val="2"/>
+          <w:numId w:val="5"/>
+        </w:numPr>
+        <w:rPr>
+          <w:sz w:val="24"/>
+          <w:szCs w:val="28"/>
+        </w:rPr>
+      </w:pPr>
+      <w:r>
+        <w:rPr>
+          <w:rFonts w:hint="eastAsia"/>
+          <w:sz w:val="20"/>
+          <w:szCs w:val="22"/>
+        </w:rPr>
+        <w:t>활</w:t>
+      </w:r>
+    </w:p>
+    <w:p>
+      <w:pPr>
+        <w:pStyle w:val="a6"/>
+        <w:numPr>
+          <w:ilvl w:val="3"/>
+          <w:numId w:val="5"/>
+        </w:numPr>
+        <w:rPr>
+          <w:sz w:val="24"/>
+          <w:szCs w:val="28"/>
+        </w:rPr>
+      </w:pPr>
+      <w:r>
+        <w:rPr>
+          <w:rFonts w:hint="eastAsia"/>
+          <w:sz w:val="20"/>
+          <w:szCs w:val="22"/>
+        </w:rPr>
+        <w:t>원거리 공격</w:t>
+      </w:r>
+    </w:p>
+    <w:p>
+      <w:pPr>
+        <w:pStyle w:val="a6"/>
+        <w:numPr>
+          <w:ilvl w:val="3"/>
+          <w:numId w:val="5"/>
+        </w:numPr>
+        <w:rPr>
+          <w:sz w:val="24"/>
+          <w:szCs w:val="28"/>
+        </w:rPr>
+      </w:pPr>
+      <w:r>
+        <w:rPr>
+          <w:rFonts w:hint="eastAsia"/>
+          <w:sz w:val="20"/>
+          <w:szCs w:val="22"/>
+        </w:rPr>
+        <w:t>연사력이 좋고 일반 공격 중 이동 공격이 많아 기동성이 좋지만,</w:t>
+      </w:r>
+      <w:r>
+        <w:rPr>
+          <w:sz w:val="20"/>
+          <w:szCs w:val="22"/>
+        </w:rPr>
+        <w:br/>
+      </w:r>
+      <w:r>
+        <w:rPr>
+          <w:rFonts w:hint="eastAsia"/>
+          <w:sz w:val="20"/>
+          <w:szCs w:val="22"/>
+        </w:rPr>
+        <w:t>적중률과 데미지가 낮다.</w:t>
+      </w:r>
+    </w:p>
+    <w:p>
+      <w:pPr>
+        <w:pStyle w:val="a6"/>
+        <w:numPr>
+          <w:ilvl w:val="2"/>
+          <w:numId w:val="5"/>
+        </w:numPr>
+        <w:rPr>
+          <w:sz w:val="24"/>
+          <w:szCs w:val="28"/>
+        </w:rPr>
+      </w:pPr>
+      <w:proofErr w:type="spellStart"/>
+      <w:r>
+        <w:rPr>
+          <w:rFonts w:hint="eastAsia"/>
+          <w:sz w:val="20"/>
+          <w:szCs w:val="22"/>
+        </w:rPr>
+        <w:t>완드</w:t>
+      </w:r>
+      <w:proofErr w:type="spellEnd"/>
+    </w:p>
+    <w:p>
+      <w:pPr>
+        <w:pStyle w:val="a6"/>
+        <w:numPr>
+          <w:ilvl w:val="3"/>
+          <w:numId w:val="5"/>
+        </w:numPr>
+        <w:rPr>
+          <w:sz w:val="24"/>
+          <w:szCs w:val="28"/>
+        </w:rPr>
+      </w:pPr>
+      <w:r>
+        <w:rPr>
+          <w:rFonts w:hint="eastAsia"/>
+          <w:sz w:val="20"/>
+          <w:szCs w:val="22"/>
+        </w:rPr>
+        <w:t>원거리 공격</w:t>
+      </w:r>
+    </w:p>
+    <w:p>
+      <w:pPr>
+        <w:pStyle w:val="a6"/>
+        <w:numPr>
+          <w:ilvl w:val="3"/>
+          <w:numId w:val="5"/>
+        </w:numPr>
+        <w:rPr>
+          <w:sz w:val="24"/>
+          <w:szCs w:val="28"/>
+        </w:rPr>
+      </w:pPr>
+      <w:r>
+        <w:rPr>
+          <w:rFonts w:hint="eastAsia"/>
+          <w:sz w:val="20"/>
+          <w:szCs w:val="22"/>
+        </w:rPr>
+        <w:t>연사력이 좋지 않고 기동성이 떨어지는 대신,</w:t>
+      </w:r>
+      <w:r>
+        <w:rPr>
+          <w:sz w:val="20"/>
+          <w:szCs w:val="22"/>
+        </w:rPr>
+        <w:br/>
+      </w:r>
+      <w:r>
+        <w:rPr>
+          <w:rFonts w:hint="eastAsia"/>
+          <w:sz w:val="20"/>
+          <w:szCs w:val="22"/>
+        </w:rPr>
+        <w:t>적중률과 데미지가 높다.</w:t>
+      </w:r>
+    </w:p>
+    <w:p>
+      <w:pPr>
+        <w:widowControl/>
+        <w:wordWrap/>
+        <w:autoSpaceDE/>
+        <w:autoSpaceDN/>
+        <w:rPr>
+          <w:rFonts w:eastAsia="맑은 고딕"/>
+          <w:sz w:val="24"/>
+          <w:highlight w:val="lightGray"/>
+        </w:rPr>
+      </w:pPr>
+      <w:r>
+        <w:rPr>
+          <w:rFonts w:eastAsia="맑은 고딕"/>
+          <w:sz w:val="24"/>
+          <w:highlight w:val="lightGray"/>
+        </w:rPr>
+        <w:br w:type="page"/>
+      </w:r>
+    </w:p>
+    <w:p>
+      <w:pPr>
+        <w:pStyle w:val="a6"/>
+        <w:numPr>
+          <w:ilvl w:val="1"/>
+          <w:numId w:val="5"/>
+        </w:numPr>
+        <w:rPr>
+          <w:sz w:val="24"/>
+          <w:szCs w:val="28"/>
+        </w:rPr>
+      </w:pPr>
+      <w:r>
+        <w:rPr>
+          <w:rFonts w:hint="eastAsia"/>
+          <w:sz w:val="24"/>
+          <w:szCs w:val="28"/>
+        </w:rPr>
+        <w:lastRenderedPageBreak/>
+        <w:t xml:space="preserve">무기 </w:t>
+      </w:r>
+      <w:proofErr w:type="spellStart"/>
+      <w:r>
+        <w:rPr>
+          <w:rFonts w:hint="eastAsia"/>
+          <w:sz w:val="24"/>
+          <w:szCs w:val="28"/>
+        </w:rPr>
+        <w:t>스탯</w:t>
+      </w:r>
+      <w:proofErr w:type="spellEnd"/>
+    </w:p>
+    <w:p>
+      <w:pPr>
+        <w:pStyle w:val="a6"/>
+        <w:numPr>
+          <w:ilvl w:val="2"/>
+          <w:numId w:val="5"/>
+        </w:numPr>
+        <w:rPr>
+          <w:sz w:val="32"/>
+          <w:szCs w:val="36"/>
+        </w:rPr>
+      </w:pPr>
+      <w:r>
+        <w:rPr>
+          <w:rFonts w:hint="eastAsia"/>
+          <w:sz w:val="20"/>
+          <w:szCs w:val="22"/>
+        </w:rPr>
+        <w:t>무기 난이도: 무기 경험치 성장 속도를 감소시킴</w:t>
+      </w:r>
+      <w:r>
+        <w:rPr>
+          <w:rStyle w:val="ab"/>
+          <w:sz w:val="20"/>
+          <w:szCs w:val="22"/>
+        </w:rPr>
+        <w:footnoteReference w:id="3"/>
+      </w:r>
+    </w:p>
+    <w:p>
+      <w:pPr>
+        <w:pStyle w:val="a6"/>
+        <w:numPr>
+          <w:ilvl w:val="2"/>
+          <w:numId w:val="5"/>
+        </w:numPr>
+        <w:rPr>
+          <w:sz w:val="32"/>
+          <w:szCs w:val="36"/>
+        </w:rPr>
+      </w:pPr>
+      <w:r>
+        <w:rPr>
+          <w:rFonts w:hint="eastAsia"/>
+          <w:sz w:val="20"/>
+          <w:szCs w:val="22"/>
+        </w:rPr>
+        <w:t>무기 경험치: 데미지 배율에 영향</w:t>
+      </w:r>
+    </w:p>
+    <w:p>
+      <w:pPr>
+        <w:pStyle w:val="a6"/>
+        <w:numPr>
+          <w:ilvl w:val="3"/>
+          <w:numId w:val="5"/>
+        </w:numPr>
+        <w:rPr>
+          <w:sz w:val="32"/>
+          <w:szCs w:val="36"/>
+        </w:rPr>
+      </w:pPr>
+      <w:r>
+        <w:rPr>
+          <w:rFonts w:hint="eastAsia"/>
+          <w:sz w:val="20"/>
+          <w:szCs w:val="22"/>
+        </w:rPr>
+        <w:t xml:space="preserve">초기 무기 경험치 </w:t>
+      </w:r>
+      <w:proofErr w:type="gramStart"/>
+      <w:r>
+        <w:rPr>
+          <w:rFonts w:hint="eastAsia"/>
+          <w:sz w:val="20"/>
+          <w:szCs w:val="22"/>
+        </w:rPr>
+        <w:t>0 /</w:t>
+      </w:r>
+      <w:proofErr w:type="gramEnd"/>
+      <w:r>
+        <w:rPr>
+          <w:rFonts w:hint="eastAsia"/>
+          <w:sz w:val="20"/>
+          <w:szCs w:val="22"/>
+        </w:rPr>
+        <w:t xml:space="preserve"> 최대 무기 경험치 300</w:t>
+      </w:r>
+    </w:p>
+    <w:p>
+      <w:pPr>
+        <w:pStyle w:val="a6"/>
+        <w:numPr>
+          <w:ilvl w:val="4"/>
+          <w:numId w:val="5"/>
+        </w:numPr>
+        <w:rPr>
+          <w:sz w:val="32"/>
+          <w:szCs w:val="36"/>
+        </w:rPr>
+      </w:pPr>
+      <w:r>
+        <w:rPr>
+          <w:rFonts w:hint="eastAsia"/>
+          <w:sz w:val="20"/>
+          <w:szCs w:val="22"/>
+        </w:rPr>
+        <w:t>최초 데미지 배율 x0.5에서 최종 x1.8이 되는 설계</w:t>
+      </w:r>
+    </w:p>
+    <w:p>
+      <w:pPr>
+        <w:pStyle w:val="a6"/>
+        <w:numPr>
+          <w:ilvl w:val="4"/>
+          <w:numId w:val="5"/>
+        </w:numPr>
+        <w:rPr>
+          <w:sz w:val="32"/>
+          <w:szCs w:val="36"/>
+        </w:rPr>
+      </w:pPr>
+      <w:r>
+        <w:rPr>
+          <w:rFonts w:hint="eastAsia"/>
+          <w:sz w:val="20"/>
+          <w:szCs w:val="22"/>
+        </w:rPr>
+        <w:t>무기 경험치 배율 100에서 데미지 배율 x1.0 달성</w:t>
+      </w:r>
+    </w:p>
+    <w:p>
+      <w:pPr>
+        <w:pStyle w:val="a6"/>
+        <w:numPr>
+          <w:ilvl w:val="2"/>
+          <w:numId w:val="5"/>
+        </w:numPr>
+        <w:rPr>
+          <w:sz w:val="32"/>
+          <w:szCs w:val="36"/>
+        </w:rPr>
+      </w:pPr>
+      <w:r>
+        <w:rPr>
+          <w:rFonts w:hint="eastAsia"/>
+          <w:sz w:val="20"/>
+          <w:szCs w:val="22"/>
+        </w:rPr>
+        <w:t>공격력</w:t>
+      </w:r>
+    </w:p>
+    <w:p>
+      <w:pPr>
+        <w:pStyle w:val="a6"/>
+        <w:numPr>
+          <w:ilvl w:val="3"/>
+          <w:numId w:val="5"/>
+        </w:numPr>
+        <w:rPr>
+          <w:sz w:val="32"/>
+          <w:szCs w:val="36"/>
+        </w:rPr>
+      </w:pPr>
+      <w:r>
+        <w:rPr>
+          <w:rFonts w:hint="eastAsia"/>
+          <w:sz w:val="20"/>
+          <w:szCs w:val="22"/>
+        </w:rPr>
+        <w:t>최소 데미지와 최대 데미지로 표현</w:t>
+      </w:r>
+    </w:p>
+    <w:p>
+      <w:pPr>
+        <w:pStyle w:val="a6"/>
+        <w:numPr>
+          <w:ilvl w:val="3"/>
+          <w:numId w:val="5"/>
+        </w:numPr>
+        <w:rPr>
+          <w:sz w:val="32"/>
+          <w:szCs w:val="36"/>
+        </w:rPr>
+      </w:pPr>
+      <w:r>
+        <w:rPr>
+          <w:rFonts w:hint="eastAsia"/>
+          <w:sz w:val="20"/>
+          <w:szCs w:val="22"/>
+        </w:rPr>
+        <w:t>최소 데미지와 최대 데미지 사이의 데미지가 랜덤하게 뽑혀</w:t>
+      </w:r>
+      <w:r>
+        <w:rPr>
+          <w:sz w:val="20"/>
+          <w:szCs w:val="22"/>
+        </w:rPr>
+        <w:br/>
+      </w:r>
+      <w:r>
+        <w:rPr>
+          <w:rFonts w:hint="eastAsia"/>
+          <w:sz w:val="20"/>
+          <w:szCs w:val="22"/>
+        </w:rPr>
+        <w:t>데미지 계산에 적용</w:t>
+      </w:r>
+      <w:r>
+        <w:rPr>
+          <w:rStyle w:val="ab"/>
+          <w:sz w:val="20"/>
+          <w:szCs w:val="22"/>
+        </w:rPr>
+        <w:footnoteReference w:id="4"/>
+      </w:r>
+    </w:p>
+    <w:p>
+      <w:pPr>
+        <w:pStyle w:val="a6"/>
+        <w:numPr>
+          <w:ilvl w:val="2"/>
+          <w:numId w:val="5"/>
+        </w:numPr>
+        <w:rPr>
+          <w:sz w:val="32"/>
+          <w:szCs w:val="36"/>
+        </w:rPr>
+      </w:pPr>
+      <w:r>
+        <w:rPr>
+          <w:rFonts w:hint="eastAsia"/>
+          <w:sz w:val="20"/>
+          <w:szCs w:val="22"/>
+        </w:rPr>
+        <w:t>공격 속도: 초당 공격 횟수로 표현</w:t>
+      </w:r>
+    </w:p>
+    <w:p>
+      <w:pPr>
+        <w:pStyle w:val="a6"/>
+        <w:numPr>
+          <w:ilvl w:val="2"/>
+          <w:numId w:val="5"/>
+        </w:numPr>
+        <w:rPr>
+          <w:sz w:val="32"/>
+          <w:szCs w:val="36"/>
+        </w:rPr>
+      </w:pPr>
+      <w:r>
+        <w:rPr>
+          <w:rFonts w:hint="eastAsia"/>
+          <w:sz w:val="20"/>
+          <w:szCs w:val="22"/>
+        </w:rPr>
+        <w:t>무게</w:t>
+      </w:r>
+      <w:r>
+        <w:rPr>
+          <w:rFonts w:hint="eastAsia"/>
+          <w:sz w:val="20"/>
+          <w:szCs w:val="22"/>
+        </w:rPr>
+        <w:t xml:space="preserve">: </w:t>
+      </w:r>
+      <w:r>
+        <w:rPr>
+          <w:rFonts w:hint="eastAsia"/>
+          <w:sz w:val="20"/>
+          <w:szCs w:val="22"/>
+        </w:rPr>
+        <w:t>kg 단위로 표현</w:t>
+      </w:r>
+    </w:p>
+    <w:p>
+      <w:pPr>
+        <w:pStyle w:val="a6"/>
+        <w:numPr>
+          <w:ilvl w:val="2"/>
+          <w:numId w:val="5"/>
+        </w:numPr>
+        <w:rPr>
+          <w:rFonts w:hint="eastAsia"/>
+          <w:sz w:val="32"/>
+          <w:szCs w:val="36"/>
+        </w:rPr>
+      </w:pPr>
+      <w:r>
+        <w:rPr>
+          <w:rFonts w:hint="eastAsia"/>
+          <w:sz w:val="20"/>
+          <w:szCs w:val="22"/>
+        </w:rPr>
+        <w:t>적중률 보너스</w:t>
+      </w:r>
+      <w:r>
+        <w:rPr>
+          <w:rFonts w:hint="eastAsia"/>
+          <w:sz w:val="20"/>
+          <w:szCs w:val="22"/>
+        </w:rPr>
+        <w:t xml:space="preserve">: </w:t>
+      </w:r>
+      <w:r>
+        <w:rPr>
+          <w:rFonts w:hint="eastAsia"/>
+          <w:sz w:val="20"/>
+          <w:szCs w:val="20"/>
+        </w:rPr>
+        <w:t>플레이어 능력치인 적중률에 +%p</w:t>
+      </w:r>
+    </w:p>
+    <w:p>
+      <w:pPr>
+        <w:widowControl/>
+        <w:wordWrap/>
+        <w:autoSpaceDE/>
+        <w:autoSpaceDN/>
+        <w:rPr>
+          <w:rFonts w:asciiTheme="majorHAnsi" w:eastAsiaTheme="majorEastAsia" w:hAnsiTheme="majorHAnsi" w:cstheme="majorBidi"/>
+          <w:b/>
+          <w:color w:val="000000" w:themeColor="text1"/>
+          <w:sz w:val="32"/>
+          <w:szCs w:val="28"/>
+        </w:rPr>
+      </w:pPr>
+      <w:r>
+        <w:br w:type="page"/>
+      </w:r>
+    </w:p>
+    <w:p>
+      <w:pPr>
+        <w:pStyle w:val="2"/>
+        <w:numPr>
+          <w:ilvl w:val="0"/>
+          <w:numId w:val="5"/>
+        </w:numPr>
+      </w:pPr>
+      <w:r>
+        <w:rPr>
+          <w:rFonts w:hint="eastAsia"/>
+        </w:rPr>
+        <w:lastRenderedPageBreak/>
+        <w:t xml:space="preserve"> </w:t>
+      </w:r>
+      <w:proofErr w:type="spellStart"/>
+      <w:r>
+        <w:rPr>
+          <w:rFonts w:hint="eastAsia"/>
+        </w:rPr>
+        <w:t>방어구</w:t>
+      </w:r>
+      <w:proofErr w:type="spellEnd"/>
+    </w:p>
+    <w:p>
+      <w:pPr>
+        <w:rPr>
+          <w:rFonts w:hint="eastAsia"/>
+          <w:sz w:val="12"/>
+          <w:szCs w:val="14"/>
+        </w:rPr>
+      </w:pPr>
+    </w:p>
+    <w:p>
+      <w:pPr>
+        <w:pStyle w:val="a6"/>
+        <w:numPr>
+          <w:ilvl w:val="1"/>
+          <w:numId w:val="5"/>
+        </w:numPr>
+        <w:rPr>
+          <w:sz w:val="24"/>
+          <w:szCs w:val="28"/>
+        </w:rPr>
+      </w:pPr>
+      <w:proofErr w:type="spellStart"/>
+      <w:r>
+        <w:rPr>
+          <w:rFonts w:hint="eastAsia"/>
+          <w:sz w:val="24"/>
+          <w:szCs w:val="28"/>
+        </w:rPr>
+        <w:t>방어구</w:t>
+      </w:r>
+      <w:proofErr w:type="spellEnd"/>
+      <w:r>
+        <w:rPr>
+          <w:rFonts w:hint="eastAsia"/>
+          <w:sz w:val="24"/>
+          <w:szCs w:val="28"/>
+        </w:rPr>
+        <w:t xml:space="preserve"> </w:t>
+      </w:r>
+      <w:r>
+        <w:rPr>
+          <w:rFonts w:hint="eastAsia"/>
+          <w:sz w:val="24"/>
+          <w:szCs w:val="28"/>
+        </w:rPr>
+        <w:t>타입</w:t>
+      </w:r>
+    </w:p>
+    <w:p>
+      <w:pPr>
+        <w:pStyle w:val="a6"/>
+        <w:numPr>
+          <w:ilvl w:val="2"/>
+          <w:numId w:val="5"/>
+        </w:numPr>
+        <w:rPr>
+          <w:sz w:val="20"/>
+          <w:szCs w:val="20"/>
+        </w:rPr>
+      </w:pPr>
+      <w:r>
+        <w:rPr>
+          <w:rFonts w:hint="eastAsia"/>
+          <w:sz w:val="20"/>
+          <w:szCs w:val="20"/>
+        </w:rPr>
+        <w:t xml:space="preserve">머리 </w:t>
+      </w:r>
+      <w:proofErr w:type="spellStart"/>
+      <w:r>
+        <w:rPr>
+          <w:rFonts w:hint="eastAsia"/>
+          <w:sz w:val="20"/>
+          <w:szCs w:val="20"/>
+        </w:rPr>
+        <w:t>방어구</w:t>
+      </w:r>
+      <w:proofErr w:type="spellEnd"/>
+    </w:p>
+    <w:p>
+      <w:pPr>
+        <w:pStyle w:val="a6"/>
+        <w:numPr>
+          <w:ilvl w:val="2"/>
+          <w:numId w:val="5"/>
+        </w:numPr>
+        <w:rPr>
+          <w:sz w:val="20"/>
+          <w:szCs w:val="20"/>
+        </w:rPr>
+      </w:pPr>
+      <w:r>
+        <w:rPr>
+          <w:rFonts w:hint="eastAsia"/>
+          <w:sz w:val="20"/>
+          <w:szCs w:val="20"/>
+        </w:rPr>
+        <w:t xml:space="preserve">몸통 </w:t>
+      </w:r>
+      <w:proofErr w:type="spellStart"/>
+      <w:r>
+        <w:rPr>
+          <w:rFonts w:hint="eastAsia"/>
+          <w:sz w:val="20"/>
+          <w:szCs w:val="20"/>
+        </w:rPr>
+        <w:t>방어구</w:t>
+      </w:r>
+      <w:proofErr w:type="spellEnd"/>
+    </w:p>
+    <w:p>
+      <w:pPr>
+        <w:pStyle w:val="a6"/>
+        <w:numPr>
+          <w:ilvl w:val="2"/>
+          <w:numId w:val="5"/>
+        </w:numPr>
+        <w:rPr>
+          <w:sz w:val="20"/>
+          <w:szCs w:val="20"/>
+        </w:rPr>
+      </w:pPr>
+      <w:r>
+        <w:rPr>
+          <w:rFonts w:hint="eastAsia"/>
+          <w:sz w:val="20"/>
+          <w:szCs w:val="20"/>
+        </w:rPr>
+        <w:t xml:space="preserve">손 </w:t>
+      </w:r>
+      <w:proofErr w:type="spellStart"/>
+      <w:r>
+        <w:rPr>
+          <w:rFonts w:hint="eastAsia"/>
+          <w:sz w:val="20"/>
+          <w:szCs w:val="20"/>
+        </w:rPr>
+        <w:t>방어구</w:t>
+      </w:r>
+      <w:proofErr w:type="spellEnd"/>
+    </w:p>
+    <w:p>
+      <w:pPr>
+        <w:pStyle w:val="a6"/>
+        <w:numPr>
+          <w:ilvl w:val="2"/>
+          <w:numId w:val="5"/>
+        </w:numPr>
+        <w:rPr>
+          <w:sz w:val="20"/>
+          <w:szCs w:val="20"/>
+        </w:rPr>
+      </w:pPr>
+      <w:r>
+        <w:rPr>
+          <w:rFonts w:hint="eastAsia"/>
+          <w:sz w:val="20"/>
+          <w:szCs w:val="20"/>
+        </w:rPr>
+        <w:t xml:space="preserve">다리 </w:t>
+      </w:r>
+      <w:proofErr w:type="spellStart"/>
+      <w:r>
+        <w:rPr>
+          <w:rFonts w:hint="eastAsia"/>
+          <w:sz w:val="20"/>
+          <w:szCs w:val="20"/>
+        </w:rPr>
+        <w:t>방어구</w:t>
+      </w:r>
+      <w:proofErr w:type="spellEnd"/>
+    </w:p>
+    <w:p>
+      <w:pPr>
+        <w:rPr>
+          <w:rFonts w:hint="eastAsia"/>
+          <w:sz w:val="20"/>
+          <w:szCs w:val="20"/>
+        </w:rPr>
+      </w:pPr>
+    </w:p>
+    <w:p>
+      <w:pPr>
+        <w:pStyle w:val="a6"/>
+        <w:numPr>
+          <w:ilvl w:val="1"/>
+          <w:numId w:val="5"/>
+        </w:numPr>
+        <w:rPr>
+          <w:rFonts w:hint="eastAsia"/>
+          <w:sz w:val="24"/>
+        </w:rPr>
+      </w:pPr>
+      <w:proofErr w:type="spellStart"/>
+      <w:r>
+        <w:rPr>
+          <w:rFonts w:hint="eastAsia"/>
+          <w:sz w:val="24"/>
+        </w:rPr>
+        <w:t>방어구</w:t>
+      </w:r>
+      <w:proofErr w:type="spellEnd"/>
+      <w:r>
+        <w:rPr>
+          <w:rFonts w:hint="eastAsia"/>
+          <w:sz w:val="24"/>
+        </w:rPr>
+        <w:t xml:space="preserve"> </w:t>
+      </w:r>
+      <w:proofErr w:type="spellStart"/>
+      <w:r>
+        <w:rPr>
+          <w:rFonts w:hint="eastAsia"/>
+          <w:sz w:val="24"/>
+        </w:rPr>
+        <w:t>스탯</w:t>
+      </w:r>
+      <w:proofErr w:type="spellEnd"/>
+      <w:r>
+        <w:rPr>
+          <w:rStyle w:val="ab"/>
+          <w:sz w:val="24"/>
+        </w:rPr>
+        <w:footnoteReference w:id="5"/>
+      </w:r>
+    </w:p>
+    <w:p>
+      <w:pPr>
+        <w:pStyle w:val="a6"/>
+        <w:numPr>
+          <w:ilvl w:val="2"/>
+          <w:numId w:val="5"/>
+        </w:numPr>
+        <w:rPr>
+          <w:sz w:val="20"/>
+          <w:szCs w:val="20"/>
+        </w:rPr>
+      </w:pPr>
+      <w:r>
+        <w:rPr>
+          <w:rFonts w:hint="eastAsia"/>
+          <w:sz w:val="20"/>
+          <w:szCs w:val="20"/>
+        </w:rPr>
+        <w:t>머리 방어력</w:t>
+      </w:r>
+      <w:r>
+        <w:rPr>
+          <w:rFonts w:hint="eastAsia"/>
+          <w:sz w:val="20"/>
+          <w:szCs w:val="20"/>
+        </w:rPr>
+        <w:t xml:space="preserve">: </w:t>
+      </w:r>
+      <w:r>
+        <w:rPr>
+          <w:rFonts w:hint="eastAsia"/>
+          <w:sz w:val="20"/>
+          <w:szCs w:val="20"/>
+        </w:rPr>
+        <w:t>고정 수치로 표현</w:t>
+      </w:r>
+    </w:p>
+    <w:p>
+      <w:pPr>
+        <w:pStyle w:val="a6"/>
+        <w:numPr>
+          <w:ilvl w:val="2"/>
+          <w:numId w:val="5"/>
+        </w:numPr>
+        <w:rPr>
+          <w:sz w:val="20"/>
+          <w:szCs w:val="20"/>
+        </w:rPr>
+      </w:pPr>
+      <w:r>
+        <w:rPr>
+          <w:rFonts w:hint="eastAsia"/>
+          <w:sz w:val="20"/>
+          <w:szCs w:val="20"/>
+        </w:rPr>
+        <w:t>몸통 방어력</w:t>
+      </w:r>
+      <w:r>
+        <w:rPr>
+          <w:rFonts w:hint="eastAsia"/>
+          <w:sz w:val="20"/>
+          <w:szCs w:val="20"/>
+        </w:rPr>
+        <w:t xml:space="preserve">: </w:t>
+      </w:r>
+      <w:r>
+        <w:rPr>
+          <w:rFonts w:hint="eastAsia"/>
+          <w:sz w:val="20"/>
+          <w:szCs w:val="20"/>
+        </w:rPr>
+        <w:t>고정 수치로 표현</w:t>
+      </w:r>
+    </w:p>
+    <w:p>
+      <w:pPr>
+        <w:pStyle w:val="a6"/>
+        <w:numPr>
+          <w:ilvl w:val="2"/>
+          <w:numId w:val="5"/>
+        </w:numPr>
+        <w:rPr>
+          <w:sz w:val="20"/>
+          <w:szCs w:val="20"/>
+        </w:rPr>
+      </w:pPr>
+      <w:r>
+        <w:rPr>
+          <w:rFonts w:hint="eastAsia"/>
+          <w:sz w:val="20"/>
+          <w:szCs w:val="20"/>
+        </w:rPr>
+        <w:t>다리 방어력</w:t>
+      </w:r>
+      <w:r>
+        <w:rPr>
+          <w:rFonts w:hint="eastAsia"/>
+          <w:sz w:val="20"/>
+          <w:szCs w:val="20"/>
+        </w:rPr>
+        <w:t xml:space="preserve">: </w:t>
+      </w:r>
+      <w:r>
+        <w:rPr>
+          <w:rFonts w:hint="eastAsia"/>
+          <w:sz w:val="20"/>
+          <w:szCs w:val="20"/>
+        </w:rPr>
+        <w:t>고정 수치로 표현</w:t>
+      </w:r>
+    </w:p>
+    <w:p>
+      <w:pPr>
+        <w:pStyle w:val="a6"/>
+        <w:numPr>
+          <w:ilvl w:val="2"/>
+          <w:numId w:val="5"/>
+        </w:numPr>
+        <w:rPr>
+          <w:sz w:val="20"/>
+          <w:szCs w:val="20"/>
+        </w:rPr>
+      </w:pPr>
+      <w:r>
+        <w:rPr>
+          <w:rFonts w:hint="eastAsia"/>
+          <w:sz w:val="20"/>
+          <w:szCs w:val="20"/>
+        </w:rPr>
+        <w:t>팔 방어력</w:t>
+      </w:r>
+      <w:r>
+        <w:rPr>
+          <w:rFonts w:hint="eastAsia"/>
+          <w:sz w:val="20"/>
+          <w:szCs w:val="20"/>
+        </w:rPr>
+        <w:t xml:space="preserve">: </w:t>
+      </w:r>
+      <w:r>
+        <w:rPr>
+          <w:rFonts w:hint="eastAsia"/>
+          <w:sz w:val="20"/>
+          <w:szCs w:val="20"/>
+        </w:rPr>
+        <w:t>고정 수치로 표현</w:t>
+      </w:r>
+    </w:p>
+    <w:p>
+      <w:pPr>
+        <w:pStyle w:val="a6"/>
+        <w:numPr>
+          <w:ilvl w:val="2"/>
+          <w:numId w:val="5"/>
+        </w:numPr>
+        <w:rPr>
+          <w:sz w:val="20"/>
+          <w:szCs w:val="20"/>
+        </w:rPr>
+      </w:pPr>
+      <w:r>
+        <w:rPr>
+          <w:rFonts w:hint="eastAsia"/>
+          <w:sz w:val="20"/>
+          <w:szCs w:val="20"/>
+        </w:rPr>
+        <w:t>무게</w:t>
+      </w:r>
+      <w:r>
+        <w:rPr>
+          <w:rFonts w:hint="eastAsia"/>
+          <w:sz w:val="20"/>
+          <w:szCs w:val="20"/>
+        </w:rPr>
+        <w:t>: k</w:t>
+      </w:r>
+      <w:r>
+        <w:rPr>
+          <w:rFonts w:hint="eastAsia"/>
+          <w:sz w:val="20"/>
+          <w:szCs w:val="20"/>
+        </w:rPr>
+        <w:t>g 단위로 표현</w:t>
+      </w:r>
+    </w:p>
+    <w:p>
+      <w:pPr>
+        <w:pStyle w:val="a6"/>
+        <w:numPr>
+          <w:ilvl w:val="2"/>
+          <w:numId w:val="5"/>
+        </w:numPr>
+        <w:rPr>
+          <w:sz w:val="20"/>
+          <w:szCs w:val="20"/>
+        </w:rPr>
+      </w:pPr>
+      <w:proofErr w:type="spellStart"/>
+      <w:r>
+        <w:rPr>
+          <w:rFonts w:hint="eastAsia"/>
+          <w:sz w:val="20"/>
+          <w:szCs w:val="20"/>
+        </w:rPr>
+        <w:t>회피율</w:t>
+      </w:r>
+      <w:proofErr w:type="spellEnd"/>
+      <w:r>
+        <w:rPr>
+          <w:rFonts w:hint="eastAsia"/>
+          <w:sz w:val="20"/>
+          <w:szCs w:val="20"/>
+        </w:rPr>
+        <w:t xml:space="preserve"> 보너스</w:t>
+      </w:r>
+      <w:r>
+        <w:rPr>
+          <w:rFonts w:hint="eastAsia"/>
+          <w:sz w:val="20"/>
+          <w:szCs w:val="20"/>
+        </w:rPr>
+        <w:t xml:space="preserve">: </w:t>
+      </w:r>
+      <w:r>
+        <w:rPr>
+          <w:rFonts w:hint="eastAsia"/>
+          <w:sz w:val="20"/>
+          <w:szCs w:val="20"/>
+        </w:rPr>
+        <w:t>플레이어 능력치인 적중률에 +%</w:t>
+      </w:r>
+      <w:r>
+        <w:rPr>
+          <w:rFonts w:hint="eastAsia"/>
+          <w:sz w:val="20"/>
+          <w:szCs w:val="20"/>
+        </w:rPr>
+        <w:t>p</w:t>
+      </w:r>
+      <w:r>
+        <w:rPr>
+          <w:rFonts w:hint="eastAsia"/>
+          <w:sz w:val="20"/>
+          <w:szCs w:val="20"/>
+        </w:rPr>
+        <w:t xml:space="preserve"> </w:t>
+      </w:r>
+    </w:p>
+    <w:p>
+      <w:pPr>
+        <w:rPr>
+          <w:rFonts w:hint="eastAsia"/>
+          <w:sz w:val="20"/>
+          <w:szCs w:val="20"/>
+        </w:rPr>
+      </w:pPr>
+    </w:p>
+    <w:p>
+      <w:pPr>
+        <w:widowControl/>
+        <w:wordWrap/>
+        <w:autoSpaceDE/>
+        <w:autoSpaceDN/>
+        <w:jc w:val="center"/>
+      </w:pPr>
+      <w:r>
+        <w:rPr>
+          <w:rFonts w:hint="eastAsia"/>
+          <w:noProof/>
+          <w:sz w:val="20"/>
+          <w:szCs w:val="20"/>
+        </w:rPr>
+        <w:drawing>
+          <wp:inline distT="0" distB="0" distL="0" distR="0" wp14:anchorId="78D00238" wp14:editId="5EF203F2">
+            <wp:extent cx="2781300" cy="3518535"/>
+            <wp:effectExtent l="0" t="0" r="0" b="5715"/>
+            <wp:docPr id="1735902573" name="그림 4" descr="텍스트, 스크린샷이(가) 표시된 사진&#10;&#10;자동 생성된 설명"/>
+            <wp:cNvGraphicFramePr>
+              <a:graphicFrameLocks xmlns:a="http://schemas.openxmlformats.org/drawingml/2006/main" noChangeAspect="1"/>
+            </wp:cNvGraphicFramePr>
+            <a:graphic xmlns:a="http://schemas.openxmlformats.org/drawingml/2006/main">
+              <a:graphicData uri="http://schemas.openxmlformats.org/drawingml/2006/picture">
+                <pic:pic xmlns:pic="http://schemas.openxmlformats.org/drawingml/2006/picture">
+                  <pic:nvPicPr>
+                    <pic:cNvPr id="1735902573" name="그림 4" descr="텍스트, 스크린샷이(가) 표시된 사진&#10;&#10;자동 생성된 설명"/>
+                    <pic:cNvPicPr/>
+                  </pic:nvPicPr>
+                  <pic:blipFill>
+                    <a:blip r:embed="rId17">
+                      <a:extLst>
+                        <a:ext uri="{28A0092B-C50C-407E-A947-70E740481C1C}">
+                          <a14:useLocalDpi xmlns:a14="http://schemas.microsoft.com/office/drawing/2010/main" val="0"/>
+                        </a:ext>
+                      </a:extLst>
+                    </a:blip>
+                    <a:stretch>
+                      <a:fillRect/>
+                    </a:stretch>
+                  </pic:blipFill>
+                  <pic:spPr>
+                    <a:xfrm>
+                      <a:off x="0" y="0"/>
+                      <a:ext cx="2781300" cy="3518535"/>
+                    </a:xfrm>
+                    <a:prstGeom prst="rect">
+                      <a:avLst/>
+                    </a:prstGeom>
+                  </pic:spPr>
+                </pic:pic>
+              </a:graphicData>
+            </a:graphic>
+          </wp:inline>
+        </w:drawing>
+      </w:r>
+      <w:r>
+        <w:br/>
+      </w:r>
+      <w:r>
+        <w:rPr>
+          <w:rFonts w:hint="eastAsia"/>
+          <w:sz w:val="18"/>
+          <w:szCs w:val="20"/>
+        </w:rPr>
+        <w:t>예시 이미지</w:t>
+      </w:r>
+      <w:r>
+        <w:br w:type="page"/>
+      </w:r>
+    </w:p>
+    <w:p>
+      <w:r>
+        <w:rPr>
+          <w:rFonts w:hint="eastAsia"/>
+        </w:rPr>
+        <w:lastRenderedPageBreak/>
+        <w:t>파티</w:t>
+      </w:r>
+      <w:r>
+        <w:t xml:space="preserve"> 컨셉</w:t>
+      </w:r>
+    </w:p>
+    <w:p>
+      <w:r>
+        <w:rPr>
+          <w:rFonts w:hint="eastAsia"/>
+        </w:rPr>
+        <w:t>파티</w:t>
       </w:r>
       <w:r>
         <w:t xml:space="preserve"> 기능</w:t>
@@ -2531,7 +9136,18 @@
         <w:rPr>
           <w:rFonts w:hint="eastAsia"/>
         </w:rPr>
-        <w:t>파티</w:t>
+        <w:t>파티와</w:t>
+      </w:r>
+      <w:r>
+        <w:t xml:space="preserve"> 몬스터의 상호작용</w:t>
+      </w:r>
+    </w:p>
+    <w:p>
+      <w:r>
+        <w:rPr>
+          <w:rFonts w:hint="eastAsia"/>
+        </w:rPr>
+        <w:t>월드</w:t>
       </w:r>
       <w:r>
         <w:t xml:space="preserve"> 컨셉</w:t>
@@ -2542,39 +9158,6 @@
         <w:rPr>
           <w:rFonts w:hint="eastAsia"/>
         </w:rPr>
-        <w:t>파티</w:t>
-      </w:r>
-      <w:r>
-        <w:t xml:space="preserve"> 기능</w:t>
-      </w:r>
-    </w:p>
-    <w:p>
-      <w:r>
-        <w:rPr>
-          <w:rFonts w:hint="eastAsia"/>
-        </w:rPr>
-        <w:t>파티와</w:t>
-      </w:r>
-      <w:r>
-        <w:t xml:space="preserve"> 몬스터의 상호작용</w:t>
-      </w:r>
-    </w:p>
-    <w:p>
-      <w:r>
-        <w:rPr>
-          <w:rFonts w:hint="eastAsia"/>
-        </w:rPr>
-        <w:t>월드</w:t>
-      </w:r>
-      <w:r>
-        <w:t xml:space="preserve"> 컨셉</w:t>
-      </w:r>
-    </w:p>
-    <w:p>
-      <w:r>
-        <w:rPr>
-          <w:rFonts w:hint="eastAsia"/>
-        </w:rPr>
         <w:t>지역별</w:t>
       </w:r>
       <w:r>
@@ -2600,8 +9183,13 @@
         <w:t>카메라</w:t>
       </w:r>
       <w:r>
-        <w:t xml:space="preserve"> 무브</w:t>
-      </w:r>
+        <w:t xml:space="preserve"> </w:t>
+      </w:r>
+      <w:proofErr w:type="spellStart"/>
+      <w:r>
+        <w:t>무브</w:t>
+      </w:r>
+      <w:proofErr w:type="spellEnd"/>
     </w:p>
     <w:p>
       <w:r>
@@ -2609,6 +9197,19 @@
           <w:rFonts w:hint="eastAsia"/>
         </w:rPr>
         <w:t>레벨디자인</w:t>
+      </w:r>
+    </w:p>
+    <w:p>
+      <w:pPr>
+        <w:rPr>
+          <w:rFonts w:hint="eastAsia"/>
+        </w:rPr>
+      </w:pPr>
+      <w:r>
+        <w:rPr>
+          <w:rFonts w:hint="eastAsia"/>
+        </w:rPr>
+        <w:t>조작</w:t>
       </w:r>
     </w:p>
     <w:p>
@@ -2630,9 +9231,351 @@
 </w:document>
 </file>
 
+<file path=word/endnotes.xml><?xml version="1.0" encoding="utf-8"?>
+<w:endnotes xmlns:wpc="http://schemas.microsoft.com/office/word/2010/wordprocessingCanvas" xmlns:cx="http://schemas.microsoft.com/office/drawing/2014/chartex" xmlns:cx1="http://schemas.microsoft.com/office/drawing/2015/9/8/chartex" xmlns:cx2="http://schemas.microsoft.com/office/drawing/2015/10/21/chartex" xmlns:cx3="http://schemas.microsoft.com/office/drawing/2016/5/9/chartex" xmlns:cx4="http://schemas.microsoft.com/office/drawing/2016/5/10/chartex" xmlns:cx5="http://schemas.microsoft.com/office/drawing/2016/5/11/chartex" xmlns:cx6="http://schemas.microsoft.com/office/drawing/2016/5/12/chartex" xmlns:cx7="http://schemas.microsoft.com/office/drawing/2016/5/13/chartex" xmlns:cx8="http://schemas.microsoft.com/office/drawing/2016/5/14/chartex" xmlns:mc="http://schemas.openxmlformats.org/markup-compatibility/2006" xmlns:aink="http://schemas.microsoft.com/office/drawing/2016/ink" xmlns:am3d="http://schemas.microsoft.com/office/drawing/2017/model3d" xmlns:o="urn:schemas-microsoft-com:office:office" xmlns:oel="http://schemas.microsoft.com/office/2019/extlst" xmlns:r="http://schemas.openxmlformats.org/officeDocument/2006/relationships" xmlns:m="http://schemas.openxmlformats.org/officeDocument/2006/math" xmlns:v="urn:schemas-microsoft-com:vml" xmlns:wp14="http://schemas.microsoft.com/office/word/2010/wordprocessingDrawing" xmlns:wp="http://schemas.openxmlformats.org/drawingml/2006/wordprocessingDrawing" xmlns:w10="urn:schemas-microsoft-com:office:word" xmlns:w="http://schemas.openxmlformats.org/wordprocessingml/2006/main" xmlns:w14="http://schemas.microsoft.com/office/word/2010/wordml" xmlns:w15="http://schemas.microsoft.com/office/word/2012/wordml" xmlns:w16cex="http://schemas.microsoft.com/office/word/2018/wordml/cex" xmlns:w16cid="http://schemas.microsoft.com/office/word/2016/wordml/cid" xmlns:w16="http://schemas.microsoft.com/office/word/2018/wordml" xmlns:w16du="http://schemas.microsoft.com/office/word/2023/wordml/word16du" xmlns:w16sdtdh="http://schemas.microsoft.com/office/word/2020/wordml/sdtdatahash" xmlns:w16se="http://schemas.microsoft.com/office/word/2015/wordml/symex" xmlns:wpg="http://schemas.microsoft.com/office/word/2010/wordprocessingGroup" xmlns:wpi="http://schemas.microsoft.com/office/word/2010/wordprocessingInk" xmlns:wne="http://schemas.microsoft.com/office/word/2006/wordml" xmlns:wps="http://schemas.microsoft.com/office/word/2010/wordprocessingShape" mc:Ignorable="w14 w15 w16se w16cid w16 w16cex w16sdtdh w16du wp14">
+  <w:endnote w:type="separator" w:id="-1">
+    <w:p>
+      <w:pPr>
+        <w:spacing w:after="0"/>
+      </w:pPr>
+      <w:r>
+        <w:separator/>
+      </w:r>
+    </w:p>
+  </w:endnote>
+  <w:endnote w:type="continuationSeparator" w:id="0">
+    <w:p>
+      <w:pPr>
+        <w:spacing w:after="0"/>
+      </w:pPr>
+      <w:r>
+        <w:continuationSeparator/>
+      </w:r>
+    </w:p>
+  </w:endnote>
+</w:endnotes>
+</file>
+
+<file path=word/footnotes.xml><?xml version="1.0" encoding="utf-8"?>
+<w:footnotes xmlns:wpc="http://schemas.microsoft.com/office/word/2010/wordprocessingCanvas" xmlns:cx="http://schemas.microsoft.com/office/drawing/2014/chartex" xmlns:cx1="http://schemas.microsoft.com/office/drawing/2015/9/8/chartex" xmlns:cx2="http://schemas.microsoft.com/office/drawing/2015/10/21/chartex" xmlns:cx3="http://schemas.microsoft.com/office/drawing/2016/5/9/chartex" xmlns:cx4="http://schemas.microsoft.com/office/drawing/2016/5/10/chartex" xmlns:cx5="http://schemas.microsoft.com/office/drawing/2016/5/11/chartex" xmlns:cx6="http://schemas.microsoft.com/office/drawing/2016/5/12/chartex" xmlns:cx7="http://schemas.microsoft.com/office/drawing/2016/5/13/chartex" xmlns:cx8="http://schemas.microsoft.com/office/drawing/2016/5/14/chartex" xmlns:mc="http://schemas.openxmlformats.org/markup-compatibility/2006" xmlns:aink="http://schemas.microsoft.com/office/drawing/2016/ink" xmlns:am3d="http://schemas.microsoft.com/office/drawing/2017/model3d" xmlns:o="urn:schemas-microsoft-com:office:office" xmlns:oel="http://schemas.microsoft.com/office/2019/extlst" xmlns:r="http://schemas.openxmlformats.org/officeDocument/2006/relationships" xmlns:m="http://schemas.openxmlformats.org/officeDocument/2006/math" xmlns:v="urn:schemas-microsoft-com:vml" xmlns:wp14="http://schemas.microsoft.com/office/word/2010/wordprocessingDrawing" xmlns:wp="http://schemas.openxmlformats.org/drawingml/2006/wordprocessingDrawing" xmlns:w10="urn:schemas-microsoft-com:office:word" xmlns:w="http://schemas.openxmlformats.org/wordprocessingml/2006/main" xmlns:w14="http://schemas.microsoft.com/office/word/2010/wordml" xmlns:w15="http://schemas.microsoft.com/office/word/2012/wordml" xmlns:w16cex="http://schemas.microsoft.com/office/word/2018/wordml/cex" xmlns:w16cid="http://schemas.microsoft.com/office/word/2016/wordml/cid" xmlns:w16="http://schemas.microsoft.com/office/word/2018/wordml" xmlns:w16du="http://schemas.microsoft.com/office/word/2023/wordml/word16du" xmlns:w16sdtdh="http://schemas.microsoft.com/office/word/2020/wordml/sdtdatahash" xmlns:w16se="http://schemas.microsoft.com/office/word/2015/wordml/symex" xmlns:wpg="http://schemas.microsoft.com/office/word/2010/wordprocessingGroup" xmlns:wpi="http://schemas.microsoft.com/office/word/2010/wordprocessingInk" xmlns:wne="http://schemas.microsoft.com/office/word/2006/wordml" xmlns:wps="http://schemas.microsoft.com/office/word/2010/wordprocessingShape" mc:Ignorable="w14 w15 w16se w16cid w16 w16cex w16sdtdh w16du wp14">
+  <w:footnote w:type="separator" w:id="-1">
+    <w:p>
+      <w:pPr>
+        <w:spacing w:after="0"/>
+      </w:pPr>
+      <w:r>
+        <w:separator/>
+      </w:r>
+    </w:p>
+  </w:footnote>
+  <w:footnote w:type="continuationSeparator" w:id="0">
+    <w:p>
+      <w:pPr>
+        <w:spacing w:after="0"/>
+      </w:pPr>
+      <w:r>
+        <w:continuationSeparator/>
+      </w:r>
+    </w:p>
+  </w:footnote>
+  <w:footnote w:id="1">
+    <w:p>
+      <w:pPr>
+        <w:pStyle w:val="aa"/>
+        <w:rPr>
+          <w:rFonts w:hint="eastAsia"/>
+        </w:rPr>
+      </w:pPr>
+      <w:r>
+        <w:rPr>
+          <w:rStyle w:val="ab"/>
+          <w:sz w:val="18"/>
+          <w:szCs w:val="20"/>
+        </w:rPr>
+        <w:footnoteRef/>
+      </w:r>
+      <w:r>
+        <w:rPr>
+          <w:sz w:val="18"/>
+          <w:szCs w:val="20"/>
+        </w:rPr>
+        <w:t xml:space="preserve"> </w:t>
+      </w:r>
+      <w:r>
+        <w:rPr>
+          <w:rFonts w:hint="eastAsia"/>
+          <w:sz w:val="18"/>
+          <w:szCs w:val="20"/>
+        </w:rPr>
+        <w:t>구체적인 영향력은 데미지 계산 공식 참조</w:t>
+      </w:r>
+    </w:p>
+  </w:footnote>
+  <w:footnote w:id="2">
+    <w:p>
+      <w:pPr>
+        <w:pStyle w:val="aa"/>
+        <w:rPr>
+          <w:rFonts w:hint="eastAsia"/>
+          <w:sz w:val="18"/>
+          <w:szCs w:val="18"/>
+        </w:rPr>
+      </w:pPr>
+      <w:r>
+        <w:rPr>
+          <w:rStyle w:val="ab"/>
+          <w:sz w:val="18"/>
+          <w:szCs w:val="18"/>
+        </w:rPr>
+        <w:footnoteRef/>
+      </w:r>
+      <w:r>
+        <w:rPr>
+          <w:sz w:val="18"/>
+          <w:szCs w:val="18"/>
+        </w:rPr>
+        <w:t xml:space="preserve"> </w:t>
+      </w:r>
+      <w:r>
+        <w:rPr>
+          <w:rFonts w:hint="eastAsia"/>
+          <w:sz w:val="18"/>
+          <w:szCs w:val="18"/>
+        </w:rPr>
+        <w:t>무기 숙련도의 상승 방법과 상승치는 전투 밸런스 참조</w:t>
+      </w:r>
+    </w:p>
+  </w:footnote>
+  <w:footnote w:id="3">
+    <w:p>
+      <w:pPr>
+        <w:pStyle w:val="aa"/>
+        <w:rPr>
+          <w:rFonts w:hint="eastAsia"/>
+          <w:sz w:val="18"/>
+          <w:szCs w:val="18"/>
+        </w:rPr>
+      </w:pPr>
+      <w:r>
+        <w:rPr>
+          <w:rStyle w:val="ab"/>
+          <w:sz w:val="18"/>
+          <w:szCs w:val="18"/>
+        </w:rPr>
+        <w:footnoteRef/>
+      </w:r>
+      <w:r>
+        <w:rPr>
+          <w:sz w:val="18"/>
+          <w:szCs w:val="18"/>
+        </w:rPr>
+        <w:t xml:space="preserve"> </w:t>
+      </w:r>
+      <w:r>
+        <w:rPr>
+          <w:rFonts w:hint="eastAsia"/>
+          <w:sz w:val="18"/>
+          <w:szCs w:val="18"/>
+        </w:rPr>
+        <w:t>무기 난이도의 무기 경험치 상승에 대한 영향력은 전투 밸런스 참조</w:t>
+      </w:r>
+    </w:p>
+  </w:footnote>
+  <w:footnote w:id="4">
+    <w:p>
+      <w:pPr>
+        <w:pStyle w:val="aa"/>
+        <w:rPr>
+          <w:rFonts w:hint="eastAsia"/>
+        </w:rPr>
+      </w:pPr>
+      <w:r>
+        <w:rPr>
+          <w:rStyle w:val="ab"/>
+          <w:sz w:val="18"/>
+          <w:szCs w:val="20"/>
+        </w:rPr>
+        <w:footnoteRef/>
+      </w:r>
+      <w:r>
+        <w:rPr>
+          <w:sz w:val="18"/>
+          <w:szCs w:val="20"/>
+        </w:rPr>
+        <w:t xml:space="preserve"> </w:t>
+      </w:r>
+      <w:r>
+        <w:rPr>
+          <w:rFonts w:hint="eastAsia"/>
+          <w:sz w:val="18"/>
+          <w:szCs w:val="20"/>
+        </w:rPr>
+        <w:t>데미지 확률 분포와 구체적인 데미지 계산은 데미지 계산 공식 참조</w:t>
+      </w:r>
+    </w:p>
+  </w:footnote>
+  <w:footnote w:id="5">
+    <w:p>
+      <w:pPr>
+        <w:pStyle w:val="aa"/>
+        <w:rPr>
+          <w:rFonts w:hint="eastAsia"/>
+        </w:rPr>
+      </w:pPr>
+      <w:r>
+        <w:rPr>
+          <w:rStyle w:val="ab"/>
+          <w:sz w:val="18"/>
+          <w:szCs w:val="20"/>
+        </w:rPr>
+        <w:footnoteRef/>
+      </w:r>
+      <w:r>
+        <w:rPr>
+          <w:sz w:val="18"/>
+          <w:szCs w:val="20"/>
+        </w:rPr>
+        <w:t xml:space="preserve"> </w:t>
+      </w:r>
+      <w:r>
+        <w:rPr>
+          <w:rFonts w:hint="eastAsia"/>
+          <w:sz w:val="18"/>
+          <w:szCs w:val="20"/>
+        </w:rPr>
+        <w:t>각 방어력의 작용 기전은 데미지 계산 공식 참조</w:t>
+      </w:r>
+    </w:p>
+  </w:footnote>
+</w:footnotes>
+</file>
+
 <file path=word/numbering.xml><?xml version="1.0" encoding="utf-8"?>
 <w:numbering xmlns:wpc="http://schemas.microsoft.com/office/word/2010/wordprocessingCanvas" xmlns:cx="http://schemas.microsoft.com/office/drawing/2014/chartex" xmlns:cx1="http://schemas.microsoft.com/office/drawing/2015/9/8/chartex" xmlns:cx2="http://schemas.microsoft.com/office/drawing/2015/10/21/chartex" xmlns:cx3="http://schemas.microsoft.com/office/drawing/2016/5/9/chartex" xmlns:cx4="http://schemas.microsoft.com/office/drawing/2016/5/10/chartex" xmlns:cx5="http://schemas.microsoft.com/office/drawing/2016/5/11/chartex" xmlns:cx6="http://schemas.microsoft.com/office/drawing/2016/5/12/chartex" xmlns:cx7="http://schemas.microsoft.com/office/drawing/2016/5/13/chartex" xmlns:cx8="http://schemas.microsoft.com/office/drawing/2016/5/14/chartex" xmlns:mc="http://schemas.openxmlformats.org/markup-compatibility/2006" xmlns:aink="http://schemas.microsoft.com/office/drawing/2016/ink" xmlns:am3d="http://schemas.microsoft.com/office/drawing/2017/model3d" xmlns:o="urn:schemas-microsoft-com:office:office" xmlns:oel="http://schemas.microsoft.com/office/2019/extlst" xmlns:r="http://schemas.openxmlformats.org/officeDocument/2006/relationships" xmlns:m="http://schemas.openxmlformats.org/officeDocument/2006/math" xmlns:v="urn:schemas-microsoft-com:vml" xmlns:wp14="http://schemas.microsoft.com/office/word/2010/wordprocessingDrawing" xmlns:wp="http://schemas.openxmlformats.org/drawingml/2006/wordprocessingDrawing" xmlns:w10="urn:schemas-microsoft-com:office:word" xmlns:w="http://schemas.openxmlformats.org/wordprocessingml/2006/main" xmlns:w14="http://schemas.microsoft.com/office/word/2010/wordml" xmlns:w15="http://schemas.microsoft.com/office/word/2012/wordml" xmlns:w16cex="http://schemas.microsoft.com/office/word/2018/wordml/cex" xmlns:w16cid="http://schemas.microsoft.com/office/word/2016/wordml/cid" xmlns:w16="http://schemas.microsoft.com/office/word/2018/wordml" xmlns:w16du="http://schemas.microsoft.com/office/word/2023/wordml/word16du" xmlns:w16sdtdh="http://schemas.microsoft.com/office/word/2020/wordml/sdtdatahash" xmlns:w16se="http://schemas.microsoft.com/office/word/2015/wordml/symex" xmlns:wpg="http://schemas.microsoft.com/office/word/2010/wordprocessingGroup" xmlns:wpi="http://schemas.microsoft.com/office/word/2010/wordprocessingInk" xmlns:wne="http://schemas.microsoft.com/office/word/2006/wordml" xmlns:wps="http://schemas.microsoft.com/office/word/2010/wordprocessingShape" mc:Ignorable="w14 w15 w16se w16cid w16 w16cex w16sdtdh w16du wp14">
   <w:abstractNum w:abstractNumId="0" w15:restartNumberingAfterBreak="0">
+    <w:nsid w:val="0A6D1886"/>
+    <w:multiLevelType w:val="multilevel"/>
+    <w:tmpl w:val="E5441B28"/>
+    <w:lvl w:ilvl="0">
+      <w:start w:val="1"/>
+      <w:numFmt w:val="decimal"/>
+      <w:suff w:val="nothing"/>
+      <w:lvlText w:val="Chapter %1."/>
+      <w:lvlJc w:val="left"/>
+      <w:pPr>
+        <w:ind w:left="0" w:firstLine="0"/>
+      </w:pPr>
+      <w:rPr>
+        <w:rFonts w:asciiTheme="majorHAnsi" w:eastAsia="맑은 고딕" w:hAnsiTheme="majorHAnsi" w:hint="default"/>
+        <w:b/>
+        <w:i w:val="0"/>
+        <w:sz w:val="32"/>
+      </w:rPr>
+    </w:lvl>
+    <w:lvl w:ilvl="1">
+      <w:start w:val="1"/>
+      <w:numFmt w:val="decimal"/>
+      <w:lvlText w:val="%2."/>
+      <w:lvlJc w:val="left"/>
+      <w:pPr>
+        <w:ind w:left="539" w:hanging="426"/>
+      </w:pPr>
+      <w:rPr>
+        <w:rFonts w:asciiTheme="minorHAnsi" w:eastAsia="맑은 고딕" w:hAnsiTheme="minorHAnsi" w:hint="default"/>
+        <w:sz w:val="24"/>
+        <w:szCs w:val="24"/>
+      </w:rPr>
+    </w:lvl>
+    <w:lvl w:ilvl="2">
+      <w:start w:val="1"/>
+      <w:numFmt w:val="upperLetter"/>
+      <w:lvlText w:val="%3."/>
+      <w:lvlJc w:val="left"/>
+      <w:pPr>
+        <w:ind w:left="992" w:hanging="425"/>
+      </w:pPr>
+      <w:rPr>
+        <w:rFonts w:hint="eastAsia"/>
+        <w:sz w:val="20"/>
+        <w:szCs w:val="24"/>
+      </w:rPr>
+    </w:lvl>
+    <w:lvl w:ilvl="3">
+      <w:start w:val="1"/>
+      <w:numFmt w:val="ganada"/>
+      <w:lvlText w:val="(%4)"/>
+      <w:lvlJc w:val="left"/>
+      <w:pPr>
+        <w:ind w:left="1899" w:hanging="425"/>
+      </w:pPr>
+      <w:rPr>
+        <w:rFonts w:hint="eastAsia"/>
+        <w:sz w:val="20"/>
+      </w:rPr>
+    </w:lvl>
+    <w:lvl w:ilvl="4">
+      <w:start w:val="1"/>
+      <w:numFmt w:val="decimalEnclosedCircle"/>
+      <w:lvlText w:val="%5"/>
+      <w:lvlJc w:val="left"/>
+      <w:pPr>
+        <w:ind w:left="2580" w:hanging="425"/>
+      </w:pPr>
+      <w:rPr>
+        <w:rFonts w:hint="eastAsia"/>
+        <w:sz w:val="20"/>
+      </w:rPr>
+    </w:lvl>
+    <w:lvl w:ilvl="5">
+      <w:start w:val="1"/>
+      <w:numFmt w:val="decimal"/>
+      <w:lvlText w:val="%1.%2.%3.%4.%5.%6"/>
+      <w:lvlJc w:val="left"/>
+      <w:pPr>
+        <w:ind w:left="3260" w:hanging="1134"/>
+      </w:pPr>
+      <w:rPr>
+        <w:rFonts w:hint="eastAsia"/>
+      </w:rPr>
+    </w:lvl>
+    <w:lvl w:ilvl="6">
+      <w:start w:val="1"/>
+      <w:numFmt w:val="decimal"/>
+      <w:lvlText w:val="%1.%2.%3.%4.%5.%6.%7"/>
+      <w:lvlJc w:val="left"/>
+      <w:pPr>
+        <w:ind w:left="3827" w:hanging="1276"/>
+      </w:pPr>
+      <w:rPr>
+        <w:rFonts w:hint="eastAsia"/>
+      </w:rPr>
+    </w:lvl>
+    <w:lvl w:ilvl="7">
+      <w:start w:val="1"/>
+      <w:numFmt w:val="decimal"/>
+      <w:lvlText w:val="%1.%2.%3.%4.%5.%6.%7.%8"/>
+      <w:lvlJc w:val="left"/>
+      <w:pPr>
+        <w:ind w:left="4394" w:hanging="1418"/>
+      </w:pPr>
+      <w:rPr>
+        <w:rFonts w:hint="eastAsia"/>
+      </w:rPr>
+    </w:lvl>
+    <w:lvl w:ilvl="8">
+      <w:start w:val="1"/>
+      <w:numFmt w:val="decimal"/>
+      <w:lvlText w:val="%1.%2.%3.%4.%5.%6.%7.%8.%9"/>
+      <w:lvlJc w:val="left"/>
+      <w:pPr>
+        <w:ind w:left="5102" w:hanging="1700"/>
+      </w:pPr>
+      <w:rPr>
+        <w:rFonts w:hint="eastAsia"/>
+      </w:rPr>
+    </w:lvl>
+  </w:abstractNum>
+  <w:abstractNum w:abstractNumId="1" w15:restartNumberingAfterBreak="0">
     <w:nsid w:val="12F32FC2"/>
     <w:multiLevelType w:val="multilevel"/>
     <w:tmpl w:val="67D27B50"/>
@@ -2752,7 +9695,7 @@
       </w:rPr>
     </w:lvl>
   </w:abstractNum>
-  <w:abstractNum w:abstractNumId="1" w15:restartNumberingAfterBreak="0">
+  <w:abstractNum w:abstractNumId="2" w15:restartNumberingAfterBreak="0">
     <w:nsid w:val="134B52ED"/>
     <w:multiLevelType w:val="multilevel"/>
     <w:tmpl w:val="E7D2EB10"/>
@@ -2872,7 +9815,7 @@
       </w:rPr>
     </w:lvl>
   </w:abstractNum>
-  <w:abstractNum w:abstractNumId="2" w15:restartNumberingAfterBreak="0">
+  <w:abstractNum w:abstractNumId="3" w15:restartNumberingAfterBreak="0">
     <w:nsid w:val="1932391E"/>
     <w:multiLevelType w:val="multilevel"/>
     <w:tmpl w:val="E5441B28"/>
@@ -2995,10 +9938,10 @@
       </w:rPr>
     </w:lvl>
   </w:abstractNum>
-  <w:abstractNum w:abstractNumId="3" w15:restartNumberingAfterBreak="0">
-    <w:nsid w:val="52C219E0"/>
+  <w:abstractNum w:abstractNumId="4" w15:restartNumberingAfterBreak="0">
+    <w:nsid w:val="3FEC0BB0"/>
     <w:multiLevelType w:val="multilevel"/>
-    <w:tmpl w:val="31FA91F6"/>
+    <w:tmpl w:val="E5441B28"/>
     <w:lvl w:ilvl="0">
       <w:start w:val="1"/>
       <w:numFmt w:val="decimal"/>
@@ -3024,7 +9967,9 @@
         <w:ind w:left="539" w:hanging="426"/>
       </w:pPr>
       <w:rPr>
-        <w:rFonts w:hint="eastAsia"/>
+        <w:rFonts w:asciiTheme="minorHAnsi" w:eastAsia="맑은 고딕" w:hAnsiTheme="minorHAnsi" w:hint="default"/>
+        <w:sz w:val="24"/>
+        <w:szCs w:val="24"/>
       </w:rPr>
     </w:lvl>
     <w:lvl w:ilvl="2">
@@ -3033,10 +9978,12 @@
       <w:lvlText w:val="%3."/>
       <w:lvlJc w:val="left"/>
       <w:pPr>
-        <w:ind w:left="1219" w:hanging="425"/>
+        <w:ind w:left="992" w:hanging="425"/>
       </w:pPr>
       <w:rPr>
         <w:rFonts w:hint="eastAsia"/>
+        <w:sz w:val="20"/>
+        <w:szCs w:val="24"/>
       </w:rPr>
     </w:lvl>
     <w:lvl w:ilvl="3">
@@ -3049,6 +9996,7 @@
       </w:pPr>
       <w:rPr>
         <w:rFonts w:hint="eastAsia"/>
+        <w:sz w:val="20"/>
       </w:rPr>
     </w:lvl>
     <w:lvl w:ilvl="4">
@@ -3061,6 +10009,7 @@
       </w:pPr>
       <w:rPr>
         <w:rFonts w:hint="eastAsia"/>
+        <w:sz w:val="20"/>
       </w:rPr>
     </w:lvl>
     <w:lvl w:ilvl="5">
@@ -3112,10 +10061,10 @@
       </w:rPr>
     </w:lvl>
   </w:abstractNum>
-  <w:abstractNum w:abstractNumId="4" w15:restartNumberingAfterBreak="0">
-    <w:nsid w:val="5C24144E"/>
+  <w:abstractNum w:abstractNumId="5" w15:restartNumberingAfterBreak="0">
+    <w:nsid w:val="52C219E0"/>
     <w:multiLevelType w:val="multilevel"/>
-    <w:tmpl w:val="B8786A24"/>
+    <w:tmpl w:val="31FA91F6"/>
     <w:lvl w:ilvl="0">
       <w:start w:val="1"/>
       <w:numFmt w:val="decimal"/>
@@ -3138,6 +10087,123 @@
       <w:lvlText w:val="%2."/>
       <w:lvlJc w:val="left"/>
       <w:pPr>
+        <w:ind w:left="539" w:hanging="426"/>
+      </w:pPr>
+      <w:rPr>
+        <w:rFonts w:hint="eastAsia"/>
+      </w:rPr>
+    </w:lvl>
+    <w:lvl w:ilvl="2">
+      <w:start w:val="1"/>
+      <w:numFmt w:val="upperLetter"/>
+      <w:lvlText w:val="%3."/>
+      <w:lvlJc w:val="left"/>
+      <w:pPr>
+        <w:ind w:left="1219" w:hanging="425"/>
+      </w:pPr>
+      <w:rPr>
+        <w:rFonts w:hint="eastAsia"/>
+      </w:rPr>
+    </w:lvl>
+    <w:lvl w:ilvl="3">
+      <w:start w:val="1"/>
+      <w:numFmt w:val="ganada"/>
+      <w:lvlText w:val="(%4)"/>
+      <w:lvlJc w:val="left"/>
+      <w:pPr>
+        <w:ind w:left="1899" w:hanging="425"/>
+      </w:pPr>
+      <w:rPr>
+        <w:rFonts w:hint="eastAsia"/>
+      </w:rPr>
+    </w:lvl>
+    <w:lvl w:ilvl="4">
+      <w:start w:val="1"/>
+      <w:numFmt w:val="decimalEnclosedCircle"/>
+      <w:lvlText w:val="%5"/>
+      <w:lvlJc w:val="left"/>
+      <w:pPr>
+        <w:ind w:left="2580" w:hanging="425"/>
+      </w:pPr>
+      <w:rPr>
+        <w:rFonts w:hint="eastAsia"/>
+      </w:rPr>
+    </w:lvl>
+    <w:lvl w:ilvl="5">
+      <w:start w:val="1"/>
+      <w:numFmt w:val="decimal"/>
+      <w:lvlText w:val="%1.%2.%3.%4.%5.%6"/>
+      <w:lvlJc w:val="left"/>
+      <w:pPr>
+        <w:ind w:left="3260" w:hanging="1134"/>
+      </w:pPr>
+      <w:rPr>
+        <w:rFonts w:hint="eastAsia"/>
+      </w:rPr>
+    </w:lvl>
+    <w:lvl w:ilvl="6">
+      <w:start w:val="1"/>
+      <w:numFmt w:val="decimal"/>
+      <w:lvlText w:val="%1.%2.%3.%4.%5.%6.%7"/>
+      <w:lvlJc w:val="left"/>
+      <w:pPr>
+        <w:ind w:left="3827" w:hanging="1276"/>
+      </w:pPr>
+      <w:rPr>
+        <w:rFonts w:hint="eastAsia"/>
+      </w:rPr>
+    </w:lvl>
+    <w:lvl w:ilvl="7">
+      <w:start w:val="1"/>
+      <w:numFmt w:val="decimal"/>
+      <w:lvlText w:val="%1.%2.%3.%4.%5.%6.%7.%8"/>
+      <w:lvlJc w:val="left"/>
+      <w:pPr>
+        <w:ind w:left="4394" w:hanging="1418"/>
+      </w:pPr>
+      <w:rPr>
+        <w:rFonts w:hint="eastAsia"/>
+      </w:rPr>
+    </w:lvl>
+    <w:lvl w:ilvl="8">
+      <w:start w:val="1"/>
+      <w:numFmt w:val="decimal"/>
+      <w:lvlText w:val="%1.%2.%3.%4.%5.%6.%7.%8.%9"/>
+      <w:lvlJc w:val="left"/>
+      <w:pPr>
+        <w:ind w:left="5102" w:hanging="1700"/>
+      </w:pPr>
+      <w:rPr>
+        <w:rFonts w:hint="eastAsia"/>
+      </w:rPr>
+    </w:lvl>
+  </w:abstractNum>
+  <w:abstractNum w:abstractNumId="6" w15:restartNumberingAfterBreak="0">
+    <w:nsid w:val="5C24144E"/>
+    <w:multiLevelType w:val="multilevel"/>
+    <w:tmpl w:val="B8786A24"/>
+    <w:lvl w:ilvl="0">
+      <w:start w:val="1"/>
+      <w:numFmt w:val="decimal"/>
+      <w:suff w:val="nothing"/>
+      <w:lvlText w:val="Chapter %1."/>
+      <w:lvlJc w:val="left"/>
+      <w:pPr>
+        <w:ind w:left="0" w:firstLine="0"/>
+      </w:pPr>
+      <w:rPr>
+        <w:rFonts w:asciiTheme="majorHAnsi" w:eastAsia="맑은 고딕" w:hAnsiTheme="majorHAnsi" w:hint="default"/>
+        <w:b/>
+        <w:i w:val="0"/>
+        <w:sz w:val="32"/>
+      </w:rPr>
+    </w:lvl>
+    <w:lvl w:ilvl="1">
+      <w:start w:val="1"/>
+      <w:numFmt w:val="decimal"/>
+      <w:lvlText w:val="%2."/>
+      <w:lvlJc w:val="left"/>
+      <w:pPr>
         <w:ind w:left="1106" w:hanging="426"/>
       </w:pPr>
       <w:rPr>
@@ -3232,7 +10298,253 @@
       </w:rPr>
     </w:lvl>
   </w:abstractNum>
-  <w:abstractNum w:abstractNumId="5" w15:restartNumberingAfterBreak="0">
+  <w:abstractNum w:abstractNumId="7" w15:restartNumberingAfterBreak="0">
+    <w:nsid w:val="724F0836"/>
+    <w:multiLevelType w:val="multilevel"/>
+    <w:tmpl w:val="E5441B28"/>
+    <w:lvl w:ilvl="0">
+      <w:start w:val="1"/>
+      <w:numFmt w:val="decimal"/>
+      <w:suff w:val="nothing"/>
+      <w:lvlText w:val="Chapter %1."/>
+      <w:lvlJc w:val="left"/>
+      <w:pPr>
+        <w:ind w:left="0" w:firstLine="0"/>
+      </w:pPr>
+      <w:rPr>
+        <w:rFonts w:asciiTheme="majorHAnsi" w:eastAsia="맑은 고딕" w:hAnsiTheme="majorHAnsi" w:hint="default"/>
+        <w:b/>
+        <w:i w:val="0"/>
+        <w:sz w:val="32"/>
+      </w:rPr>
+    </w:lvl>
+    <w:lvl w:ilvl="1">
+      <w:start w:val="1"/>
+      <w:numFmt w:val="decimal"/>
+      <w:lvlText w:val="%2."/>
+      <w:lvlJc w:val="left"/>
+      <w:pPr>
+        <w:ind w:left="539" w:hanging="426"/>
+      </w:pPr>
+      <w:rPr>
+        <w:rFonts w:asciiTheme="minorHAnsi" w:eastAsia="맑은 고딕" w:hAnsiTheme="minorHAnsi" w:hint="default"/>
+        <w:sz w:val="24"/>
+        <w:szCs w:val="24"/>
+      </w:rPr>
+    </w:lvl>
+    <w:lvl w:ilvl="2">
+      <w:start w:val="1"/>
+      <w:numFmt w:val="upperLetter"/>
+      <w:lvlText w:val="%3."/>
+      <w:lvlJc w:val="left"/>
+      <w:pPr>
+        <w:ind w:left="992" w:hanging="425"/>
+      </w:pPr>
+      <w:rPr>
+        <w:rFonts w:hint="eastAsia"/>
+        <w:sz w:val="20"/>
+        <w:szCs w:val="24"/>
+      </w:rPr>
+    </w:lvl>
+    <w:lvl w:ilvl="3">
+      <w:start w:val="1"/>
+      <w:numFmt w:val="ganada"/>
+      <w:lvlText w:val="(%4)"/>
+      <w:lvlJc w:val="left"/>
+      <w:pPr>
+        <w:ind w:left="1899" w:hanging="425"/>
+      </w:pPr>
+      <w:rPr>
+        <w:rFonts w:hint="eastAsia"/>
+        <w:sz w:val="20"/>
+      </w:rPr>
+    </w:lvl>
+    <w:lvl w:ilvl="4">
+      <w:start w:val="1"/>
+      <w:numFmt w:val="decimalEnclosedCircle"/>
+      <w:lvlText w:val="%5"/>
+      <w:lvlJc w:val="left"/>
+      <w:pPr>
+        <w:ind w:left="2580" w:hanging="425"/>
+      </w:pPr>
+      <w:rPr>
+        <w:rFonts w:hint="eastAsia"/>
+        <w:sz w:val="20"/>
+      </w:rPr>
+    </w:lvl>
+    <w:lvl w:ilvl="5">
+      <w:start w:val="1"/>
+      <w:numFmt w:val="decimal"/>
+      <w:lvlText w:val="%1.%2.%3.%4.%5.%6"/>
+      <w:lvlJc w:val="left"/>
+      <w:pPr>
+        <w:ind w:left="3260" w:hanging="1134"/>
+      </w:pPr>
+      <w:rPr>
+        <w:rFonts w:hint="eastAsia"/>
+      </w:rPr>
+    </w:lvl>
+    <w:lvl w:ilvl="6">
+      <w:start w:val="1"/>
+      <w:numFmt w:val="decimal"/>
+      <w:lvlText w:val="%1.%2.%3.%4.%5.%6.%7"/>
+      <w:lvlJc w:val="left"/>
+      <w:pPr>
+        <w:ind w:left="3827" w:hanging="1276"/>
+      </w:pPr>
+      <w:rPr>
+        <w:rFonts w:hint="eastAsia"/>
+      </w:rPr>
+    </w:lvl>
+    <w:lvl w:ilvl="7">
+      <w:start w:val="1"/>
+      <w:numFmt w:val="decimal"/>
+      <w:lvlText w:val="%1.%2.%3.%4.%5.%6.%7.%8"/>
+      <w:lvlJc w:val="left"/>
+      <w:pPr>
+        <w:ind w:left="4394" w:hanging="1418"/>
+      </w:pPr>
+      <w:rPr>
+        <w:rFonts w:hint="eastAsia"/>
+      </w:rPr>
+    </w:lvl>
+    <w:lvl w:ilvl="8">
+      <w:start w:val="1"/>
+      <w:numFmt w:val="decimal"/>
+      <w:lvlText w:val="%1.%2.%3.%4.%5.%6.%7.%8.%9"/>
+      <w:lvlJc w:val="left"/>
+      <w:pPr>
+        <w:ind w:left="5102" w:hanging="1700"/>
+      </w:pPr>
+      <w:rPr>
+        <w:rFonts w:hint="eastAsia"/>
+      </w:rPr>
+    </w:lvl>
+  </w:abstractNum>
+  <w:abstractNum w:abstractNumId="8" w15:restartNumberingAfterBreak="0">
+    <w:nsid w:val="7D1F5E32"/>
+    <w:multiLevelType w:val="multilevel"/>
+    <w:tmpl w:val="E5441B28"/>
+    <w:lvl w:ilvl="0">
+      <w:start w:val="1"/>
+      <w:numFmt w:val="decimal"/>
+      <w:suff w:val="nothing"/>
+      <w:lvlText w:val="Chapter %1."/>
+      <w:lvlJc w:val="left"/>
+      <w:pPr>
+        <w:ind w:left="0" w:firstLine="0"/>
+      </w:pPr>
+      <w:rPr>
+        <w:rFonts w:asciiTheme="majorHAnsi" w:eastAsia="맑은 고딕" w:hAnsiTheme="majorHAnsi" w:hint="default"/>
+        <w:b/>
+        <w:i w:val="0"/>
+        <w:sz w:val="32"/>
+      </w:rPr>
+    </w:lvl>
+    <w:lvl w:ilvl="1">
+      <w:start w:val="1"/>
+      <w:numFmt w:val="decimal"/>
+      <w:lvlText w:val="%2."/>
+      <w:lvlJc w:val="left"/>
+      <w:pPr>
+        <w:ind w:left="539" w:hanging="426"/>
+      </w:pPr>
+      <w:rPr>
+        <w:rFonts w:asciiTheme="minorHAnsi" w:eastAsia="맑은 고딕" w:hAnsiTheme="minorHAnsi" w:hint="default"/>
+        <w:sz w:val="24"/>
+        <w:szCs w:val="24"/>
+      </w:rPr>
+    </w:lvl>
+    <w:lvl w:ilvl="2">
+      <w:start w:val="1"/>
+      <w:numFmt w:val="upperLetter"/>
+      <w:lvlText w:val="%3."/>
+      <w:lvlJc w:val="left"/>
+      <w:pPr>
+        <w:ind w:left="992" w:hanging="425"/>
+      </w:pPr>
+      <w:rPr>
+        <w:rFonts w:hint="eastAsia"/>
+        <w:sz w:val="20"/>
+        <w:szCs w:val="24"/>
+      </w:rPr>
+    </w:lvl>
+    <w:lvl w:ilvl="3">
+      <w:start w:val="1"/>
+      <w:numFmt w:val="ganada"/>
+      <w:lvlText w:val="(%4)"/>
+      <w:lvlJc w:val="left"/>
+      <w:pPr>
+        <w:ind w:left="1899" w:hanging="425"/>
+      </w:pPr>
+      <w:rPr>
+        <w:rFonts w:hint="eastAsia"/>
+        <w:sz w:val="20"/>
+      </w:rPr>
+    </w:lvl>
+    <w:lvl w:ilvl="4">
+      <w:start w:val="1"/>
+      <w:numFmt w:val="decimalEnclosedCircle"/>
+      <w:lvlText w:val="%5"/>
+      <w:lvlJc w:val="left"/>
+      <w:pPr>
+        <w:ind w:left="2580" w:hanging="425"/>
+      </w:pPr>
+      <w:rPr>
+        <w:rFonts w:hint="eastAsia"/>
+        <w:sz w:val="20"/>
+      </w:rPr>
+    </w:lvl>
+    <w:lvl w:ilvl="5">
+      <w:start w:val="1"/>
+      <w:numFmt w:val="decimal"/>
+      <w:lvlText w:val="%1.%2.%3.%4.%5.%6"/>
+      <w:lvlJc w:val="left"/>
+      <w:pPr>
+        <w:ind w:left="3260" w:hanging="1134"/>
+      </w:pPr>
+      <w:rPr>
+        <w:rFonts w:hint="eastAsia"/>
+      </w:rPr>
+    </w:lvl>
+    <w:lvl w:ilvl="6">
+      <w:start w:val="1"/>
+      <w:numFmt w:val="decimal"/>
+      <w:lvlText w:val="%1.%2.%3.%4.%5.%6.%7"/>
+      <w:lvlJc w:val="left"/>
+      <w:pPr>
+        <w:ind w:left="3827" w:hanging="1276"/>
+      </w:pPr>
+      <w:rPr>
+        <w:rFonts w:hint="eastAsia"/>
+      </w:rPr>
+    </w:lvl>
+    <w:lvl w:ilvl="7">
+      <w:start w:val="1"/>
+      <w:numFmt w:val="decimal"/>
+      <w:lvlText w:val="%1.%2.%3.%4.%5.%6.%7.%8"/>
+      <w:lvlJc w:val="left"/>
+      <w:pPr>
+        <w:ind w:left="4394" w:hanging="1418"/>
+      </w:pPr>
+      <w:rPr>
+        <w:rFonts w:hint="eastAsia"/>
+      </w:rPr>
+    </w:lvl>
+    <w:lvl w:ilvl="8">
+      <w:start w:val="1"/>
+      <w:numFmt w:val="decimal"/>
+      <w:lvlText w:val="%1.%2.%3.%4.%5.%6.%7.%8.%9"/>
+      <w:lvlJc w:val="left"/>
+      <w:pPr>
+        <w:ind w:left="5102" w:hanging="1700"/>
+      </w:pPr>
+      <w:rPr>
+        <w:rFonts w:hint="eastAsia"/>
+      </w:rPr>
+    </w:lvl>
+  </w:abstractNum>
+  <w:abstractNum w:abstractNumId="9" w15:restartNumberingAfterBreak="0">
     <w:nsid w:val="7EF667A5"/>
     <w:multiLevelType w:val="multilevel"/>
     <w:tmpl w:val="AFCA5282"/>
@@ -3349,22 +10661,34 @@
     </w:lvl>
   </w:abstractNum>
   <w:num w:numId="1" w16cid:durableId="588779163">
+    <w:abstractNumId w:val="9"/>
+  </w:num>
+  <w:num w:numId="2" w16cid:durableId="1761177560">
+    <w:abstractNumId w:val="1"/>
+  </w:num>
+  <w:num w:numId="3" w16cid:durableId="620039954">
+    <w:abstractNumId w:val="6"/>
+  </w:num>
+  <w:num w:numId="4" w16cid:durableId="1888294930">
+    <w:abstractNumId w:val="2"/>
+  </w:num>
+  <w:num w:numId="5" w16cid:durableId="979263661">
+    <w:abstractNumId w:val="3"/>
+  </w:num>
+  <w:num w:numId="6" w16cid:durableId="1761834183">
     <w:abstractNumId w:val="5"/>
   </w:num>
-  <w:num w:numId="2" w16cid:durableId="1761177560">
-    <w:abstractNumId w:val="0"/>
-  </w:num>
-  <w:num w:numId="3" w16cid:durableId="620039954">
+  <w:num w:numId="7" w16cid:durableId="693653060">
     <w:abstractNumId w:val="4"/>
   </w:num>
-  <w:num w:numId="4" w16cid:durableId="1888294930">
-    <w:abstractNumId w:val="1"/>
+  <w:num w:numId="8" w16cid:durableId="725645235">
+    <w:abstractNumId w:val="7"/>
   </w:num>
-  <w:num w:numId="5" w16cid:durableId="979263661">
-    <w:abstractNumId w:val="2"/>
+  <w:num w:numId="9" w16cid:durableId="69736585">
+    <w:abstractNumId w:val="8"/>
   </w:num>
-  <w:num w:numId="6" w16cid:durableId="1761834183">
-    <w:abstractNumId w:val="3"/>
+  <w:num w:numId="10" w16cid:durableId="1349871843">
+    <w:abstractNumId w:val="0"/>
   </w:num>
 </w:numbering>
 </file>
@@ -3976,6 +11300,7 @@
   <w:style w:type="character" w:default="1" w:styleId="a0">
     <w:name w:val="Default Paragraph Font"/>
     <w:uiPriority w:val="1"/>
+    <w:semiHidden/>
     <w:unhideWhenUsed/>
   </w:style>
   <w:style w:type="table" w:default="1" w:styleId="a1">
@@ -4283,6 +11608,56 @@
       <w:color w:val="0F4761" w:themeColor="accent1" w:themeShade="BF"/>
       <w:spacing w:val="5"/>
     </w:rPr>
+  </w:style>
+  <w:style w:type="paragraph" w:styleId="aa">
+    <w:name w:val="footnote text"/>
+    <w:basedOn w:val="a"/>
+    <w:link w:val="Char3"/>
+    <w:uiPriority w:val="99"/>
+    <w:semiHidden/>
+    <w:unhideWhenUsed/>
+    <w:rsid w:val="004F67D8"/>
+    <w:pPr>
+      <w:snapToGrid w:val="0"/>
+    </w:pPr>
+  </w:style>
+  <w:style w:type="character" w:customStyle="1" w:styleId="Char3">
+    <w:name w:val="각주 텍스트 Char"/>
+    <w:basedOn w:val="a0"/>
+    <w:link w:val="aa"/>
+    <w:uiPriority w:val="99"/>
+    <w:semiHidden/>
+    <w:rsid w:val="004F67D8"/>
+  </w:style>
+  <w:style w:type="character" w:styleId="ab">
+    <w:name w:val="footnote reference"/>
+    <w:basedOn w:val="a0"/>
+    <w:uiPriority w:val="99"/>
+    <w:semiHidden/>
+    <w:unhideWhenUsed/>
+    <w:rsid w:val="004F67D8"/>
+    <w:rPr>
+      <w:vertAlign w:val="superscript"/>
+    </w:rPr>
+  </w:style>
+  <w:style w:type="table" w:styleId="ac">
+    <w:name w:val="Table Grid"/>
+    <w:basedOn w:val="a1"/>
+    <w:uiPriority w:val="39"/>
+    <w:rsid w:val="00957E81"/>
+    <w:pPr>
+      <w:spacing w:after="0"/>
+    </w:pPr>
+    <w:tblPr>
+      <w:tblBorders>
+        <w:top w:val="single" w:sz="4" w:space="0" w:color="auto"/>
+        <w:left w:val="single" w:sz="4" w:space="0" w:color="auto"/>
+        <w:bottom w:val="single" w:sz="4" w:space="0" w:color="auto"/>
+        <w:right w:val="single" w:sz="4" w:space="0" w:color="auto"/>
+        <w:insideH w:val="single" w:sz="4" w:space="0" w:color="auto"/>
+        <w:insideV w:val="single" w:sz="4" w:space="0" w:color="auto"/>
+      </w:tblBorders>
+    </w:tblPr>
   </w:style>
 </w:styles>
 </file>

--- a/기획서/기획서.docx
+++ b/기획서/기획서.docx
@@ -275,7 +275,6 @@
           <w:szCs w:val="22"/>
         </w:rPr>
       </w:pPr>
-      <w:proofErr w:type="gramStart"/>
       <w:r>
         <w:rPr>
           <w:rFonts w:hint="eastAsia"/>
@@ -290,9 +289,36 @@
           <w:sz w:val="20"/>
           <w:szCs w:val="22"/>
         </w:rPr>
-        <w:t xml:space="preserve"> :</w:t>
-      </w:r>
-      <w:proofErr w:type="gramEnd"/>
+        <w:t xml:space="preserve"> : </w:t>
+      </w:r>
+      <w:r>
+        <w:rPr>
+          <w:sz w:val="20"/>
+          <w:szCs w:val="22"/>
+        </w:rPr>
+        <w:t>Windows 10 x64 이상</w:t>
+      </w:r>
+    </w:p>
+    <w:p>
+      <w:pPr>
+        <w:pStyle w:val="a6"/>
+        <w:numPr>
+          <w:ilvl w:val="2"/>
+          <w:numId w:val="5"/>
+        </w:numPr>
+        <w:rPr>
+          <w:sz w:val="20"/>
+          <w:szCs w:val="22"/>
+        </w:rPr>
+      </w:pPr>
+      <w:r>
+        <w:rPr>
+          <w:rFonts w:hint="eastAsia"/>
+          <w:sz w:val="20"/>
+          <w:szCs w:val="22"/>
+        </w:rPr>
+        <w:t>메모리</w:t>
+      </w:r>
       <w:r>
         <w:rPr>
           <w:rFonts w:hint="eastAsia"/>
@@ -306,7 +332,7 @@
           <w:sz w:val="20"/>
           <w:szCs w:val="22"/>
         </w:rPr>
-        <w:t>Windows 10 x64 이상</w:t>
+        <w:t>: 8GB RAM 이상</w:t>
       </w:r>
     </w:p>
     <w:p>
@@ -321,14 +347,13 @@
           <w:szCs w:val="22"/>
         </w:rPr>
       </w:pPr>
-      <w:proofErr w:type="gramStart"/>
-      <w:r>
-        <w:rPr>
-          <w:rFonts w:hint="eastAsia"/>
-          <w:sz w:val="20"/>
-          <w:szCs w:val="22"/>
-        </w:rPr>
-        <w:t>메모리</w:t>
+      <w:r>
+        <w:rPr>
+          <w:rFonts w:hint="eastAsia"/>
+          <w:sz w:val="20"/>
+          <w:szCs w:val="22"/>
+        </w:rPr>
+        <w:t>그래픽카드</w:t>
       </w:r>
       <w:r>
         <w:rPr>
@@ -343,15 +368,7 @@
           <w:sz w:val="20"/>
           <w:szCs w:val="22"/>
         </w:rPr>
-        <w:t>:</w:t>
-      </w:r>
-      <w:proofErr w:type="gramEnd"/>
-      <w:r>
-        <w:rPr>
-          <w:sz w:val="20"/>
-          <w:szCs w:val="22"/>
-        </w:rPr>
-        <w:t xml:space="preserve"> 8GB RAM 이상</w:t>
+        <w:t>: GTX 1060 이상</w:t>
       </w:r>
     </w:p>
     <w:p>
@@ -366,14 +383,12 @@
           <w:szCs w:val="22"/>
         </w:rPr>
       </w:pPr>
-      <w:proofErr w:type="gramStart"/>
-      <w:r>
-        <w:rPr>
-          <w:rFonts w:hint="eastAsia"/>
-          <w:sz w:val="20"/>
-          <w:szCs w:val="22"/>
-        </w:rPr>
-        <w:t>그래픽카드</w:t>
+      <w:r>
+        <w:rPr>
+          <w:sz w:val="20"/>
+          <w:szCs w:val="22"/>
+        </w:rPr>
+        <w:t>CPU</w:t>
       </w:r>
       <w:r>
         <w:rPr>
@@ -388,59 +403,7 @@
           <w:sz w:val="20"/>
           <w:szCs w:val="22"/>
         </w:rPr>
-        <w:t>:</w:t>
-      </w:r>
-      <w:proofErr w:type="gramEnd"/>
-      <w:r>
-        <w:rPr>
-          <w:sz w:val="20"/>
-          <w:szCs w:val="22"/>
-        </w:rPr>
-        <w:t xml:space="preserve"> GTX 1060 이상</w:t>
-      </w:r>
-    </w:p>
-    <w:p>
-      <w:pPr>
-        <w:pStyle w:val="a6"/>
-        <w:numPr>
-          <w:ilvl w:val="2"/>
-          <w:numId w:val="5"/>
-        </w:numPr>
-        <w:rPr>
-          <w:sz w:val="20"/>
-          <w:szCs w:val="22"/>
-        </w:rPr>
-      </w:pPr>
-      <w:proofErr w:type="gramStart"/>
-      <w:r>
-        <w:rPr>
-          <w:sz w:val="20"/>
-          <w:szCs w:val="22"/>
-        </w:rPr>
-        <w:t>CPU</w:t>
-      </w:r>
-      <w:r>
-        <w:rPr>
-          <w:rFonts w:hint="eastAsia"/>
-          <w:sz w:val="20"/>
-          <w:szCs w:val="22"/>
-        </w:rPr>
-        <w:t xml:space="preserve"> </w:t>
-      </w:r>
-      <w:r>
-        <w:rPr>
-          <w:sz w:val="20"/>
-          <w:szCs w:val="22"/>
-        </w:rPr>
-        <w:t>:</w:t>
-      </w:r>
-      <w:proofErr w:type="gramEnd"/>
-      <w:r>
-        <w:rPr>
-          <w:sz w:val="20"/>
-          <w:szCs w:val="22"/>
-        </w:rPr>
-        <w:t xml:space="preserve"> Ryzen 5 3600 이상</w:t>
+        <w:t>: Ryzen 5 3600 이상</w:t>
       </w:r>
     </w:p>
     <w:p>
@@ -455,7 +418,6 @@
           <w:szCs w:val="14"/>
         </w:rPr>
       </w:pPr>
-      <w:proofErr w:type="gramStart"/>
       <w:r>
         <w:rPr>
           <w:rFonts w:hint="eastAsia"/>
@@ -477,15 +439,7 @@
           <w:sz w:val="20"/>
           <w:szCs w:val="22"/>
         </w:rPr>
-        <w:t>:</w:t>
-      </w:r>
-      <w:proofErr w:type="gramEnd"/>
-      <w:r>
-        <w:rPr>
-          <w:sz w:val="20"/>
-          <w:szCs w:val="22"/>
-        </w:rPr>
-        <w:t xml:space="preserve"> 1920x1080 해상도</w:t>
+        <w:t>: 1920x1080 해상도</w:t>
       </w:r>
       <w:r>
         <w:rPr>
@@ -645,17 +599,8 @@
           <w:sz w:val="20"/>
           <w:szCs w:val="22"/>
         </w:rPr>
-        <w:t xml:space="preserve"> 기억들이 돌아오고 새롭게 빛날 수 있을 </w:t>
-      </w:r>
-      <w:proofErr w:type="gramStart"/>
-      <w:r>
-        <w:rPr>
-          <w:sz w:val="20"/>
-          <w:szCs w:val="22"/>
-        </w:rPr>
-        <w:t>것인가.</w:t>
-      </w:r>
-      <w:proofErr w:type="gramEnd"/>
+        <w:t xml:space="preserve"> 기억들이 돌아오고 새롭게 빛날 수 있을 것인가.</w:t>
+      </w:r>
     </w:p>
     <w:p>
       <w:pPr>
@@ -3750,8 +3695,8 @@
         <w:jc w:val="center"/>
         <w:rPr>
           <w:rFonts w:hint="eastAsia"/>
-          <w:sz w:val="20"/>
-          <w:szCs w:val="22"/>
+          <w:sz w:val="12"/>
+          <w:szCs w:val="14"/>
         </w:rPr>
       </w:pPr>
       <w:r>
@@ -3803,6 +3748,13 @@
           </wp:inline>
         </w:drawing>
       </w:r>
+      <w:r>
+        <w:rPr>
+          <w:sz w:val="20"/>
+          <w:szCs w:val="22"/>
+        </w:rPr>
+        <w:br/>
+      </w:r>
     </w:p>
     <w:tbl>
       <w:tblPr>
@@ -7234,10 +7186,63 @@
     </w:tbl>
     <w:p>
       <w:pPr>
-        <w:rPr>
-          <w:rFonts w:hint="eastAsia"/>
-        </w:rPr>
-      </w:pPr>
+        <w:jc w:val="center"/>
+        <w:rPr>
+          <w:rFonts w:hint="eastAsia"/>
+          <w:sz w:val="18"/>
+          <w:szCs w:val="20"/>
+        </w:rPr>
+      </w:pPr>
+      <w:r>
+        <w:rPr>
+          <w:rFonts w:hint="eastAsia"/>
+          <w:sz w:val="18"/>
+          <w:szCs w:val="20"/>
+        </w:rPr>
+        <w:t>각 레벨 진입에 필요한</w:t>
+      </w:r>
+      <w:r>
+        <w:rPr>
+          <w:rFonts w:hint="eastAsia"/>
+          <w:sz w:val="18"/>
+          <w:szCs w:val="20"/>
+        </w:rPr>
+        <w:t xml:space="preserve"> </w:t>
+      </w:r>
+      <w:r>
+        <w:rPr>
+          <w:rFonts w:hint="eastAsia"/>
+          <w:sz w:val="18"/>
+          <w:szCs w:val="20"/>
+        </w:rPr>
+        <w:t>경험치</w:t>
+      </w:r>
+      <w:r>
+        <w:rPr>
+          <w:rFonts w:hint="eastAsia"/>
+          <w:sz w:val="18"/>
+          <w:szCs w:val="20"/>
+        </w:rPr>
+        <w:t xml:space="preserve"> (</w:t>
+      </w:r>
+      <w:proofErr w:type="spellStart"/>
+      <w:r>
+        <w:rPr>
+          <w:rFonts w:hint="eastAsia"/>
+          <w:sz w:val="18"/>
+          <w:szCs w:val="20"/>
+        </w:rPr>
+        <w:t>레벨업</w:t>
+      </w:r>
+      <w:proofErr w:type="spellEnd"/>
+      <w:r>
+        <w:rPr>
+          <w:rFonts w:hint="eastAsia"/>
+          <w:sz w:val="18"/>
+          <w:szCs w:val="20"/>
+        </w:rPr>
+        <w:t xml:space="preserve"> 시 경험치는 0으로 리셋)</w:t>
+      </w:r>
     </w:p>
     <w:p>
       <w:pPr>
@@ -7436,25 +7441,7 @@
           <w:sz w:val="20"/>
           <w:szCs w:val="22"/>
         </w:rPr>
-        <w:t xml:space="preserve">초기 무기 숙련도 </w:t>
-      </w:r>
-      <w:proofErr w:type="gramStart"/>
-      <w:r>
-        <w:rPr>
-          <w:rFonts w:hint="eastAsia"/>
-          <w:sz w:val="20"/>
-          <w:szCs w:val="22"/>
-        </w:rPr>
-        <w:t>0 /</w:t>
-      </w:r>
-      <w:proofErr w:type="gramEnd"/>
-      <w:r>
-        <w:rPr>
-          <w:rFonts w:hint="eastAsia"/>
-          <w:sz w:val="20"/>
-          <w:szCs w:val="22"/>
-        </w:rPr>
-        <w:t xml:space="preserve"> 최종 무기 숙련도 예상치 1000</w:t>
+        <w:t>초기 무기 숙련도 0 / 최종 무기 숙련도 예상치 1000</w:t>
       </w:r>
       <w:r>
         <w:rPr>
@@ -8266,25 +8253,7 @@
           <w:sz w:val="20"/>
           <w:szCs w:val="22"/>
         </w:rPr>
-        <w:t xml:space="preserve">초기 무기 경험치 </w:t>
-      </w:r>
-      <w:proofErr w:type="gramStart"/>
-      <w:r>
-        <w:rPr>
-          <w:rFonts w:hint="eastAsia"/>
-          <w:sz w:val="20"/>
-          <w:szCs w:val="22"/>
-        </w:rPr>
-        <w:t>0 /</w:t>
-      </w:r>
-      <w:proofErr w:type="gramEnd"/>
-      <w:r>
-        <w:rPr>
-          <w:rFonts w:hint="eastAsia"/>
-          <w:sz w:val="20"/>
-          <w:szCs w:val="22"/>
-        </w:rPr>
-        <w:t xml:space="preserve"> 최대 무기 경험치 300</w:t>
+        <w:t>초기 무기 경험치 0 / 최대 무기 경험치 300</w:t>
       </w:r>
     </w:p>
     <w:p>
@@ -9109,48 +9078,1247 @@
       </w:r>
     </w:p>
     <w:p>
+      <w:pPr>
+        <w:pStyle w:val="a6"/>
+        <w:numPr>
+          <w:ilvl w:val="0"/>
+          <w:numId w:val="5"/>
+        </w:numPr>
+        <w:rPr>
+          <w:b/>
+          <w:bCs/>
+        </w:rPr>
+      </w:pPr>
       <w:r>
         <w:rPr>
           <w:rFonts w:hint="eastAsia"/>
         </w:rPr>
         <w:lastRenderedPageBreak/>
+        <w:t xml:space="preserve"> </w:t>
+      </w:r>
+      <w:r>
+        <w:rPr>
+          <w:rFonts w:hint="eastAsia"/>
+          <w:b/>
+          <w:bCs/>
+          <w:sz w:val="32"/>
+          <w:szCs w:val="36"/>
+        </w:rPr>
         <w:t>파티</w:t>
       </w:r>
+    </w:p>
+    <w:p>
+      <w:pPr>
+        <w:pStyle w:val="a6"/>
+        <w:ind w:left="0"/>
+        <w:rPr>
+          <w:rFonts w:hint="eastAsia"/>
+          <w:b/>
+          <w:bCs/>
+          <w:sz w:val="12"/>
+          <w:szCs w:val="14"/>
+        </w:rPr>
+      </w:pPr>
+    </w:p>
+    <w:p>
+      <w:pPr>
+        <w:pStyle w:val="a6"/>
+        <w:numPr>
+          <w:ilvl w:val="1"/>
+          <w:numId w:val="5"/>
+        </w:numPr>
+        <w:rPr>
+          <w:sz w:val="24"/>
+          <w:szCs w:val="28"/>
+        </w:rPr>
+      </w:pPr>
+      <w:r>
+        <w:rPr>
+          <w:rFonts w:hint="eastAsia"/>
+          <w:sz w:val="24"/>
+          <w:szCs w:val="28"/>
+        </w:rPr>
+        <w:t>파티</w:t>
+      </w:r>
+      <w:r>
+        <w:rPr>
+          <w:sz w:val="24"/>
+          <w:szCs w:val="28"/>
+        </w:rPr>
+        <w:t xml:space="preserve"> </w:t>
+      </w:r>
+      <w:r>
+        <w:rPr>
+          <w:rFonts w:hint="eastAsia"/>
+          <w:sz w:val="24"/>
+          <w:szCs w:val="28"/>
+        </w:rPr>
+        <w:t xml:space="preserve">플레이 </w:t>
+      </w:r>
+      <w:r>
+        <w:rPr>
+          <w:sz w:val="24"/>
+          <w:szCs w:val="28"/>
+        </w:rPr>
+        <w:t>컨셉</w:t>
+      </w:r>
+    </w:p>
+    <w:p>
+      <w:pPr>
+        <w:pStyle w:val="a6"/>
+        <w:numPr>
+          <w:ilvl w:val="2"/>
+          <w:numId w:val="5"/>
+        </w:numPr>
+        <w:rPr>
+          <w:sz w:val="20"/>
+          <w:szCs w:val="22"/>
+        </w:rPr>
+      </w:pPr>
+      <w:r>
+        <w:rPr>
+          <w:rFonts w:hint="eastAsia"/>
+          <w:sz w:val="20"/>
+          <w:szCs w:val="22"/>
+        </w:rPr>
+        <w:t>고정된 역할은 없다.</w:t>
+      </w:r>
+    </w:p>
+    <w:p>
+      <w:pPr>
+        <w:pStyle w:val="a6"/>
+        <w:numPr>
+          <w:ilvl w:val="3"/>
+          <w:numId w:val="5"/>
+        </w:numPr>
+        <w:rPr>
+          <w:sz w:val="20"/>
+          <w:szCs w:val="22"/>
+        </w:rPr>
+      </w:pPr>
+      <w:r>
+        <w:rPr>
+          <w:rFonts w:hint="eastAsia"/>
+          <w:sz w:val="20"/>
+          <w:szCs w:val="22"/>
+        </w:rPr>
+        <w:t>체력 특화 플레이어여도 모든 데미지를 계속 받고 있을 순 없다.</w:t>
+      </w:r>
+    </w:p>
+    <w:p>
+      <w:pPr>
+        <w:pStyle w:val="a6"/>
+        <w:numPr>
+          <w:ilvl w:val="3"/>
+          <w:numId w:val="5"/>
+        </w:numPr>
+        <w:rPr>
+          <w:sz w:val="20"/>
+          <w:szCs w:val="22"/>
+        </w:rPr>
+      </w:pPr>
+      <w:r>
+        <w:rPr>
+          <w:rFonts w:hint="eastAsia"/>
+          <w:sz w:val="20"/>
+          <w:szCs w:val="22"/>
+        </w:rPr>
+        <w:t xml:space="preserve">역할 </w:t>
+      </w:r>
+      <w:proofErr w:type="spellStart"/>
+      <w:r>
+        <w:rPr>
+          <w:rFonts w:hint="eastAsia"/>
+          <w:sz w:val="20"/>
+          <w:szCs w:val="22"/>
+        </w:rPr>
+        <w:t>교대식</w:t>
+      </w:r>
+      <w:proofErr w:type="spellEnd"/>
+      <w:r>
+        <w:rPr>
+          <w:rFonts w:hint="eastAsia"/>
+          <w:sz w:val="20"/>
+          <w:szCs w:val="22"/>
+        </w:rPr>
+        <w:t xml:space="preserve"> 플레이가 요구된다.</w:t>
+      </w:r>
+    </w:p>
+    <w:p>
+      <w:pPr>
+        <w:pStyle w:val="a6"/>
+        <w:numPr>
+          <w:ilvl w:val="4"/>
+          <w:numId w:val="5"/>
+        </w:numPr>
+        <w:rPr>
+          <w:sz w:val="20"/>
+          <w:szCs w:val="22"/>
+        </w:rPr>
+      </w:pPr>
+      <w:r>
+        <w:rPr>
+          <w:rFonts w:hint="eastAsia"/>
+          <w:sz w:val="20"/>
+          <w:szCs w:val="22"/>
+        </w:rPr>
+        <w:t>각자 특화된 역할을 수행할 때 더 강한 전투력을 갖는다.</w:t>
+      </w:r>
+    </w:p>
+    <w:p>
+      <w:pPr>
+        <w:pStyle w:val="a6"/>
+        <w:numPr>
+          <w:ilvl w:val="4"/>
+          <w:numId w:val="5"/>
+        </w:numPr>
+        <w:rPr>
+          <w:sz w:val="20"/>
+          <w:szCs w:val="22"/>
+        </w:rPr>
+      </w:pPr>
+      <w:r>
+        <w:rPr>
+          <w:rFonts w:hint="eastAsia"/>
+          <w:sz w:val="20"/>
+          <w:szCs w:val="22"/>
+        </w:rPr>
+        <w:t>각자 특화된 역할을 오래 수행할수록 유리하다.</w:t>
+      </w:r>
+    </w:p>
+    <w:p>
+      <w:pPr>
+        <w:pStyle w:val="a6"/>
+        <w:numPr>
+          <w:ilvl w:val="2"/>
+          <w:numId w:val="5"/>
+        </w:numPr>
+        <w:rPr>
+          <w:sz w:val="20"/>
+          <w:szCs w:val="22"/>
+        </w:rPr>
+      </w:pPr>
+      <w:r>
+        <w:rPr>
+          <w:rFonts w:hint="eastAsia"/>
+          <w:sz w:val="20"/>
+          <w:szCs w:val="22"/>
+        </w:rPr>
+        <w:t>적의 빈틈을 만든다.</w:t>
+      </w:r>
+    </w:p>
+    <w:p>
+      <w:pPr>
+        <w:pStyle w:val="a6"/>
+        <w:numPr>
+          <w:ilvl w:val="3"/>
+          <w:numId w:val="5"/>
+        </w:numPr>
+        <w:rPr>
+          <w:sz w:val="20"/>
+          <w:szCs w:val="22"/>
+        </w:rPr>
+      </w:pPr>
+      <w:r>
+        <w:rPr>
+          <w:rFonts w:hint="eastAsia"/>
+          <w:sz w:val="20"/>
+          <w:szCs w:val="22"/>
+        </w:rPr>
+        <w:t>적을 유인하는 플레이가 가능하다.</w:t>
+      </w:r>
+    </w:p>
+    <w:p>
+      <w:pPr>
+        <w:pStyle w:val="a6"/>
+        <w:numPr>
+          <w:ilvl w:val="3"/>
+          <w:numId w:val="5"/>
+        </w:numPr>
+        <w:rPr>
+          <w:sz w:val="20"/>
+          <w:szCs w:val="22"/>
+        </w:rPr>
+      </w:pPr>
+      <w:r>
+        <w:rPr>
+          <w:rFonts w:hint="eastAsia"/>
+          <w:sz w:val="20"/>
+          <w:szCs w:val="22"/>
+        </w:rPr>
+        <w:t>적의 진형을 붕괴시키는 플레이가 가능하다.</w:t>
+      </w:r>
+    </w:p>
+    <w:p>
+      <w:pPr>
+        <w:pStyle w:val="a6"/>
+        <w:numPr>
+          <w:ilvl w:val="3"/>
+          <w:numId w:val="5"/>
+        </w:numPr>
+        <w:rPr>
+          <w:sz w:val="20"/>
+          <w:szCs w:val="22"/>
+        </w:rPr>
+      </w:pPr>
+      <w:proofErr w:type="spellStart"/>
+      <w:r>
+        <w:rPr>
+          <w:rFonts w:hint="eastAsia"/>
+          <w:sz w:val="20"/>
+          <w:szCs w:val="22"/>
+        </w:rPr>
+        <w:t>탱킹이나</w:t>
+      </w:r>
+      <w:proofErr w:type="spellEnd"/>
+      <w:r>
+        <w:rPr>
+          <w:rFonts w:hint="eastAsia"/>
+          <w:sz w:val="20"/>
+          <w:szCs w:val="22"/>
+        </w:rPr>
+        <w:t xml:space="preserve"> 도망으로 </w:t>
+      </w:r>
+      <w:r>
+        <w:rPr>
+          <w:rFonts w:hint="eastAsia"/>
+          <w:sz w:val="20"/>
+          <w:szCs w:val="22"/>
+        </w:rPr>
+        <w:t>시간을 버는 플레이가 가능하다.</w:t>
+      </w:r>
+    </w:p>
+    <w:p>
+      <w:pPr>
+        <w:pStyle w:val="a6"/>
+        <w:numPr>
+          <w:ilvl w:val="3"/>
+          <w:numId w:val="5"/>
+        </w:numPr>
+        <w:rPr>
+          <w:sz w:val="20"/>
+          <w:szCs w:val="22"/>
+        </w:rPr>
+      </w:pPr>
+      <w:r>
+        <w:rPr>
+          <w:rFonts w:hint="eastAsia"/>
+          <w:sz w:val="20"/>
+          <w:szCs w:val="22"/>
+        </w:rPr>
+        <w:t>기동력을 통한 히트 앤 런 플레이가 가능하다.</w:t>
+      </w:r>
+    </w:p>
+    <w:p>
+      <w:pPr>
+        <w:pStyle w:val="a6"/>
+        <w:numPr>
+          <w:ilvl w:val="3"/>
+          <w:numId w:val="5"/>
+        </w:numPr>
+        <w:rPr>
+          <w:sz w:val="20"/>
+          <w:szCs w:val="22"/>
+        </w:rPr>
+      </w:pPr>
+      <w:r>
+        <w:rPr>
+          <w:rFonts w:hint="eastAsia"/>
+          <w:sz w:val="20"/>
+          <w:szCs w:val="22"/>
+        </w:rPr>
+        <w:t xml:space="preserve">숨겨져 있는 맵 </w:t>
+      </w:r>
+      <w:proofErr w:type="spellStart"/>
+      <w:r>
+        <w:rPr>
+          <w:rFonts w:hint="eastAsia"/>
+          <w:sz w:val="20"/>
+          <w:szCs w:val="22"/>
+        </w:rPr>
+        <w:t>기믹으로</w:t>
+      </w:r>
+      <w:proofErr w:type="spellEnd"/>
+      <w:r>
+        <w:rPr>
+          <w:rFonts w:hint="eastAsia"/>
+          <w:sz w:val="20"/>
+          <w:szCs w:val="22"/>
+        </w:rPr>
+        <w:t xml:space="preserve"> 적을 약화시키는 플레이가 가능하다.</w:t>
+      </w:r>
+    </w:p>
+    <w:p>
+      <w:pPr>
+        <w:pStyle w:val="a6"/>
+        <w:numPr>
+          <w:ilvl w:val="2"/>
+          <w:numId w:val="5"/>
+        </w:numPr>
+        <w:rPr>
+          <w:sz w:val="20"/>
+          <w:szCs w:val="22"/>
+        </w:rPr>
+      </w:pPr>
+      <w:r>
+        <w:rPr>
+          <w:rFonts w:hint="eastAsia"/>
+          <w:sz w:val="20"/>
+          <w:szCs w:val="22"/>
+        </w:rPr>
+        <w:t>특정 파티원을 지원한다.</w:t>
+      </w:r>
+    </w:p>
+    <w:p>
+      <w:pPr>
+        <w:pStyle w:val="a6"/>
+        <w:numPr>
+          <w:ilvl w:val="3"/>
+          <w:numId w:val="5"/>
+        </w:numPr>
+        <w:rPr>
+          <w:sz w:val="20"/>
+          <w:szCs w:val="22"/>
+        </w:rPr>
+      </w:pPr>
+      <w:r>
+        <w:rPr>
+          <w:rFonts w:hint="eastAsia"/>
+          <w:sz w:val="20"/>
+          <w:szCs w:val="22"/>
+        </w:rPr>
+        <w:t>새롭게 강한 무기를 얻은 파티원에게 무기 경험치를 몰아준다.</w:t>
+      </w:r>
+    </w:p>
+    <w:p>
+      <w:pPr>
+        <w:pStyle w:val="a6"/>
+        <w:numPr>
+          <w:ilvl w:val="4"/>
+          <w:numId w:val="5"/>
+        </w:numPr>
+        <w:rPr>
+          <w:sz w:val="20"/>
+          <w:szCs w:val="22"/>
+        </w:rPr>
+      </w:pPr>
+      <w:r>
+        <w:rPr>
+          <w:rFonts w:hint="eastAsia"/>
+          <w:sz w:val="20"/>
+          <w:szCs w:val="22"/>
+        </w:rPr>
+        <w:t xml:space="preserve">나머지 인원은 최대한 </w:t>
+      </w:r>
+      <w:proofErr w:type="spellStart"/>
+      <w:r>
+        <w:rPr>
+          <w:rFonts w:hint="eastAsia"/>
+          <w:sz w:val="20"/>
+          <w:szCs w:val="22"/>
+        </w:rPr>
+        <w:t>어그로와</w:t>
+      </w:r>
+      <w:proofErr w:type="spellEnd"/>
+      <w:r>
+        <w:rPr>
+          <w:rFonts w:hint="eastAsia"/>
+          <w:sz w:val="20"/>
+          <w:szCs w:val="22"/>
+        </w:rPr>
+        <w:t xml:space="preserve"> </w:t>
+      </w:r>
+      <w:proofErr w:type="spellStart"/>
+      <w:r>
+        <w:rPr>
+          <w:rFonts w:hint="eastAsia"/>
+          <w:sz w:val="20"/>
+          <w:szCs w:val="22"/>
+        </w:rPr>
+        <w:t>탱킹</w:t>
+      </w:r>
+      <w:proofErr w:type="spellEnd"/>
+      <w:r>
+        <w:rPr>
+          <w:rFonts w:hint="eastAsia"/>
+          <w:sz w:val="20"/>
+          <w:szCs w:val="22"/>
+        </w:rPr>
+        <w:t xml:space="preserve"> 위주의 플레이를 한다.</w:t>
+      </w:r>
+    </w:p>
+    <w:p>
+      <w:pPr>
+        <w:pStyle w:val="a6"/>
+        <w:numPr>
+          <w:ilvl w:val="4"/>
+          <w:numId w:val="5"/>
+        </w:numPr>
+        <w:rPr>
+          <w:sz w:val="20"/>
+          <w:szCs w:val="22"/>
+        </w:rPr>
+      </w:pPr>
+      <w:r>
+        <w:rPr>
+          <w:rFonts w:hint="eastAsia"/>
+          <w:sz w:val="20"/>
+          <w:szCs w:val="22"/>
+        </w:rPr>
+        <w:t>몰이 사냥을 한다.</w:t>
+      </w:r>
+    </w:p>
+    <w:p>
+      <w:pPr>
+        <w:pStyle w:val="a6"/>
+        <w:numPr>
+          <w:ilvl w:val="3"/>
+          <w:numId w:val="5"/>
+        </w:numPr>
+        <w:rPr>
+          <w:sz w:val="20"/>
+          <w:szCs w:val="22"/>
+        </w:rPr>
+      </w:pPr>
+      <w:r>
+        <w:rPr>
+          <w:rFonts w:hint="eastAsia"/>
+          <w:sz w:val="20"/>
+          <w:szCs w:val="22"/>
+        </w:rPr>
+        <w:t>빠른 성장이 필요한 파티원에게 경험치를 몰아준다.</w:t>
+      </w:r>
+    </w:p>
+    <w:p>
+      <w:pPr>
+        <w:pStyle w:val="a6"/>
+        <w:numPr>
+          <w:ilvl w:val="4"/>
+          <w:numId w:val="5"/>
+        </w:numPr>
+        <w:rPr>
+          <w:sz w:val="20"/>
+          <w:szCs w:val="22"/>
+        </w:rPr>
+      </w:pPr>
+      <w:r>
+        <w:rPr>
+          <w:rFonts w:hint="eastAsia"/>
+          <w:sz w:val="20"/>
+          <w:szCs w:val="22"/>
+        </w:rPr>
+        <w:t>최소 한 번의 공격이나 방어는 하도록 해 처치관여율을 높인다.</w:t>
+      </w:r>
+    </w:p>
+    <w:p>
+      <w:pPr>
+        <w:pStyle w:val="a6"/>
+        <w:numPr>
+          <w:ilvl w:val="4"/>
+          <w:numId w:val="5"/>
+        </w:numPr>
+        <w:rPr>
+          <w:sz w:val="20"/>
+          <w:szCs w:val="22"/>
+        </w:rPr>
+      </w:pPr>
+      <w:r>
+        <w:rPr>
+          <w:rFonts w:hint="eastAsia"/>
+          <w:sz w:val="20"/>
+          <w:szCs w:val="22"/>
+        </w:rPr>
+        <w:t>적들을 거의 다 잡은 후</w:t>
+      </w:r>
+      <w:r>
+        <w:rPr>
+          <w:rFonts w:hint="eastAsia"/>
+          <w:sz w:val="20"/>
+          <w:szCs w:val="22"/>
+        </w:rPr>
+        <w:t>의 마무리 역할을 맡긴다.</w:t>
+      </w:r>
+    </w:p>
+    <w:p>
+      <w:pPr>
+        <w:widowControl/>
+        <w:wordWrap/>
+        <w:autoSpaceDE/>
+        <w:autoSpaceDN/>
+        <w:rPr>
+          <w:sz w:val="12"/>
+          <w:szCs w:val="14"/>
+        </w:rPr>
+      </w:pPr>
+      <w:r>
+        <w:rPr>
+          <w:sz w:val="12"/>
+          <w:szCs w:val="14"/>
+        </w:rPr>
+        <w:br w:type="page"/>
+      </w:r>
+    </w:p>
+    <w:p>
+      <w:pPr>
+        <w:rPr>
+          <w:rFonts w:hint="eastAsia"/>
+          <w:sz w:val="12"/>
+          <w:szCs w:val="14"/>
+        </w:rPr>
+      </w:pPr>
+    </w:p>
+    <w:p>
+      <w:pPr>
+        <w:pStyle w:val="a6"/>
+        <w:numPr>
+          <w:ilvl w:val="1"/>
+          <w:numId w:val="5"/>
+        </w:numPr>
+        <w:rPr>
+          <w:sz w:val="24"/>
+          <w:szCs w:val="28"/>
+        </w:rPr>
+      </w:pPr>
+      <w:r>
+        <w:rPr>
+          <w:rFonts w:hint="eastAsia"/>
+          <w:sz w:val="24"/>
+          <w:szCs w:val="28"/>
+        </w:rPr>
+        <w:t xml:space="preserve">파티 플레이 </w:t>
+      </w:r>
+      <w:proofErr w:type="spellStart"/>
+      <w:r>
+        <w:rPr>
+          <w:rFonts w:hint="eastAsia"/>
+          <w:sz w:val="24"/>
+          <w:szCs w:val="28"/>
+        </w:rPr>
+        <w:t>역할군</w:t>
+      </w:r>
+      <w:proofErr w:type="spellEnd"/>
+    </w:p>
+    <w:p>
+      <w:pPr>
+        <w:pStyle w:val="a6"/>
+        <w:numPr>
+          <w:ilvl w:val="2"/>
+          <w:numId w:val="5"/>
+        </w:numPr>
+        <w:rPr>
+          <w:sz w:val="20"/>
+          <w:szCs w:val="22"/>
+        </w:rPr>
+      </w:pPr>
+      <w:r>
+        <w:rPr>
+          <w:rFonts w:hint="eastAsia"/>
+          <w:sz w:val="20"/>
+          <w:szCs w:val="22"/>
+        </w:rPr>
+        <w:t>탱커</w:t>
+      </w:r>
+    </w:p>
+    <w:p>
+      <w:pPr>
+        <w:pStyle w:val="a6"/>
+        <w:numPr>
+          <w:ilvl w:val="3"/>
+          <w:numId w:val="5"/>
+        </w:numPr>
+        <w:rPr>
+          <w:sz w:val="20"/>
+          <w:szCs w:val="22"/>
+        </w:rPr>
+      </w:pPr>
+      <w:r>
+        <w:rPr>
+          <w:rFonts w:hint="eastAsia"/>
+          <w:sz w:val="20"/>
+          <w:szCs w:val="22"/>
+        </w:rPr>
+        <w:t>적의 공격을 흡수한다.</w:t>
+      </w:r>
+    </w:p>
+    <w:p>
+      <w:pPr>
+        <w:pStyle w:val="a6"/>
+        <w:numPr>
+          <w:ilvl w:val="3"/>
+          <w:numId w:val="5"/>
+        </w:numPr>
+        <w:rPr>
+          <w:sz w:val="20"/>
+          <w:szCs w:val="22"/>
+        </w:rPr>
+      </w:pPr>
+      <w:r>
+        <w:rPr>
+          <w:rFonts w:hint="eastAsia"/>
+          <w:sz w:val="20"/>
+          <w:szCs w:val="22"/>
+        </w:rPr>
+        <w:t>적의 위치를 고정시킨다.</w:t>
+      </w:r>
+    </w:p>
+    <w:p>
+      <w:pPr>
+        <w:pStyle w:val="a6"/>
+        <w:numPr>
+          <w:ilvl w:val="3"/>
+          <w:numId w:val="5"/>
+        </w:numPr>
+        <w:rPr>
+          <w:sz w:val="20"/>
+          <w:szCs w:val="22"/>
+        </w:rPr>
+      </w:pPr>
+      <w:r>
+        <w:rPr>
+          <w:rFonts w:hint="eastAsia"/>
+          <w:sz w:val="20"/>
+          <w:szCs w:val="22"/>
+        </w:rPr>
+        <w:t>적들을 모은다.</w:t>
+      </w:r>
+    </w:p>
+    <w:p>
+      <w:pPr>
+        <w:pStyle w:val="a6"/>
+        <w:numPr>
+          <w:ilvl w:val="3"/>
+          <w:numId w:val="5"/>
+        </w:numPr>
+        <w:rPr>
+          <w:sz w:val="20"/>
+          <w:szCs w:val="22"/>
+        </w:rPr>
+      </w:pPr>
+      <w:r>
+        <w:rPr>
+          <w:rFonts w:hint="eastAsia"/>
+          <w:sz w:val="20"/>
+          <w:szCs w:val="22"/>
+        </w:rPr>
+        <w:t>요충지를 사수한다.</w:t>
+      </w:r>
+    </w:p>
+    <w:p>
+      <w:pPr>
+        <w:pStyle w:val="a6"/>
+        <w:numPr>
+          <w:ilvl w:val="3"/>
+          <w:numId w:val="5"/>
+        </w:numPr>
+        <w:rPr>
+          <w:sz w:val="20"/>
+          <w:szCs w:val="22"/>
+        </w:rPr>
+      </w:pPr>
+      <w:r>
+        <w:rPr>
+          <w:rFonts w:hint="eastAsia"/>
+          <w:sz w:val="20"/>
+          <w:szCs w:val="22"/>
+        </w:rPr>
+        <w:t>파티원이 준비가 될 때까지 시간을 번다.</w:t>
+      </w:r>
+    </w:p>
+    <w:p>
+      <w:pPr>
+        <w:pStyle w:val="a6"/>
+        <w:numPr>
+          <w:ilvl w:val="2"/>
+          <w:numId w:val="5"/>
+        </w:numPr>
+        <w:rPr>
+          <w:sz w:val="20"/>
+          <w:szCs w:val="22"/>
+        </w:rPr>
+      </w:pPr>
+      <w:r>
+        <w:rPr>
+          <w:rFonts w:hint="eastAsia"/>
+          <w:sz w:val="20"/>
+          <w:szCs w:val="22"/>
+        </w:rPr>
+        <w:t>어그로</w:t>
+      </w:r>
+    </w:p>
+    <w:p>
+      <w:pPr>
+        <w:pStyle w:val="a6"/>
+        <w:numPr>
+          <w:ilvl w:val="3"/>
+          <w:numId w:val="5"/>
+        </w:numPr>
+        <w:rPr>
+          <w:sz w:val="20"/>
+          <w:szCs w:val="22"/>
+        </w:rPr>
+      </w:pPr>
+      <w:proofErr w:type="spellStart"/>
+      <w:r>
+        <w:rPr>
+          <w:rFonts w:hint="eastAsia"/>
+          <w:sz w:val="20"/>
+          <w:szCs w:val="22"/>
+        </w:rPr>
+        <w:t>모여있는</w:t>
+      </w:r>
+      <w:proofErr w:type="spellEnd"/>
+      <w:r>
+        <w:rPr>
+          <w:rFonts w:hint="eastAsia"/>
+          <w:sz w:val="20"/>
+          <w:szCs w:val="22"/>
+        </w:rPr>
+        <w:t xml:space="preserve"> 적을 분산시킨다.</w:t>
+      </w:r>
+    </w:p>
+    <w:p>
+      <w:pPr>
+        <w:pStyle w:val="a6"/>
+        <w:numPr>
+          <w:ilvl w:val="3"/>
+          <w:numId w:val="5"/>
+        </w:numPr>
+        <w:rPr>
+          <w:sz w:val="20"/>
+          <w:szCs w:val="22"/>
+        </w:rPr>
+      </w:pPr>
+      <w:r>
+        <w:rPr>
+          <w:rFonts w:hint="eastAsia"/>
+          <w:sz w:val="20"/>
+          <w:szCs w:val="22"/>
+        </w:rPr>
+        <w:t>유리한 지형으로 적을 유인한다.</w:t>
+      </w:r>
+    </w:p>
+    <w:p>
+      <w:pPr>
+        <w:pStyle w:val="a6"/>
+        <w:numPr>
+          <w:ilvl w:val="3"/>
+          <w:numId w:val="5"/>
+        </w:numPr>
+        <w:rPr>
+          <w:sz w:val="20"/>
+          <w:szCs w:val="22"/>
+        </w:rPr>
+      </w:pPr>
+      <w:r>
+        <w:rPr>
+          <w:rFonts w:hint="eastAsia"/>
+          <w:sz w:val="20"/>
+          <w:szCs w:val="22"/>
+        </w:rPr>
+        <w:t>적을 모은다.</w:t>
+      </w:r>
+    </w:p>
+    <w:p>
+      <w:pPr>
+        <w:pStyle w:val="a6"/>
+        <w:numPr>
+          <w:ilvl w:val="3"/>
+          <w:numId w:val="5"/>
+        </w:numPr>
+        <w:rPr>
+          <w:rFonts w:hint="eastAsia"/>
+          <w:sz w:val="20"/>
+          <w:szCs w:val="22"/>
+        </w:rPr>
+      </w:pPr>
+      <w:r>
+        <w:rPr>
+          <w:rFonts w:hint="eastAsia"/>
+          <w:sz w:val="20"/>
+          <w:szCs w:val="22"/>
+        </w:rPr>
+        <w:t>파티원이 준비가 될 때까지 시간을 번다.</w:t>
+      </w:r>
+    </w:p>
+    <w:p>
+      <w:pPr>
+        <w:pStyle w:val="a6"/>
+        <w:numPr>
+          <w:ilvl w:val="2"/>
+          <w:numId w:val="5"/>
+        </w:numPr>
+        <w:rPr>
+          <w:sz w:val="20"/>
+          <w:szCs w:val="22"/>
+        </w:rPr>
+      </w:pPr>
+      <w:r>
+        <w:rPr>
+          <w:rFonts w:hint="eastAsia"/>
+          <w:sz w:val="20"/>
+          <w:szCs w:val="22"/>
+        </w:rPr>
+        <w:t>기동타격</w:t>
+      </w:r>
+    </w:p>
+    <w:p>
+      <w:pPr>
+        <w:pStyle w:val="a6"/>
+        <w:numPr>
+          <w:ilvl w:val="3"/>
+          <w:numId w:val="5"/>
+        </w:numPr>
+        <w:rPr>
+          <w:sz w:val="20"/>
+          <w:szCs w:val="22"/>
+        </w:rPr>
+      </w:pPr>
+      <w:r>
+        <w:rPr>
+          <w:rFonts w:hint="eastAsia"/>
+          <w:sz w:val="20"/>
+          <w:szCs w:val="22"/>
+        </w:rPr>
+        <w:t>적을 추격한다.</w:t>
+      </w:r>
+    </w:p>
+    <w:p>
+      <w:pPr>
+        <w:pStyle w:val="a6"/>
+        <w:numPr>
+          <w:ilvl w:val="3"/>
+          <w:numId w:val="5"/>
+        </w:numPr>
+        <w:rPr>
+          <w:sz w:val="20"/>
+          <w:szCs w:val="22"/>
+        </w:rPr>
+      </w:pPr>
+      <w:proofErr w:type="spellStart"/>
+      <w:r>
+        <w:rPr>
+          <w:rFonts w:hint="eastAsia"/>
+          <w:sz w:val="20"/>
+          <w:szCs w:val="22"/>
+        </w:rPr>
+        <w:t>히트앤런</w:t>
+      </w:r>
+      <w:proofErr w:type="spellEnd"/>
+      <w:r>
+        <w:rPr>
+          <w:rFonts w:hint="eastAsia"/>
+          <w:sz w:val="20"/>
+          <w:szCs w:val="22"/>
+        </w:rPr>
+        <w:t xml:space="preserve"> 플레이를 한다.</w:t>
+      </w:r>
+    </w:p>
+    <w:p>
+      <w:pPr>
+        <w:pStyle w:val="a6"/>
+        <w:numPr>
+          <w:ilvl w:val="3"/>
+          <w:numId w:val="5"/>
+        </w:numPr>
+        <w:rPr>
+          <w:sz w:val="20"/>
+          <w:szCs w:val="22"/>
+        </w:rPr>
+      </w:pPr>
+      <w:r>
+        <w:rPr>
+          <w:rFonts w:hint="eastAsia"/>
+          <w:sz w:val="20"/>
+          <w:szCs w:val="22"/>
+        </w:rPr>
+        <w:t>일시적 수적 우위를 점해 적을 격파한다.</w:t>
+      </w:r>
+    </w:p>
+    <w:p>
+      <w:pPr>
+        <w:pStyle w:val="a6"/>
+        <w:numPr>
+          <w:ilvl w:val="3"/>
+          <w:numId w:val="5"/>
+        </w:numPr>
+        <w:rPr>
+          <w:rFonts w:hint="eastAsia"/>
+          <w:sz w:val="20"/>
+          <w:szCs w:val="22"/>
+        </w:rPr>
+      </w:pPr>
+      <w:r>
+        <w:rPr>
+          <w:rFonts w:hint="eastAsia"/>
+          <w:sz w:val="20"/>
+          <w:szCs w:val="22"/>
+        </w:rPr>
+        <w:t>적들의 진형을 붕괴시킨다</w:t>
+      </w:r>
+      <w:r>
+        <w:rPr>
+          <w:rFonts w:hint="eastAsia"/>
+          <w:sz w:val="20"/>
+          <w:szCs w:val="22"/>
+        </w:rPr>
+        <w:t>.</w:t>
+      </w:r>
+    </w:p>
+    <w:p>
+      <w:pPr>
+        <w:pStyle w:val="a6"/>
+        <w:numPr>
+          <w:ilvl w:val="2"/>
+          <w:numId w:val="5"/>
+        </w:numPr>
+        <w:rPr>
+          <w:sz w:val="20"/>
+          <w:szCs w:val="22"/>
+        </w:rPr>
+      </w:pPr>
+      <w:r>
+        <w:rPr>
+          <w:rFonts w:hint="eastAsia"/>
+          <w:sz w:val="20"/>
+          <w:szCs w:val="22"/>
+        </w:rPr>
+        <w:t>화력</w:t>
+      </w:r>
+    </w:p>
+    <w:p>
+      <w:pPr>
+        <w:pStyle w:val="a6"/>
+        <w:numPr>
+          <w:ilvl w:val="3"/>
+          <w:numId w:val="5"/>
+        </w:numPr>
+        <w:rPr>
+          <w:sz w:val="20"/>
+          <w:szCs w:val="22"/>
+        </w:rPr>
+      </w:pPr>
+      <w:r>
+        <w:rPr>
+          <w:rFonts w:hint="eastAsia"/>
+          <w:sz w:val="20"/>
+          <w:szCs w:val="22"/>
+        </w:rPr>
+        <w:t>적을 격파한다.</w:t>
+      </w:r>
+    </w:p>
+    <w:p>
+      <w:pPr>
+        <w:pStyle w:val="a6"/>
+        <w:numPr>
+          <w:ilvl w:val="3"/>
+          <w:numId w:val="5"/>
+        </w:numPr>
+        <w:rPr>
+          <w:sz w:val="20"/>
+          <w:szCs w:val="22"/>
+        </w:rPr>
+      </w:pPr>
+      <w:r>
+        <w:rPr>
+          <w:rFonts w:hint="eastAsia"/>
+          <w:sz w:val="20"/>
+          <w:szCs w:val="22"/>
+        </w:rPr>
+        <w:t>적의 진형을 붕괴시킨다.</w:t>
+      </w:r>
+    </w:p>
+    <w:p>
+      <w:pPr>
+        <w:pStyle w:val="a6"/>
+        <w:numPr>
+          <w:ilvl w:val="3"/>
+          <w:numId w:val="5"/>
+        </w:numPr>
+        <w:rPr>
+          <w:sz w:val="20"/>
+          <w:szCs w:val="22"/>
+        </w:rPr>
+      </w:pPr>
+      <w:r>
+        <w:rPr>
+          <w:rFonts w:hint="eastAsia"/>
+          <w:sz w:val="20"/>
+          <w:szCs w:val="22"/>
+        </w:rPr>
+        <w:t>위험한 아군을 지원한다.</w:t>
+      </w:r>
+    </w:p>
+    <w:p>
+      <w:pPr>
+        <w:pStyle w:val="a6"/>
+        <w:numPr>
+          <w:ilvl w:val="3"/>
+          <w:numId w:val="5"/>
+        </w:numPr>
+        <w:rPr>
+          <w:sz w:val="20"/>
+          <w:szCs w:val="22"/>
+        </w:rPr>
+      </w:pPr>
+      <w:r>
+        <w:rPr>
+          <w:rFonts w:hint="eastAsia"/>
+          <w:sz w:val="20"/>
+          <w:szCs w:val="22"/>
+        </w:rPr>
+        <w:t>요충지를 사수한다.</w:t>
+      </w:r>
+    </w:p>
+    <w:p>
+      <w:pPr>
+        <w:pStyle w:val="a6"/>
+        <w:numPr>
+          <w:ilvl w:val="2"/>
+          <w:numId w:val="5"/>
+        </w:numPr>
+        <w:rPr>
+          <w:sz w:val="20"/>
+          <w:szCs w:val="22"/>
+        </w:rPr>
+      </w:pPr>
+      <w:r>
+        <w:rPr>
+          <w:rFonts w:hint="eastAsia"/>
+          <w:sz w:val="20"/>
+          <w:szCs w:val="22"/>
+        </w:rPr>
+        <w:t>정찰</w:t>
+      </w:r>
+    </w:p>
+    <w:p>
+      <w:pPr>
+        <w:pStyle w:val="a6"/>
+        <w:numPr>
+          <w:ilvl w:val="3"/>
+          <w:numId w:val="5"/>
+        </w:numPr>
+        <w:rPr>
+          <w:sz w:val="20"/>
+          <w:szCs w:val="22"/>
+        </w:rPr>
+      </w:pPr>
+      <w:proofErr w:type="spellStart"/>
+      <w:r>
+        <w:rPr>
+          <w:rFonts w:hint="eastAsia"/>
+          <w:sz w:val="20"/>
+          <w:szCs w:val="22"/>
+        </w:rPr>
+        <w:t>맵의</w:t>
+      </w:r>
+      <w:proofErr w:type="spellEnd"/>
+      <w:r>
+        <w:rPr>
+          <w:rFonts w:hint="eastAsia"/>
+          <w:sz w:val="20"/>
+          <w:szCs w:val="22"/>
+        </w:rPr>
+        <w:t xml:space="preserve"> </w:t>
+      </w:r>
+      <w:proofErr w:type="spellStart"/>
+      <w:r>
+        <w:rPr>
+          <w:rFonts w:hint="eastAsia"/>
+          <w:sz w:val="20"/>
+          <w:szCs w:val="22"/>
+        </w:rPr>
+        <w:t>기믹을</w:t>
+      </w:r>
+      <w:proofErr w:type="spellEnd"/>
+      <w:r>
+        <w:rPr>
+          <w:rFonts w:hint="eastAsia"/>
+          <w:sz w:val="20"/>
+          <w:szCs w:val="22"/>
+        </w:rPr>
+        <w:t xml:space="preserve"> 파악한다.</w:t>
+      </w:r>
+    </w:p>
+    <w:p>
+      <w:pPr>
+        <w:pStyle w:val="a6"/>
+        <w:numPr>
+          <w:ilvl w:val="3"/>
+          <w:numId w:val="5"/>
+        </w:numPr>
+        <w:rPr>
+          <w:sz w:val="20"/>
+          <w:szCs w:val="22"/>
+        </w:rPr>
+      </w:pPr>
+      <w:r>
+        <w:rPr>
+          <w:rFonts w:hint="eastAsia"/>
+          <w:sz w:val="20"/>
+          <w:szCs w:val="22"/>
+        </w:rPr>
+        <w:t>유리한 지형을 파악한다.</w:t>
+      </w:r>
+    </w:p>
+    <w:p>
+      <w:pPr>
+        <w:pStyle w:val="a6"/>
+        <w:numPr>
+          <w:ilvl w:val="3"/>
+          <w:numId w:val="5"/>
+        </w:numPr>
+        <w:rPr>
+          <w:rFonts w:hint="eastAsia"/>
+          <w:sz w:val="20"/>
+          <w:szCs w:val="22"/>
+        </w:rPr>
+      </w:pPr>
+      <w:r>
+        <w:rPr>
+          <w:rFonts w:hint="eastAsia"/>
+          <w:sz w:val="20"/>
+          <w:szCs w:val="22"/>
+        </w:rPr>
+        <w:t>적의 숫자와 전술을 파악한다.</w:t>
+      </w:r>
+    </w:p>
+    <w:p>
+      <w:pPr>
+        <w:widowControl/>
+        <w:wordWrap/>
+        <w:autoSpaceDE/>
+        <w:autoSpaceDN/>
+        <w:rPr>
+          <w:rFonts w:hint="eastAsia"/>
+        </w:rPr>
+      </w:pPr>
+      <w:r>
+        <w:br w:type="page"/>
+      </w:r>
+    </w:p>
+    <w:p>
+      <w:r>
+        <w:rPr>
+          <w:rFonts w:hint="eastAsia"/>
+        </w:rPr>
+        <w:lastRenderedPageBreak/>
+        <w:t>월드</w:t>
+      </w:r>
       <w:r>
         <w:t xml:space="preserve"> 컨셉</w:t>
       </w:r>
     </w:p>
     <w:p>
-      <w:r>
-        <w:rPr>
-          <w:rFonts w:hint="eastAsia"/>
-        </w:rPr>
-        <w:t>파티</w:t>
-      </w:r>
-      <w:r>
-        <w:t xml:space="preserve"> 기능</w:t>
-      </w:r>
-    </w:p>
-    <w:p>
-      <w:r>
-        <w:rPr>
-          <w:rFonts w:hint="eastAsia"/>
-        </w:rPr>
-        <w:t>파티와</w:t>
-      </w:r>
-      <w:r>
-        <w:t xml:space="preserve"> 몬스터의 상호작용</w:t>
-      </w:r>
-    </w:p>
-    <w:p>
-      <w:r>
-        <w:rPr>
-          <w:rFonts w:hint="eastAsia"/>
-        </w:rPr>
-        <w:t>월드</w:t>
-      </w:r>
-      <w:r>
-        <w:t xml:space="preserve"> 컨셉</w:t>
+      <w:pPr>
+        <w:rPr>
+          <w:rFonts w:hint="eastAsia"/>
+        </w:rPr>
+      </w:pPr>
+      <w:r>
+        <w:rPr>
+          <w:rFonts w:hint="eastAsia"/>
+        </w:rPr>
+        <w:t>몬스터의 전술과 대응</w:t>
       </w:r>
     </w:p>
     <w:p>
@@ -10545,6 +11713,129 @@
     </w:lvl>
   </w:abstractNum>
   <w:abstractNum w:abstractNumId="9" w15:restartNumberingAfterBreak="0">
+    <w:nsid w:val="7ED87A77"/>
+    <w:multiLevelType w:val="multilevel"/>
+    <w:tmpl w:val="E5441B28"/>
+    <w:lvl w:ilvl="0">
+      <w:start w:val="1"/>
+      <w:numFmt w:val="decimal"/>
+      <w:suff w:val="nothing"/>
+      <w:lvlText w:val="Chapter %1."/>
+      <w:lvlJc w:val="left"/>
+      <w:pPr>
+        <w:ind w:left="0" w:firstLine="0"/>
+      </w:pPr>
+      <w:rPr>
+        <w:rFonts w:asciiTheme="majorHAnsi" w:eastAsia="맑은 고딕" w:hAnsiTheme="majorHAnsi" w:hint="default"/>
+        <w:b/>
+        <w:i w:val="0"/>
+        <w:sz w:val="32"/>
+      </w:rPr>
+    </w:lvl>
+    <w:lvl w:ilvl="1">
+      <w:start w:val="1"/>
+      <w:numFmt w:val="decimal"/>
+      <w:lvlText w:val="%2."/>
+      <w:lvlJc w:val="left"/>
+      <w:pPr>
+        <w:ind w:left="539" w:hanging="426"/>
+      </w:pPr>
+      <w:rPr>
+        <w:rFonts w:asciiTheme="minorHAnsi" w:eastAsia="맑은 고딕" w:hAnsiTheme="minorHAnsi" w:hint="default"/>
+        <w:sz w:val="24"/>
+        <w:szCs w:val="24"/>
+      </w:rPr>
+    </w:lvl>
+    <w:lvl w:ilvl="2">
+      <w:start w:val="1"/>
+      <w:numFmt w:val="upperLetter"/>
+      <w:lvlText w:val="%3."/>
+      <w:lvlJc w:val="left"/>
+      <w:pPr>
+        <w:ind w:left="992" w:hanging="425"/>
+      </w:pPr>
+      <w:rPr>
+        <w:rFonts w:hint="eastAsia"/>
+        <w:sz w:val="20"/>
+        <w:szCs w:val="24"/>
+      </w:rPr>
+    </w:lvl>
+    <w:lvl w:ilvl="3">
+      <w:start w:val="1"/>
+      <w:numFmt w:val="ganada"/>
+      <w:lvlText w:val="(%4)"/>
+      <w:lvlJc w:val="left"/>
+      <w:pPr>
+        <w:ind w:left="1899" w:hanging="425"/>
+      </w:pPr>
+      <w:rPr>
+        <w:rFonts w:hint="eastAsia"/>
+        <w:sz w:val="20"/>
+      </w:rPr>
+    </w:lvl>
+    <w:lvl w:ilvl="4">
+      <w:start w:val="1"/>
+      <w:numFmt w:val="decimalEnclosedCircle"/>
+      <w:lvlText w:val="%5"/>
+      <w:lvlJc w:val="left"/>
+      <w:pPr>
+        <w:ind w:left="2580" w:hanging="425"/>
+      </w:pPr>
+      <w:rPr>
+        <w:rFonts w:hint="eastAsia"/>
+        <w:sz w:val="20"/>
+      </w:rPr>
+    </w:lvl>
+    <w:lvl w:ilvl="5">
+      <w:start w:val="1"/>
+      <w:numFmt w:val="decimal"/>
+      <w:lvlText w:val="%1.%2.%3.%4.%5.%6"/>
+      <w:lvlJc w:val="left"/>
+      <w:pPr>
+        <w:ind w:left="3260" w:hanging="1134"/>
+      </w:pPr>
+      <w:rPr>
+        <w:rFonts w:hint="eastAsia"/>
+      </w:rPr>
+    </w:lvl>
+    <w:lvl w:ilvl="6">
+      <w:start w:val="1"/>
+      <w:numFmt w:val="decimal"/>
+      <w:lvlText w:val="%1.%2.%3.%4.%5.%6.%7"/>
+      <w:lvlJc w:val="left"/>
+      <w:pPr>
+        <w:ind w:left="3827" w:hanging="1276"/>
+      </w:pPr>
+      <w:rPr>
+        <w:rFonts w:hint="eastAsia"/>
+      </w:rPr>
+    </w:lvl>
+    <w:lvl w:ilvl="7">
+      <w:start w:val="1"/>
+      <w:numFmt w:val="decimal"/>
+      <w:lvlText w:val="%1.%2.%3.%4.%5.%6.%7.%8"/>
+      <w:lvlJc w:val="left"/>
+      <w:pPr>
+        <w:ind w:left="4394" w:hanging="1418"/>
+      </w:pPr>
+      <w:rPr>
+        <w:rFonts w:hint="eastAsia"/>
+      </w:rPr>
+    </w:lvl>
+    <w:lvl w:ilvl="8">
+      <w:start w:val="1"/>
+      <w:numFmt w:val="decimal"/>
+      <w:lvlText w:val="%1.%2.%3.%4.%5.%6.%7.%8.%9"/>
+      <w:lvlJc w:val="left"/>
+      <w:pPr>
+        <w:ind w:left="5102" w:hanging="1700"/>
+      </w:pPr>
+      <w:rPr>
+        <w:rFonts w:hint="eastAsia"/>
+      </w:rPr>
+    </w:lvl>
+  </w:abstractNum>
+  <w:abstractNum w:abstractNumId="10" w15:restartNumberingAfterBreak="0">
     <w:nsid w:val="7EF667A5"/>
     <w:multiLevelType w:val="multilevel"/>
     <w:tmpl w:val="AFCA5282"/>
@@ -10661,7 +11952,7 @@
     </w:lvl>
   </w:abstractNum>
   <w:num w:numId="1" w16cid:durableId="588779163">
-    <w:abstractNumId w:val="9"/>
+    <w:abstractNumId w:val="10"/>
   </w:num>
   <w:num w:numId="2" w16cid:durableId="1761177560">
     <w:abstractNumId w:val="1"/>
@@ -10689,6 +11980,9 @@
   </w:num>
   <w:num w:numId="10" w16cid:durableId="1349871843">
     <w:abstractNumId w:val="0"/>
+  </w:num>
+  <w:num w:numId="11" w16cid:durableId="856237708">
+    <w:abstractNumId w:val="9"/>
   </w:num>
 </w:numbering>
 </file>
